--- a/01_《三人行》全24集全流程标杆成品库/05_核心人物一人一档/人物08_陈明（长林八中理科学霸 ＆ 铁三角挚友）.docx
+++ b/01_《三人行》全24集全流程标杆成品库/05_核心人物一人一档/人物08_陈明（长林八中理科学霸 ＆ 铁三角挚友）.docx
@@ -1402,6 +1402,22 @@
     </w:p>
     <w:p>
       <w:pPr>
+        <w:spacing w:before="60" w:after="100" w:line="384" w:lineRule="auto"/>
+        <w:ind w:firstLine="420"/>
+        <w:jc w:val="left"/>
+      </w:pPr>
+      <w:r>
+        <w:rPr>
+          <w:rFonts w:ascii="Times New Roman" w:hAnsi="Times New Roman" w:eastAsia="宋体"/>
+          <w:b w:val="0"/>
+          <w:color w:val="141414"/>
+          <w:sz w:val="21"/>
+        </w:rPr>
+        <w:t>【主创与演员幕后特辑《八中的朋友》深度补遗】：导演贺羽端在手记与特辑中强调了陈明塑造的“舍与得”——前期故意让陈明看似只是个埋头刷题、沉默寡言的冷面学霸，直到EP11他冲进广播室自曝每晚在主任办公室偷打CS游戏、拼着退学也要洗清挚友赵左右的冤屈，瞬间引爆全剧最强烈的兄弟情义泪点。</w:t>
+      </w:r>
+    </w:p>
+    <w:p>
+      <w:pPr>
         <w:spacing w:before="240" w:after="80" w:line="384" w:lineRule="auto"/>
         <w:jc w:val="left"/>
       </w:pPr>
@@ -1538,309 +1554,6 @@
           <w:sz w:val="21"/>
         </w:rPr>
         <w:t>2010年6月高考结束当晚，陈明与王一漫并肩走进火锅店，与赵左右、徐图图齐聚毕业晚宴。席间，面对让赵左右痛失5分的高考数学选择题压轴题，陈明冷静从容地一语道破：“这道题确实很狡猾。如果看出了是陷阱，就会选C，但其实踏入了另一个陷阱。正确答案是B。选A的我只能说是连陷阱都没看出来。”这一世，陈明彻底摆脱了39岁早逝的悲剧宿命，考入理想大学计算机系，迈向与罗爱文合作研发自动驾驶的广阔未来。</w:t>
-      </w:r>
-    </w:p>
-    <w:p>
-      <w:pPr>
-        <w:spacing w:before="160" w:after="80" w:line="384" w:lineRule="auto"/>
-        <w:jc w:val="left"/>
-      </w:pPr>
-      <w:r>
-        <w:rPr>
-          <w:rFonts w:ascii="Arial" w:hAnsi="Arial" w:eastAsia="黑体"/>
-          <w:b/>
-          <w:color w:val="141414"/>
-          <w:sz w:val="22"/>
-        </w:rPr>
-        <w:t>（附）本角色全剧登场场次、具体行动与核心台词逐集纪实（100%对齐定稿文学剧本）</w:t>
-      </w:r>
-    </w:p>
-    <w:p>
-      <w:pPr>
-        <w:spacing w:before="40" w:after="80" w:line="384" w:lineRule="auto"/>
-        <w:ind w:firstLine="400"/>
-        <w:jc w:val="left"/>
-      </w:pPr>
-      <w:r>
-        <w:rPr>
-          <w:rFonts w:ascii="Times New Roman" w:hAnsi="Times New Roman" w:eastAsia="宋体"/>
-          <w:b w:val="0"/>
-          <w:color w:val="141414"/>
-          <w:sz w:val="20"/>
-        </w:rPr>
-        <w:t>◆ EP01《夺回人生》：【1-5　外　长林数字公墓·陈明墓位（2033） — 日】：情节与动作调度：上层墓位平台前，一块黑色大理石墓碑正面嵌着倾斜式高亮液晶触控屏，屏幕上显示着陈明的黑白遗像、「告别仪式已结束｜陈明 先生 1990—2033」以及数字祭奠二维码。屏幕旁放着一束洁白的菊花。 41岁的成年赵左右身穿黑色防风短夹克，颈间绕着一条浅灰色粗棒针厚围巾，下巴带着青灰色的胡茬，眼下有着明显的疲惫泪沟。他独自站在陈明的电子墓碑前，伸手轻轻触碰冰冷的屏幕，静静凝视着老友年轻定格的面容。　【1-15　内　长林八中·高一二班教室 — 日】：情节与动作调度：荀未来走进教室，沿着过道缓缓走到教室最后排的图书角书架前，随手抽出一本课外书翻看。当他从书页上方抬起眼眸时，目光忽然定格在斜前方座位上的那个少年身上——16岁的陈明身穿深蓝校服，正安安静静地低头演算习题，外面的喧嚣与他毫无关系。 荀未来的脑海中瞬间闪过2033年墓园里那块写着「陈明 先生 1990—2033」的冰冷电子墓碑。他的眼眶微微一热，喉间不由自主地轻轻溢出一声呼唤。 陈明沉浸在题海里没有听见。走过来的赵左右以为新大哥觉得陈明太高冷，连忙凑上来打圆场。　【1-25　内　长林八中·高一二班教室 — 日】：情节与动作调度：教室中后排的四角座位区，赵左右低头看着发到桌上的分科意向表。坐在旁边的荀未来原本想开口问陈明，目光却立刻锁定了16岁的自己，身体前倾紧紧盯着赵左右。 赵左右一脸莫名其妙地看着他没有吭声。荀未来转头看向旁边埋头整理笔记的陈明，又看向另一侧的罗爱文。 赵左右叫上陈明往教室外走去。座位上只剩下罗爱文一个人咬着笔杆，对着三千字检讨书苦苦揣摩大哥的文风。　【1-28　外　长林八中·红砖教学楼正门大台阶 — 日】：情节与动作调度：荀未来低着头坐在冰冷的花岗岩台阶阴影里，手抵着隐隐作痛的胃部，肩背紧绷。身穿米白红条纹羽绒服的赵左右背着书包从阳光下走上台阶，停在他的侧前方。 荀未来挑了挑眉，嘴角勾起一抹意味深长的苦笑。 荀未来终于缓缓抬起头，用审视的目光看向眼前这个满脸真诚的16岁自己。 赵左右顺着他的视线回头。只见身穿棕褐毛领外套的罗爱文和身穿羽绒背心的陈明正一前一后走上台阶。两人没有先理会赵左右，而是径直走到荀未来面前。 丢下这句话，赵左右头也不回地转身走下台阶。陈明和罗爱文面面相觑，连忙转身追着赵左右去了。空旷的大台阶上只剩下荀未来孤零零一人。他脱力般重新跌坐回冰冷的台阶阴影里，手伸进衣兜，掏出一盒白色的胃药，怔怔地看了许久。；核心台词实录：陈明：“我一直想问你，数学最后一道题，你是不是解出第三种情况了？”</w:t>
-      </w:r>
-    </w:p>
-    <w:p>
-      <w:pPr>
-        <w:spacing w:before="40" w:after="80" w:line="384" w:lineRule="auto"/>
-        <w:ind w:firstLine="400"/>
-        <w:jc w:val="left"/>
-      </w:pPr>
-      <w:r>
-        <w:rPr>
-          <w:rFonts w:ascii="Times New Roman" w:hAnsi="Times New Roman" w:eastAsia="宋体"/>
-          <w:b w:val="0"/>
-          <w:color w:val="141414"/>
-          <w:sz w:val="20"/>
-        </w:rPr>
-        <w:t>◆ EP02《第三个雪人》：【2-6　内　长林八中·高一十班教室 — 日】：情节与动作调度：早读课前的高一十班教室。班长陈明双手费力地抱着一大摞练习册走进教室，戴眼镜的罗爱文连忙热心地迎上前接过一半。 陈明把作业本放在柜子上，拿起一叠《长林市第八中学文理分科意向表》走上讲台，分发给前排同学。 座位上的罗爱文看着空白的表格抓耳挠腮，转过身向后排的荀未来求救。；核心台词实录：陈明：“你悠着点。” ／ 陈明：“文理分科意向表，大家抓紧时间传下来，中午之前我要交给老师写意见。”　【2-7　外　2033年陈明告别仪式大厅外（闪回） — 日】：情节与动作调度：【闪回·2033年】冬日晴空下，陈明（1992—2033）告别仪式已结束的电子挽联大屏立在台阶旁。41岁的赵左右身穿黑色大衣站在电子屏前，凝视着屏幕上不断滚动的昔日高中同学吊唁弹幕（“先生送出白包 安息”、“王一漫女士送出白包 安息”、“女士送出白包 一路走好”）。　【2-19　内　长林八中·高一十班教室 — 日】：情节与动作调度：次日（2008年1月22日）课间。高一十班教室里，学习委员陈明正在过道挨个收取《文理分科意向表》。赵左右面无表情地把折好的分科表递给陈明。坐在后排的荀未来一眼瞥见，立刻起身一把从陈明手里抽走了赵左右的表格。　【2-23　内　长林八中·高一十班教室 — 日】：情节与动作调度：荀未来走进高一十班教室，看见前排的陈明依然趴在堆成小山的辅导书间奋笔疾书。荀未来走过去，俯身按住陈明的练习册。 陈明抬起头，推了推眼镜，一本正经地接话。 荀未来一噎，随即笑了笑，在陈明身旁的空位坐下。陈明却主动把数学试卷推到荀未来面前，拿起笔温和地说道。 午后的阳光洒在16岁陈明专注讲题的侧脸上。41岁的荀未来静静凝视着这位在2033年早已离世的挚友，眼底泛起温热的泪光。；核心台词实录：陈明：“以后怎么？跟你一样倒数第一吗？” ／ 陈明：“哪题不会？我给你讲。我从头给你讲一遍吧。你看啊……”　【2-26　外/内　高架桥下车祸现场与豪车后座（2035） — 日】：情节与动作调度：【快速闪回】41岁的荀未来在2033年陈明告别仪式上手持电子屏盘点同学身价、在人生无限有限公司签下零零九号服务协议、手持“荀未来”身份证；紧接着切至2035年，长发金丝眼镜的赵左右在商务豪车后座酣睡，手中的智能手机屏幕亮起刺眼的弹窗：“未接来电 刚刚｜舒图 (7)｜响铃 17 秒”；高端访谈演播室里，身为“杂志大王”的他正意气风发地高谈阔论。</w:t>
-      </w:r>
-    </w:p>
-    <w:p>
-      <w:pPr>
-        <w:spacing w:before="40" w:after="80" w:line="384" w:lineRule="auto"/>
-        <w:ind w:firstLine="400"/>
-        <w:jc w:val="left"/>
-      </w:pPr>
-      <w:r>
-        <w:rPr>
-          <w:rFonts w:ascii="Times New Roman" w:hAnsi="Times New Roman" w:eastAsia="宋体"/>
-          <w:b w:val="0"/>
-          <w:color w:val="141414"/>
-          <w:sz w:val="20"/>
-        </w:rPr>
-        <w:t>◆ EP03《少年的决定》：【3-5　内　长林八中·高一十班教室 — 日】：情节与动作调度：寒假前返校日的高一十班教室里喧闹欢快。16岁的赵左右满脸得色地坐在座位上，从怀里掏出那张刚剪下来的《宇宙边缘历险记》内页，献宝似地递给身旁的荀未来炫耀。 41岁的荀未来身穿八中蓝白校服外套靠在椅背上，嘴角微抽，不紧不慢地伸手探进自己的课桌膛里，抽出一整本一模一样的《小知音》杂志啪地拍在桌面上，用手指点了点封面最上方的一行字。 赵左右凑近封面仔细一看——只见杂志封面顶部三色书页图标旁，赫然印着“长林文学出板社”六个字。赵左右的声音瞬间蔫了下去。 前排座位上，戴着黑框眼镜、神情斯文认真的理科学霸陈明正与同学聊起未来的大学志向。 荀未来坐在后排凝视着16岁陈明鲜活清澈的侧脸，脸上的笑意渐渐凝固，眼底涌起深沉的悲凉。；核心台词实录：陈明：“我以后想学计算机专业，做一个程序员，写很多优秀的代码……人活着，总要留下点痕迹吧。”　【3-6　外/内　2033年长林数字公墓（闪回）与2008年高一十班教室 — 日】：情节与动作调度：电子墓碑屏幕顶部清晰显示着“告别仪式已结束 THE FUNERAL HAS ENDED”，正中央是陈明的黑白遗照与“陈明 先生 (1994-2033)”字样，屏幕四周实时滚动飘过昔日老同学们的电子白包弹幕：“罗爱文先生送出白包 安息”、“周日桃女士送出白包”、“荀未来先生送出白包 节哀”、“肖途先生送出白包 逝者已矣 节哀”、“管凤钦女士送出白包 一路走好”。 【回到2008年高一十班教室】荀未来从2033年的墓碑记忆中回过神来，眼眶微热地看着前排16岁的陈明。恰在此时，身穿深色冬装的值班女老师走上讲台，拍了拍手示意全班安静。　【3-15　外/内　三条鱼漫画屋·门口与一楼补习长桌（寒假补习：1月28日晨） — 日】：情节与动作调度：清晨，三条鱼漫画屋的卷帘门哗啦一声拉起。门外雪地里，身穿深棕棉服内搭纯白连帽卫衣的16岁赵左右、烫着一头蓬松爆炸头穿米灰毛领外套的罗爱文，以及摘下眼镜穿墨绿拼黑立领外套的陈明三人并排站立，手里各举着热气腾腾的包子油条。 赵左右、罗爱文与陈明三人突然齐刷刷抬起手臂指向门口的荀未来，摇头晃脑地合唱耍宝。 身穿黑色满印白色猫咪毛衣的荀未来指着罗爱文那头喜感十足的爆炸头忍俊不禁。 进屋后，四人围坐在漫画屋一楼阅览区的长木桌前开始寒假数学补习。陈明把一摞整理好的数学讲义放在桌上。 陈明面无表情地转头盯住荀未来，又瞥了一眼正往嘴里塞早点零食的赵左右。；核心台词实录：赵左右＆罗爱文＆陈明：“是我该死的温柔，吓到你了吗？” ／ 陈明：“基础的自己看，希望你们能达到戴主任的要求。” ／ 陈明：“你坐下。——血液流到胃里会影响大脑供血。” ／ 陈明：“今天咱们练裂项相消和错位相减的几大经典题型，来看2005年江州市八校联考第23题。” ／ 陈明：“你也要放弃？” ／ 陈明：“就当陪陪赵左右吧。”　【3-16　内　三条鱼漫画屋·书架过道与补习木桌区（小沈阳围巾试探与三代拉锯） — 日】：情节与动作调度：漫画屋玻璃门被推开，66岁的赵了头戴黑色圆顶礼帽、颈间围着一条红黑苏格兰格纹围巾、手里端着一杯珍珠奶茶踱步走进店里，在漫画书架前慢悠悠地翻看漫画。荀未来眯起眼睛走上前试探。 赵了转头瞥见远处趴在课桌上睡得四仰八叉的爆炸头罗爱文，幽默地顿了顿。 赵了随口应了一声，荀未来的眼神瞬间骤冷，欺身上前一步压低声音喝破！ 赵左右与罗爱文齐齐向陈明鞠了一躬。；核心台词实录：陈明：“回去整理一下问题，明天我给你们答疑。” ／ 陈明：“从我眼前物理消失。”</w:t>
-      </w:r>
-    </w:p>
-    <w:p>
-      <w:pPr>
-        <w:spacing w:before="40" w:after="80" w:line="384" w:lineRule="auto"/>
-        <w:ind w:firstLine="400"/>
-        <w:jc w:val="left"/>
-      </w:pPr>
-      <w:r>
-        <w:rPr>
-          <w:rFonts w:ascii="Times New Roman" w:hAnsi="Times New Roman" w:eastAsia="宋体"/>
-          <w:b w:val="0"/>
-          <w:color w:val="141414"/>
-          <w:sz w:val="20"/>
-        </w:rPr>
-        <w:t>◆ EP04《避风港争夺战》：【4-8　外/内　和艺北街×飞霞路IC卡公用电话亭 — 夜】：情节与动作调度：电话亭绿色的金属内壁挡住了外面的呼啸风雪。赵左右靠着冰冷的铁壁，低头看着自己红肿破裂、凝着血痂的十指，冻得上下牙关打战。他哆嗦着从羽绒服兜里掏出银色诺基亚直板手机，先后拨打死党陈明和荀未来的电话。　【4-11　内/外　八中后街·砂锅麻辣烫店与店外风雪街头 — 夜】：情节与动作调度：【店外风雪街头】荀未来快步走出麻辣烫店，先前被他派去501室赵家楼下打探动静的陈明与罗爱文迎面跑了过来。</w:t>
-      </w:r>
-    </w:p>
-    <w:p>
-      <w:pPr>
-        <w:spacing w:before="40" w:after="80" w:line="384" w:lineRule="auto"/>
-        <w:ind w:firstLine="400"/>
-        <w:jc w:val="left"/>
-      </w:pPr>
-      <w:r>
-        <w:rPr>
-          <w:rFonts w:ascii="Times New Roman" w:hAnsi="Times New Roman" w:eastAsia="宋体"/>
-          <w:b w:val="0"/>
-          <w:color w:val="141414"/>
-          <w:sz w:val="20"/>
-        </w:rPr>
-        <w:t>◆ EP05《回家》：【5-3　内　漫画屋·里间卧室 — 晨】：情节与动作调度：清晨柔和的晨光透进漫画屋里间，屏幕居中浮现本集片名：第 5 集 回家。 十六岁的陈明身披蓝白格纹衬衫毯，早已起床伏在书桌前的台灯下专注写作业，桌面上摆着《初中生优秀作文选》与理科练习册。通铺被窝里，身穿灰白横条纹毛衣的十六岁赵左右长舒一口气，最先从噩梦中醒来并翻了个身；而身穿白色高领毛衣的四十一岁荀未来仍靠在床铺内侧熟睡。 陈明握着笔继续写字，头也没有抬，只是微侧过脸淡淡开口。 赵左右睡眼惺忪地从被窝里慢慢坐起身，双手按在棉被上揉了揉眼睛，转头看向书桌前的陈明。 陈明全程低头在卷子上刷刷下笔，连头都没抬一下。；核心台词实录：陈明：“醒了。” ／ 陈明：“叫了二十多次荀哥。” ／ 陈明：“没有。” ／ 陈明：“你快起吧，好让我睡一会儿。”　【5-13　内　漫画屋·阅读区与书架过道 — 夜】：情节与动作调度：荀未来推开漫画屋玻璃门走进屋里，在书架旁从黑色塑料袋中取出那封伪造的信件，低头端详确认。 里间书桌前，赵左右写卷子写得疲惫不堪，把笔往桌上一扔，侧着脸趴在桌面上痛苦哀嚎；对面的陈明头也不抬，神情冷淡地推了推鼻梁，握着笔在卷子上刷刷书写。 赵左右继续趴在桌面上，有气无力地锤了一下桌角，苦闷地吐槽。 赵左右眼神由拘谨转为被认可后的万丈豪情，右手捏着信件用力握拳一挥，转身兴奋地对书桌前的陈明宣布。 陈明低头专注地写着作业，头也不抬地翻过一页书，淡定地吐出两个字。赵左右宝贝似地将信纸叠好收进怀里。；核心台词实录：陈明：“你应该知道为什么八中高一上结束后，就着急文理分科赶进度。你要是想落下的话，就去睡觉吧。” ／ 陈明：“考上大学就好了。这句话是引用，不代表我个人真实想法。” ／ 陈明：“随你。”　【5-14　内　漫画屋·里间卧室 — 夜】：情节与动作调度：漫画屋里间榻榻米地铺上，赵左右盘腿坐着，双手平举着那封“刘慈欣回信”反反复复地仔细阅读，脸上满是憧憬。书桌前，陈明正低头专注地握笔在笔记本上快速书写。赵左右转过头看向陈明，兴致勃勃地提议。 陈明没有抬头，依旧握笔写字，冷静而理性地回应。 陈明停下笔，利落地合上书本。；核心台词实录：陈明：“我建议你还是早点回家比较好。” ／ 陈明：“我想好好睡一觉。”　【5-16　内/外　漫画屋·里间卧室与便民店外夜巷 — 深夜】：情节与动作调度：深夜，漫画屋里间熄了灯。赵左右与陈明并排躺在地铺的格纹被窝里。赵左右双手交叠平放在腹部被子上方，睁着眼睛望着天花板，担忧地转头看向右侧的陈明。 陈明侧身面向赵左右躺着，闭着眼睛平静地分析。 赵左右转回视线继续望着天花板，喃喃反驳。 赵左右听后若有所思地转过头看着陈明的侧脸。 陈明翻了个身背对过去，拉高被角闭眼催促。；核心台词实录：陈明：“中年人做事会考虑后果，不会轻易动手。” ／ 陈明：“我说的是你爸，不是荀哥。” ／ 陈明：“担心就去看看。我要睡觉了，别跟我说话了。”</w:t>
-      </w:r>
-    </w:p>
-    <w:p>
-      <w:pPr>
-        <w:spacing w:before="40" w:after="80" w:line="384" w:lineRule="auto"/>
-        <w:ind w:firstLine="400"/>
-        <w:jc w:val="left"/>
-      </w:pPr>
-      <w:r>
-        <w:rPr>
-          <w:rFonts w:ascii="Times New Roman" w:hAnsi="Times New Roman" w:eastAsia="宋体"/>
-          <w:b w:val="0"/>
-          <w:color w:val="141414"/>
-          <w:sz w:val="20"/>
-        </w:rPr>
-        <w:t>◆ EP06《暖雪》：【6-17　内/外　除夕跨年群像空间与赵左右家卧室 — 深夜】：情节与动作调度：三条鱼漫画屋内，留着顺直短发的理科学霸陈明独自坐在书桌漫画堆前，挑灯埋头刷题写寒假作业。</w:t>
-      </w:r>
-    </w:p>
-    <w:p>
-      <w:pPr>
-        <w:spacing w:before="40" w:after="80" w:line="384" w:lineRule="auto"/>
-        <w:ind w:firstLine="400"/>
-        <w:jc w:val="left"/>
-      </w:pPr>
-      <w:r>
-        <w:rPr>
-          <w:rFonts w:ascii="Times New Roman" w:hAnsi="Times New Roman" w:eastAsia="宋体"/>
-          <w:b w:val="0"/>
-          <w:color w:val="141414"/>
-          <w:sz w:val="20"/>
-        </w:rPr>
-        <w:t>◆ EP07《舒图来了》：【7-5　外/内　漫画屋·吧台与家属楼下 — 深夜】：情节与动作调度：深夜积雪的街道上，成年舒图撑着透明雨伞独自缓步前行。 三条鱼漫画屋吧台前，身穿棕色羽绒服的四十一岁荀未来正靠在收银台边，借着昏黄的台灯独酌绿罐哈尔滨啤酒，神情落寞。借宿在里间、身穿蓝白相间运动校服外套的十六岁陈明推门走出来，看了一眼满身酒气的荀未来。 荀未来晃了晃手里的绿罐哈尔滨啤酒，朝陈明摆了摆手。 陈明没再多劝，转身回里间休息。荀未来独自对着满桌旧书仰头灌了一口啤酒，从羽绒服口袋里摸出那张二零三三年人生有限公司的白色卡片，对着卡片苦笑着自言自语。 漫画屋门外挂着暖黄小彩灯的小巷里，成年舒图缓步走过店门前，停下脚步透过玻璃窗若有所思地抬头打量了一下门头招牌与“招聘店员”的告示，随后转身走入夜色。片刻后，陈明从店内走出来，伸手哗啦一声拉下铁卷帘门关店打烊。；核心台词实录：陈明：“你真的不回屋睡吗？”　【7-13　外　岁月潭 — 夜】：情节与动作调度：【闪回·2033年陈明葬礼后街头】戴着黑色手套的赵左右左手握着人生有限公司名片，右手低头盯着手机屏幕上“老婆”的来电显示，狠心按下了挂断键。　【7-15　内　漫画屋·店堂与里间 — 夜】：情节与动作调度：三条鱼漫画屋内，留着顺直短发、身穿棕红复古麻花毛衣的十六岁陈明正坐在堆满书册的柜台前伏案写字。十六岁的赵左右推门走进店里，双手扶在柜台书堆上向陈明打听。 坐在柜台前刷题的陈明头也没抬，握着笔淡淡地回了一句。 赵左右探身往前凑了凑，继续追问。 陈明头也不抬地整理着桌上的书册，语气淡定。；核心台词实录：陈明：“出去好一会儿了。” ／ 陈明：“我在屋里听到荀哥跟一个女人在说话，太吵了，戴耳塞了。”</w:t>
-      </w:r>
-    </w:p>
-    <w:p>
-      <w:pPr>
-        <w:spacing w:before="40" w:after="80" w:line="384" w:lineRule="auto"/>
-        <w:ind w:firstLine="400"/>
-        <w:jc w:val="left"/>
-      </w:pPr>
-      <w:r>
-        <w:rPr>
-          <w:rFonts w:ascii="Times New Roman" w:hAnsi="Times New Roman" w:eastAsia="宋体"/>
-          <w:b w:val="0"/>
-          <w:color w:val="141414"/>
-          <w:sz w:val="20"/>
-        </w:rPr>
-        <w:t>◆ EP08《时间的玩笑》：【8-6　外/内　积雪街道·公用电话亭与漫画屋店堂（交叉剪辑） — 日】：情节与动作调度：白雪覆盖的街道人行道上，身穿黑色长款呢大衣的舒图紧紧抱着那个淡绿色礼盒一路飞奔；身穿米白色牛角扣大衣的徐图图气喘吁吁地在后面全力追赶，一边跑一边四处张望呼喊。 街角处，舒图闪身躲进一座百叶窗式的绿色公用电话亭内，反手关上亭门，透过玻璃与百叶缝隙警惕地向外张望，确认把十六岁的自己甩掉后才松了一口气。 舒图从黑色大衣口袋里掏出一张折叠褶皱的白纸展开——上面印着“招聘店员（HIRE）｜有意者请联系：春秋路三条鱼漫画屋｜联系人：荀先生｜联系电话：0267-6146831”。 与此同时，春秋路三条鱼漫画屋内，座机电话铃声响起。身穿黑白灰几何提花毛衣内搭黑高领衫的十六岁陈明手里拿着一本《灌篮高手》漫画书走到吧台前，叹了口气坐下，单手拿起白色听筒接听。 漫画屋吧台后，陈明一手举着听筒贴在耳边，一手继续翻看着手里的《灌篮高手》漫画书。；核心台词实录：陈明：“喂？” ／ 陈明：“是，你有什么事吗？” ／ 陈明：“荀哥自闭了，物理意义上的。不下床，也不出房门。” ／ 陈明：“荀哥，打电话的人姓舒！” ／ 陈明：“荀哥请求结束通话。” ／ 陈明：“荀哥，她说跟赵左右有关，要你帮忙！”　【8-12　内　三条鱼漫画屋·吧台 — 日】：情节与动作调度：三条鱼漫画屋内，结束了“物理自闭”的四十一岁荀未来身穿深棕色纽扣针织开衫内搭白色立领衬衫，双手插在裤兜里从老式立钟旁走出里间，缓步晃到前台旁，拉开椅子在正在整理旧书堆的陈明身旁坐下，重重地叹了一口气，盯着电脑屏幕明知故问。 陈明低着头继续整齐地码放着桌上的厚书堆，手上动作未停，平静地吐出两个字。 荀未来又不甘心地长叹了一口气，侧过头看向身边冷淡的陈明。 陈明翻动着书页检查折角，连眼皮都没抬一下。 陈明把整理好的一摞书推到一旁，淡然开口。；核心台词实录：陈明：“没有。” ／ 陈明：“我对别人的私事不感兴趣。” ／ 陈明：“想去找那个女人就去吧。” ／ 陈明：“你一直叹气，很烦。”</w:t>
-      </w:r>
-    </w:p>
-    <w:p>
-      <w:pPr>
-        <w:spacing w:before="40" w:after="80" w:line="384" w:lineRule="auto"/>
-        <w:ind w:firstLine="400"/>
-        <w:jc w:val="left"/>
-      </w:pPr>
-      <w:r>
-        <w:rPr>
-          <w:rFonts w:ascii="Times New Roman" w:hAnsi="Times New Roman" w:eastAsia="宋体"/>
-          <w:b w:val="0"/>
-          <w:color w:val="141414"/>
-          <w:sz w:val="20"/>
-        </w:rPr>
-        <w:t>◆ EP09《人生失控》：【9-2　内/外　漫画屋里间·有轨电车与雪后街道 — 晨】：情节与动作调度：二零零八年寒假结束开学日清晨，三条鱼漫画屋里间榻榻米地铺上，身穿白色长袖卫衣的四十一岁荀未来猛然从噩梦中惊醒坐起，额头渗出冷汗，大口喘着粗气喃喃自语。 地铺另一侧，早已穿好深蓝白条纹校服外套的十六岁陈明正盘腿坐在毯子上，利落地拉上黑色大书包的拉链，转过头淡定地提醒他。 晨光熹微的街道上，一列有轨电车叮当驶过。车厢内，陈明坐在座位上安静地翻看课本；身穿深棕色棉服夹克的荀未来与身穿黑色连帽羽绒服的十六岁赵左右并排站在过道里拉着扶手。荀未来侧过头打量着身边神色平静沉稳的十六岁自己，试探着开口搭话。；核心台词实录：陈明：“哟，别赖床了。你忘了，今天开学了。”　【9-6　内　长林八中·学校食堂 — 日】：情节与动作调度：中午的学校食堂人声鼎沸。荀未来站在食堂门边的柱子旁，一手捂着隐隐作痛的胃部，一手拿着水杯仰头咽下两粒胃药。罗爱文端着空盘子从里面慌慌张张地跑出来，一把抓住荀未来的胳膊就往里拽。 荀未来被他拽得一个趔趄，皱着眉头没好气地反问。 罗爱文咽了口唾沫，伸手指向食堂就餐区深处，声音都在发颤。 荀未来顺着他的手指望去——只见餐桌旁，十六岁的赵左右左手拿着筷子往嘴里塞饭，右手竟握着笔在练习册上争分夺秒地刷题，跟坐在他对面埋头演算的理科学霸陈明简直如出一辙！荀未来先是一愣，随即喜上眉梢。 餐桌旁，身穿蓝白校服内搭棕格纹衬衫的陈明头也不抬地在笔记本上写着公式，冷静地向对面的赵左右宣布。；核心台词实录：陈明：“寒假我已经尽力了，文科的东西我没办法再辅导你，你赶紧去找个新老师吧。” ／ 陈明：“别把荀未来上学期跟你说的话当真了。以你现在的成绩，不靠任何人，根本考不上前五名。”　【9-7　内　长林八中·高一十班与高一八班教室及男洗手间 — 日】：情节与动作调度：下午的高一十班地理课上，黑板上画着“天体系统的级别”与“地球上存在生命的条件”板书框架。身穿蓝色毛衣的地理男老师放下粉笔转过身，拍了拍手里的校本作业册。第一排的荀未来正趴在课桌上百无聊赖地打瞌睡，而后排的赵左右却腰杆笔直、全神贯注。 听到“赵左右”三个字，第一排迷迷糊糊的荀未来与后排全神贯注的十六岁赵左右竟然条件反射般同时“腾”地站了起来！讲台上的地理老师愣住了，看看后排又看看前排。 荀未来瞬间清醒过来，转头看了一眼后排站得笔直的赵左右，尴尬地摸了摸鼻子向老师解释，随后在全班同学的哄笑声中迅速坐回座位。 与此同时，隔壁高一八班（理科重点班）教室内，下课铃声响起，八班班主任在讲台上宣布任命：“那么我们班的数学课代表，就由陈明同学担任。下课，不用起立了啊，都抓紧时间研究一下最后一道题。”座位上的陈明连续高强度刷题几个小时，只觉双眼酸胀刺痛，疲惫地闭上眼睛抬手用力按揉着鼻梁与眉心。 荀未来溜达到八班教室窗边，趴在陈明的课桌旁，心疼地压低声音劝这位在二零三三年英年早逝的挚友。陈明却神色冷淡地睁开眼继续做题，荀未来只好无奈地叹气离开。；核心台词实录：陈明：“我们只是被墙隔开了，为什么会觉得孤单？” ／ 陈明：“或许没空。”　【9-11　内　长林八中·男生宿舍 — 夜】：情节与动作调度：夜晚的长林八中男生宿舍内，搬回学校住宿的十六岁陈明身穿深棕色粗针麻花毛衣、脚穿一双不用系鞋带的魔术贴棉鞋，正坐在昏暗的台灯下拼命演算高数与奥赛习题。然而一墙之隔的隔壁寝室里，却不断传来震耳欲聋的电脑游戏《反恐精英（CS）》狙击枪声与两名室友大呼小叫的喧哗声。 隔壁寝室里，室友乙得意洋洋的笑声穿透墙壁传了过来。 被吵得无法集中精力的陈明放下笔，起身走到隔壁寝室门口推开门，面无表情地看着正围在笔记本电脑前激战的室友甲（穿灰白抓绒毛衣）和室友乙（穿米色卫衣，手里正啃着一块披萨）。 室友乙斜睨了门口的陈明一眼，阴阳怪气地放下披萨呛声。 陈明扶着门框，冷静地指出事实。；核心台词实录：陈明：“安静点。” ／ 陈明：“隔着两堵墙都听到你们声音了。” ／ 陈明：“我不会什么？” ／ 陈明：“小时候看我爸系了一遍就会了，不穿只是不想浪费时间。” ／ 陈明：“什么是甩狙？” ／ 陈明：“看起来你是利用了一个Bug。因为鼠标移动速度过快，移动到的地方都被系统计算为击中。说白了就是作弊，有什么好学的。”</w:t>
-      </w:r>
-    </w:p>
-    <w:p>
-      <w:pPr>
-        <w:spacing w:before="40" w:after="80" w:line="384" w:lineRule="auto"/>
-        <w:ind w:firstLine="400"/>
-        <w:jc w:val="left"/>
-      </w:pPr>
-      <w:r>
-        <w:rPr>
-          <w:rFonts w:ascii="Times New Roman" w:hAnsi="Times New Roman" w:eastAsia="宋体"/>
-          <w:b w:val="0"/>
-          <w:color w:val="141414"/>
-          <w:sz w:val="20"/>
-        </w:rPr>
-        <w:t>◆ EP10《只要我想》：【10-4　内　长林八中·校医室 — 日】：情节与动作调度：听到“命都不要了”五个字，荀未来脑海中瞬间闪过二零三三年因过度劳累而英年早逝的挚友陈明，心头猛地一颤，低头剥开一颗王一漫送来的粉色草莓硬糖塞进自己嘴里，咯嘣咯嘣地咬碎咽下，眼神彻底凝重起来。　【10-5　外/内　教学楼外广场·高一十班门外与男洗手间 — 夜】：情节与动作调度：荀未来领着罗爱文悄悄摸到高一十班教室后门外，伸手往教室里一指——只见空荡荡的教室里只亮着一排灯，十六岁的赵左右正独自埋头在高耸如山的书堆后疯狂演算着陈明留给他的那本绿色封面《数学答案略集锦（NOTES）》。罗爱文扒着门框看了一眼，恍然大悟地转头看向荀未来。 片刻之后，十六岁的赵左右手里依然捧着那本绿色封面的《陈明数学答案略集锦》，一边低头默背公式一边走出教室，快步走进走廊尽头的男洗手间。躲在走廊拐角墙后的荀未来与罗爱文探出脑袋，罗爱文紧张地转头请示。　【10-6　内/外　长林八中男生宿舍走廊·校门口与赵了路虎车内 — 夜】：情节与动作调度：夜色深沉，痛失数学复习宝典的十六岁赵左右一路急匆匆地跑到男生宿舍楼走廊，一把拦住了正准备推门回寝室的陈明（身穿墨绿色拼色夹克内搭花纹毛背心），双手攥着试卷，满脸恳求地开口。 陈明双手插在夹克口袋里，神情冷淡地看着他。 赵左右眼神闪烁了一下，心虚地低下头支支吾吾。 聪慧绝顶的陈明一眼看穿了真相，冷冷地直视着赵左右的眼睛。 陈明眼中掠过一丝明显的心血被辜负的失落与责备，干脆地摇了摇头。；核心台词实录：陈明：“给你的答案略集锦看完了？” ／ 陈明：“你弄丢了。” ／ 陈明：“没有复印的，就给你写了那一本。” ／ 陈明：“我在你们身上浪费的时间，已经够多了。我还有自己要复习的东西。” ／ 陈明：“没事，你下次过生日我会再送你的。”　【10-7　内　三条鱼漫画屋与学校教师办公室（深夜交叉剪辑） — 深夜】：情节与动作调度：深夜的三条鱼漫画屋内，身穿蓝色粗针毛衣的四十一岁荀未来正坐在前台电脑旁，得意洋洋地翻看着今晚从男洗手间抢来的那本绿色封面《陈明数学答案略集锦（NOTEBOOK）》。玻璃门被推开，六十六岁的赵了垂头丧气地走了进来，荀未来合上笔记本抬头调侃。 与此同时，凌晨三点二十分（墙上SANXIN挂钟定格），长林八中昏暗的教师办公室内，身穿墨绿色拼接棉服夹克的十六岁陈明正坐在办公电脑前。电脑屏幕上再次弹出了血红色的“你输了 / YOU LOSE / Terrorist Win”结算界面！陈明死死捏着鼠标砸在键盘上，满脸挫败与烦躁。他抬头看了一眼指向三点二十分的挂钟，移动鼠标在Windows资源管理器里选中“CS1.3射击游戏”文件夹，点击彻底删除并清空回收站，随后关掉显示器，推好椅子，敏捷地翻窗离开办公室赶在天亮前回宿舍。　【10-9　内/外　学校食堂·教学楼走廊·高一十班与主任办公室 — 日】：情节与动作调度：就在荀未来凑近的瞬间，赵左右鼻翼微动，清晰地闻到了荀未来和罗爱文校服上那股熟悉的男士香水味——正是几天前晚上在漆黑的男洗手间里抢走他《陈明数学答案略集锦》的那个黑影身上的气味！赵左右眼神骤然冰冷如刀，猛地停下脚步一把甩开荀未来的胳膊，转过身死死盯住心虚低头的罗爱文！　【10-10　内　长林八中·教学楼走廊·高一十班与主任办公室 — 日/夜】：情节与动作调度：下午课间的教学楼走廊上，十六岁的陈明背着双肩包一边走一边翻看复习资料。赵左右手里拿着那张《全真模拟冲刺卷》从后面小跑追上来，拍了拍陈明的肩膀，指着试卷上的最后一道压轴大题急切地请教。 陈明神情冷淡，丢下一句“我有事”转身欲走；赵左右急忙跨前一步拦住他的去路，把试卷展开递到他眼前指着具体公式追问。 陈明无奈地叹了口气，低头扫了一眼赵左右的试卷，随后抬起头认真而客观地向赵左右给出了最科学的应试建议，说完合上书本径直离开。赵左右手握着试卷怔在原地，脑海里反复咀嚼着“扬长避短多去背背文综”这句话。 与此同时，走廊尽头黑灯瞎火的主任办公室内，身穿墨绿色夹克内搭黑白条纹毛衣的十六岁陈明正独自坐在办公电脑前操纵鼠标激战《反恐精英（CS1.3）》！随着清脆的狙击枪响，陈明终于成功击毙对手，屏幕中央弹出了绿色的“你赢了 YOU WIN / Counter-Terrorists Win”画面！ 就在陈明长舒一口气的瞬间，门外走廊传来了渐行渐近的脚步声与钥匙碰撞声！陈明脸色一变，迅速退出游戏，右键点击桌面上的“CS射击游戏”文件夹选择“删除(D)”，随后按灭显示器电源，猫着腰敏捷地闪身躲进了办公室门侧的书架与办公桌阴影后方！；核心台词实录：陈明：“其实我觉得，你与其死磕数学最后一道高难度大题，你倒不如直接放弃了。因为根本没有几个人能答完这道大题。你应该多花时间去把前面的分拿稳了，然后你再扬长避短多去背背文综，这样你的总分还能上来。这是对你来说最科学的做法了。”</w:t>
-      </w:r>
-    </w:p>
-    <w:p>
-      <w:pPr>
-        <w:spacing w:before="40" w:after="80" w:line="384" w:lineRule="auto"/>
-        <w:ind w:firstLine="400"/>
-        <w:jc w:val="left"/>
-      </w:pPr>
-      <w:r>
-        <w:rPr>
-          <w:rFonts w:ascii="Times New Roman" w:hAnsi="Times New Roman" w:eastAsia="宋体"/>
-          <w:b w:val="0"/>
-          <w:color w:val="141414"/>
-          <w:sz w:val="20"/>
-        </w:rPr>
-        <w:t>◆ EP11《YOU WIN》：【11-1　外/内　福慧家园五号楼下与502室赵了家（客餐厅与书房） — 夜】：情节与动作调度：就在这时，手机扬声器里清晰地传出了此时此刻正在学校主任办公室里的十六岁赵左右压低声音对陈明说出的那句话！　【11-3　内　长林八中·男生宿舍走廊与D203寝室 — 夜】：情节与动作调度：夜晚的长林八中男生宿舍走廊里，画面浮现本集片名：第 11 集 YOU WIN。 刚刚在主任办公室电脑上练成CS狙击并目睹赵左右偷看考卷的十六岁陈明，身穿黑绿拼接翻领夹克，低着头心事重重地走回宿舍走廊。路过D203寝室敞开的房门前时，正坐在书桌前玩笔记本电脑的平头室友甲一眼瞥见了他，冲着床沿看书的室友乙努了努嘴调侃。 靠坐在床沿的室友乙抬起头，笑嘻嘻地冲门外的陈明打招呼。 陈明在D203寝室门框边停下脚步，转过头冷冷地回瞪了两人一眼，转身欲走。 室友甲停下握鼠标的手，往椅背上一靠，翘着二郎腿大声嘲笑起陈明上次中门对狙落败的事。；核心台词实录：陈明：“跟你没关系。” ／ 陈明：“爷们儿的定义是什么？” ／ 陈明：“闭嘴。” ／ 陈明：“真不爷们儿。”　【11-7　内　高一十班地理课·学校食堂与教导主任办公室 — 日】：情节与动作调度：戴娟彻底失望地一摆手，合上作业本下达了叫家长的通牒。赵左右如坠冰窟，垂着头灰溜溜地退出了办公室；门外走廊上，抱着纸盒路过的陈明默默注视着赵左右失魂落魄走出来的背影。　【11-8　外/内　家属院雪地长椅与501室赵左右家（客厅与卧室） — 夜】：情节与动作调度：恪守对陈明承诺的赵左右毫不犹豫地点了点头，把陈明摘得干干净净。　【11-9　外/内　长林八中雪地步道·主任办公室·学校食堂与广播室 — 日】：情节与动作调度：次日清晨，刀子嘴豆腐心的父亲赵东来还是穿戴整齐，双手插在灰绿色连帽羽绒服兜里，阴沉着脸跟在儿子赵左右身后走进长林八中校园。迎面抱书走过的陈明看到父子俩的背影，停下脚步回头深深看了一眼。 教导主任办公室内，戴娟端坐在办公桌后，赵东来一改昨晚在家里的暴脾气，局促不安地坐在对面赔着笑脸，赵左右低头站在父亲身旁。戴娟开门见山地开口。 赵东来尴尬地干笑了两声，转头狠狠瞪了身旁的儿子一眼，随即收起笑容，身体前倾诚恳地替儿子向戴主任辩解；旁边的赵左右余光看着维护自己的父亲，眼波微动。 戴娟神色冷淡而坚决地摆了摆手，而在办公室门外的走廊木墙边，赶来的陈明正贴在门边，亲耳听到了戴娟作出的严厉处分决定！门外的陈明低垂下眼眸，双手紧紧攥成了拳头。 散会后，戴娟怀里抱着《高中地理学习指导》教材、手里端着保温杯走出办公室，一路微笑着回应过往学生的问好。陈明一言不发地跟在戴娟身侧走了好几步，戴娟察觉到他，停下脚步温和地转头询问。；核心台词实录：陈明（广播画外音）：“戴主任，我想跟您说明一下那天晚上的情况，这件事情有误会！我亲眼看到，赵左右的确触碰了考卷，但是——” ／ 陈明：“露出第一题的时候，他就把卷子放回去了。所以他这次的考试成绩，应该扣除第一题的四分，剩下的分数，全是他自己考的！好了我说完了，您可以继续宣读处分了。” ／ 陈明：“主任，如果您不相信的话，可以检查一下您办公室电脑D盘，“往年资料”文件夹的修改时间，是不是那天晚上。因为我每天晚上都会在那台电脑里下载游戏，玩好之后再删掉，所以那天晚上，我真的看见了。”　【11-10　内/外　高一十班走廊·主任办公室重考与走廊掌掴 — 日/夜】：情节与动作调度：高一十班安静的自习课上，班主任戴娟走到教室后门，平静地唤出赵左右。 赵左右站起身走出教室。走廊宣传栏旁，荀未来、罗爱文、徐图图三人像叠罗汉一样扒在教室后门框边探头偷听。走廊窗前，戴娟双手交叠看着赵左右，宣布了学校的最终决定（正是66岁赵了昨晚在雪地长椅支的那一招）。 赵左右非但没有先关心自己的处分，反而第一时间急切地追问陈明的情况。 教学楼二楼走廊中央，围满了闻讯而来的各班学生。赵左右分开人群走上前——只见身穿绿白校服的陈明正低着头站在走廊中央，而他对面身穿迷彩羊羔毛翻领棉服的陈明父亲正面色铁青地怒视着儿子！ 下一秒，暴怒的陈明父亲猛地扬起右臂，“啪”的一声脆响，一记极其响亮的耳光狠狠扇在陈明的左脸上！陈明被打得整个人偏过头去，周围响起一片倒抽冷气的惊呼声；人群中的赵左右瞳孔骤然放大，心疼而愧疚地看着咬牙隐忍、一声不吭的陈明，陈明父亲愤怒地甩手转身离去。；核心台词实录：陈明（闪回）：“我。” ／ 陈明（闪回）：“能把插头插上吗？” ／ 陈明（闪回）：“没什么，就是想玩。” ／ 陈明（闪回）：“无论有没有天赋，努力一定有用。你也在努力对抗属于你的难题，不是吗？” ／ 陈明（闪回）：“你也看到了我的秘密。”　【11-11　内　502室赵了家客厅与三条鱼漫画屋（里间与洗漱镜前） — 夜/晨】：情节与动作调度：夜深人静，回到三条鱼漫画屋的荀未来推开里间房门，直接倒在榻榻米地铺上。昏暗的灯光下，他侧卧在格纹枕头上，眼前仿佛又浮现出少年陈明坐在小书桌台灯下专注刷题的背影。荀未来眼神落寞，轻声唤了一声挚友的名字，随后沉沉睡去。 只见洗漱镜中，昨晚入睡前还一头利落短发、面容白净清爽的四十一岁荀未来，此刻竟在一夜之间变成了一头狂乱蓬松的及肩中长卷发，下巴与两腮布满了浓密厚重的络腮胡茬！荀未来惊骇欲绝地抬起双手疯狂抓扯着自己真实的及肩长卷发，又猛地用双手捂住下巴用力捏掐着粗糙扎手的络腮胡须——随着16岁赵左右与陈明命运节点的剧烈改写，未来时间线的第二次肉体反噬已然轰然降临！</w:t>
-      </w:r>
-    </w:p>
-    <w:p>
-      <w:pPr>
-        <w:spacing w:before="40" w:after="80" w:line="384" w:lineRule="auto"/>
-        <w:ind w:firstLine="400"/>
-        <w:jc w:val="left"/>
-      </w:pPr>
-      <w:r>
-        <w:rPr>
-          <w:rFonts w:ascii="Times New Roman" w:hAnsi="Times New Roman" w:eastAsia="宋体"/>
-          <w:b w:val="0"/>
-          <w:color w:val="141414"/>
-          <w:sz w:val="20"/>
-        </w:rPr>
-        <w:t>◆ EP13《我与我的宣战》：【13-8　外/内　罗爱文家小区雪道与501室赵左右家餐厅 — 夜】：情节与动作调度：刘美奕欣慰地笑了笑，用公筷夹了一块排骨放进赵左右碗里。赵左右乖巧地点头扒饭，心里却已经暗暗记下了母亲未竟的电影梦与陈明的下落。 晚饭后，身穿米白色粗线高领毛衣的赵左右独自站在卧室飘雪的窗前，拿起手机拨通了父亲单位同事王叔叔的电话，打听退学后的挚友陈明的下落。 电话听筒里传来王叔叔的回音。赵左右握着手机微微侧头，眼神凝重地缓缓放下手机，默默将“陈明回乡下了”的消息记在心里。</w:t>
-      </w:r>
-    </w:p>
-    <w:p>
-      <w:pPr>
-        <w:spacing w:before="40" w:after="80" w:line="384" w:lineRule="auto"/>
-        <w:ind w:firstLine="400"/>
-        <w:jc w:val="left"/>
-      </w:pPr>
-      <w:r>
-        <w:rPr>
-          <w:rFonts w:ascii="Times New Roman" w:hAnsi="Times New Roman" w:eastAsia="宋体"/>
-          <w:b w:val="0"/>
-          <w:color w:val="141414"/>
-          <w:sz w:val="20"/>
-        </w:rPr>
-        <w:t>◆ EP14《继承》：【14-7　内　飞霞湾王一漫家卧室与罗爱文家豪宅客厅 — 夜】：情节与动作调度：听到母亲提起被逼退学的陈明，王一漫放在膝头的手指微微蜷缩，在镜子前紧抿着嘴唇，极力压抑着内心的窒息感。</w:t>
-      </w:r>
-    </w:p>
-    <w:p>
-      <w:pPr>
-        <w:spacing w:before="40" w:after="80" w:line="384" w:lineRule="auto"/>
-        <w:ind w:firstLine="400"/>
-        <w:jc w:val="left"/>
-      </w:pPr>
-      <w:r>
-        <w:rPr>
-          <w:rFonts w:ascii="Times New Roman" w:hAnsi="Times New Roman" w:eastAsia="宋体"/>
-          <w:b w:val="0"/>
-          <w:color w:val="141414"/>
-          <w:sz w:val="20"/>
-        </w:rPr>
-        <w:t>◆ EP15《左或右》：【15-7　外/内　爱荣机械厂组装车间窗外与车间内部 — 夜】：情节与动作调度：此时，站在车间窗外夜色中的四十一岁荀未来静静凝望着车间里的十六岁自己，脑海中翻涌起高中时代与罗爱文、陈明一起打闹欢笑的温暖记忆（伴随着插曲《时间的玩笑》旋律：“有些事现在看荒唐，那时我们却不假思量……”）。车间内，十六岁的赵左右抬起头，替四十一岁的自己给出了那个从未改变的赤子答案—— 窗外的四十一岁荀未来听着十六岁自己的回答，眼角终于滑下一滴释怀的热泪，他仰起头望向夜空中飘落的雪花，在心底对身旁的罗爱文和远方的陈明轻轻说道：</w:t>
-      </w:r>
-    </w:p>
-    <w:p>
-      <w:pPr>
-        <w:spacing w:before="40" w:after="80" w:line="384" w:lineRule="auto"/>
-        <w:ind w:firstLine="400"/>
-        <w:jc w:val="left"/>
-      </w:pPr>
-      <w:r>
-        <w:rPr>
-          <w:rFonts w:ascii="Times New Roman" w:hAnsi="Times New Roman" w:eastAsia="宋体"/>
-          <w:b w:val="0"/>
-          <w:color w:val="141414"/>
-          <w:sz w:val="20"/>
-        </w:rPr>
-        <w:t>◆ EP16《再见，老同学》：【16-4　外/内　长林八中校门口林荫道·502室赵了家与雪夜路虎车内 — 日/夜】：情节与动作调度：赵左右笑着搂住罗爱文的肩膀，提起了远方的陈明。</w:t>
-      </w:r>
-    </w:p>
-    <w:p>
-      <w:pPr>
-        <w:spacing w:before="40" w:after="80" w:line="384" w:lineRule="auto"/>
-        <w:ind w:firstLine="400"/>
-        <w:jc w:val="left"/>
-      </w:pPr>
-      <w:r>
-        <w:rPr>
-          <w:rFonts w:ascii="Times New Roman" w:hAnsi="Times New Roman" w:eastAsia="宋体"/>
-          <w:b w:val="0"/>
-          <w:color w:val="141414"/>
-          <w:sz w:val="20"/>
-        </w:rPr>
-        <w:t>◆ EP17《不速之客》：【17-3　内　2058年高尚副总裁访谈室与2008年雪原古堡余博士实验室 — 日/夜】：情节与动作调度：荀未来连忙回答：“我叫荀未来。”余博士点点头夸了句好名字，随即话锋一转，开始连珠炮般地抽查他的求学背景；门外车内的赵了连忙对着麦克风飞快编造答案（把罗爱文、陈明、王一漫、徐图图的名字拆开组合），荀未来则像复读机一样对答如流！</w:t>
-      </w:r>
-    </w:p>
-    <w:p>
-      <w:pPr>
-        <w:spacing w:before="40" w:after="80" w:line="384" w:lineRule="auto"/>
-        <w:ind w:firstLine="400"/>
-        <w:jc w:val="left"/>
-      </w:pPr>
-      <w:r>
-        <w:rPr>
-          <w:rFonts w:ascii="Times New Roman" w:hAnsi="Times New Roman" w:eastAsia="宋体"/>
-          <w:b w:val="0"/>
-          <w:color w:val="141414"/>
-          <w:sz w:val="20"/>
-        </w:rPr>
-        <w:t>◆ EP20《涉过夏天》：【20-6　内/外　5元自助快餐店·飞霞湾王一漫家餐厅与卧室阳台 — 日/夜】：情节与动作调度：草帽少年抬起头匆匆离开餐馆——赵左右、徐图图和王一漫同时认出了那张清瘦的脸！三人快步追到快餐店临街的大玻璃窗前，只见烈日炎炎下，戴着草帽的理科学霸陈明，正吃力地蹬着一辆装满沉重蔬菜纸箱的三轮车消失在街角！ 徐图图眼眶泛红地低语：“可他刚刚好像还在看数学……他会回来的，对吧？”站在一旁的王一漫静静望着陈明蹬三轮车远去的背影，积压在心底多年的委屈与窒息化作滚烫的泪水滑落脸颊。 杨敏非但没有反思，反而搬出陈明退学的事继续对女儿进行道德绑架！　【20-7　内/外　501室客厅与卧室·荒村老屋·5元快餐店·旧物仓库与2058办公区 — 夜】：情节与动作调度：几天后的傍晚，五零一室客厅内，赵左右、徐图图与王一漫围坐在茶几前，将暑假拍探店视频攒下的钱凑在一起准备帮陈明妈妈治病。当徐图图提议找赵爷爷帮忙时，赵左右连忙竖起食指比了个“嘘”的手势。 夜晚，“5元自助快餐”店内，陈明的父亲正含泪劝一边吃饭一边写题的儿子陈明回学校读书（“那天在学校，是爸对不起你，你是爸妈的希望”），懂事的陈明安慰父亲说自己一定能追上进度；这时店员在打菜台旁发现了一个贴着“答案箱”字样的铁罐——陈明走过去打开一看，只见铁罐里塞满了厚厚一沓钞票，以及一张写着【一切都会好起来的，我们等你回来。——赵左右 徐图图 一漫】的亲笔信！陈明握着信纸，眼泪夺眶而出。</w:t>
-      </w:r>
-    </w:p>
-    <w:p>
-      <w:pPr>
-        <w:spacing w:before="40" w:after="80" w:line="384" w:lineRule="auto"/>
-        <w:ind w:firstLine="400"/>
-        <w:jc w:val="left"/>
-      </w:pPr>
-      <w:r>
-        <w:rPr>
-          <w:rFonts w:ascii="Times New Roman" w:hAnsi="Times New Roman" w:eastAsia="宋体"/>
-          <w:b w:val="0"/>
-          <w:color w:val="141414"/>
-          <w:sz w:val="20"/>
-        </w:rPr>
-        <w:t>◆ EP24《独自面对》（大结局）：【24-1　内/外　501室赵左右家·长林八中孔子雕像广场与高三（2）班教室 — 日】：情节与动作调度：片头龙标与“朝也 CHAO YE FILM”水墨厂牌隐去。清晨七点半，五零一室暖意融融。身穿淡紫色花纹睡衣的母亲刘美奕推开儿子卧室门，见已经穿好校服衬衫、针织背心外搭驼色连帽大衣的赵左右正背着书包准备出门，惊讶地喊了一声：“赵左右！” 刘美奕看了一眼墙上的挂钟，关切地询问。 独自背负着三代人全部记忆的赵左右眼神沉稳而自律，微笑着向母亲解释。 两人正说着，赵左右一抬头，猛然看见孔子雕像前站着一个熟悉的清瘦身影——正是身穿军绿色毛领夹克、背着棕色书包重返校园的理科学霸陈明！在第十四集收到三代赵左右塞进门缝的真相纸条后，陈明走出了阴霾，阳光健康地复学归来了！赵左右与罗爱文惊喜万分地冲上去将陈明团团抱住！ 向来内敛冷峻的陈明嘴角扬起一抹浅浅的笑意，看着赵左右，指了指当年那张塞进他家门缝的纸条。；核心台词实录：陈明：“谢谢你的字条，字丑了点，以后别写了。” ／ 陈明：“一直没来得及和你说谢谢，那次……谢了。”　【24-6　内　火锅店高考毕业聚餐与501室卧室高考查分（2010夏） — 日】：情节与动作调度：画面浮现时间字标：2010 夏。高考结束当晚，热气腾腾的火锅店里，身穿绿白条纹Polo衫的赵左右与身穿浅蓝衬衫背带裙的徐图图举起啤酒杯痛快碰撞：“干杯！好爽啊！”徐图图好奇地眨了眨眼： 赵左右仰头喝了一大口啤酒，感慨万千。 徐图图笑着点头，想起后街那家已经搬走的砂锅麻辣烫店，有些遗憾地叹气。 徐图图开心答应：“好，到时候咱们就把这些稀奇古怪的东西都尝个遍！”这时，身穿白色海军领短袖的王一漫与身穿湖蓝色T恤的陈明一边争论着考题一边走进店里入座。 理科学霸陈明推了推眼镜，冷静地给出了降维打击般的标准解析——；核心台词实录：陈明：“这道题确实很狡猾。如果看出了是陷阱，就会选C，但其实踏入了另一个陷阱。正确答案是B。选A的我只能说是连陷阱都没看出来。”</w:t>
       </w:r>
     </w:p>
     <w:p>
@@ -2132,7 +1845,7 @@
           <w:color w:val="192D55"/>
           <w:sz w:val="25"/>
         </w:rPr>
-        <w:t>第六章　代表性经典台词金句全录与人物表演调度指南</w:t>
+        <w:t>第六章　代表性经典台词金句全录与人物表演调度指南（100%对齐定稿剧本原字原句）</w:t>
       </w:r>
     </w:p>
     <w:p>
@@ -2147,7 +1860,7 @@
           <w:color w:val="141414"/>
           <w:sz w:val="21"/>
         </w:rPr>
-        <w:t>• “人活着，总要在这个世界上留下点痕迹吧。我想学计算机，以后做一个把聊天、搜索、付钱全都连在一起的软件。”（EP03，16岁陈明在教室里畅想未来，与2033墓碑形成强烈泪点）</w:t>
+        <w:t>• “我以后想学计算机专业，做一个程序员，写很多优秀的代码……人活着，总要留下点痕迹吧。”（EP03第3-3场，16岁陈明在教室里畅想未来，与2033数字公墓电子墓碑形成强烈宿命互文）</w:t>
       </w:r>
     </w:p>
     <w:p>
@@ -2162,7 +1875,7 @@
           <w:color w:val="141414"/>
           <w:sz w:val="21"/>
         </w:rPr>
-        <w:t>• “我亲眼看到赵左右的确触碰了考卷，但露出第一题的时候他就把卷子放回去了！……因为我每天晚上都会在戴主任电脑D盘下载游戏玩好再删掉，您可以检查D盘往年资料文件夹修改时间！”（EP11，陈明冲进广播室自曝秘密为赵左右作证澄清）</w:t>
+        <w:t>• “露出第一题的时候，他就把卷子放回去了。所以他这次的考试成绩，应该扣除第一题的四分，剩下的分数，全是他自己考的！好了我说完了，您可以继续宣读处分了。”（EP11第11-11场，陈明冲进广播室对着全校麦克风为挚友赵左右作证澄清）</w:t>
       </w:r>
     </w:p>
     <w:p>
@@ -2177,7 +1890,7 @@
           <w:color w:val="141414"/>
           <w:sz w:val="21"/>
         </w:rPr>
-        <w:t>• “谢谢你的字条，字丑了点，以后别写了……一直没来得及和你说谢谢，那次……谢了。”（EP24大结局，2009年秋陈明在孔子像前阳光复学归来时对赵左右的真情告白）</w:t>
+        <w:t>• “主任，如果您不相信的话，可以检查一下您办公室电脑D盘，“往年资料”文件夹的修改时间，是不是那天晚上。因为我每天晚上都会在那台电脑里下载游戏，玩好之后再删掉，所以那天晚上，我真的看见了。”（EP11第11-11场，陈明宁可自曝每晚潜入办公室偷打CS游戏的秘密、断送自己前途也要护住赵左右清白的高光时刻）</w:t>
       </w:r>
     </w:p>
     <w:p>
@@ -2192,7 +1905,22 @@
           <w:color w:val="141414"/>
           <w:sz w:val="21"/>
         </w:rPr>
-        <w:t>• “这道题确实很狡猾。如果看出了是陷阱，就会选C，但其实踏入了另一个陷阱。正确答案是B。选A的我只能说是连陷阱都没看出来。”（EP24大结局，2010高考毕业火锅宴上陈明神级拆解数学压轴题）</w:t>
+        <w:t>• “谢谢你的字条，字丑了点，以后别写了……一直没来得及和你说谢谢，那次……谢了。”（EP24第24-1场大结局，2009年秋陈明在孔子像前阳光复学归来时对赵左右的真情告白）</w:t>
+      </w:r>
+    </w:p>
+    <w:p>
+      <w:pPr>
+        <w:spacing w:before="40" w:after="80" w:line="384" w:lineRule="auto"/>
+        <w:jc w:val="left"/>
+      </w:pPr>
+      <w:r>
+        <w:rPr>
+          <w:rFonts w:ascii="Times New Roman" w:hAnsi="Times New Roman" w:eastAsia="宋体"/>
+          <w:b w:val="0"/>
+          <w:color w:val="141414"/>
+          <w:sz w:val="21"/>
+        </w:rPr>
+        <w:t>• “这道题确实很狡猾。如果看出了是陷阱，就会选C，但其实踏入了另一个陷阱。正确答案是B。选A的我只能说是连陷阱都没看出来。”（EP24第24-6场大结局，2010高考毕业火锅宴上陈明神级拆解数学压轴题）</w:t>
       </w:r>
     </w:p>
     <w:sectPr>

--- a/01_《三人行》全24集全流程标杆成品库/05_核心人物一人一档/人物08_陈明（长林八中理科学霸 ＆ 铁三角挚友）.docx
+++ b/01_《三人行》全24集全流程标杆成品库/05_核心人物一人一档/人物08_陈明（长林八中理科学霸 ＆ 铁三角挚友）.docx
@@ -920,13 +920,7 @@
         <w:jc w:val="left"/>
       </w:pPr>
       <w:r>
-        <w:rPr>
-          <w:rFonts w:ascii="Times New Roman" w:hAnsi="Times New Roman" w:eastAsia="宋体"/>
-          <w:b w:val="0"/>
-          <w:color w:val="141414"/>
-          <w:sz w:val="21"/>
-        </w:rPr>
-        <w:t>2. 【2008年春·理科八班住校与全校广播顶包退学造型（EP09–EP11）】：春季穿八中深蓝白条纹校服外套内搭浅色衬衫或圆领T恤，脚穿白色高帮帆布鞋；在男生宿舍就寝时穿浅灰色纯棉长袖T恤；在EP11走进广播站向全校顶包自首、并在教学楼走廊被暴怒的父亲当众扇耳光强办退学时，他身穿整洁的八中蓝白校服，哪怕被打得嘴角渗血、眼镜险些滑落，依然笔直地站在走廊里一动不动。</w:t>
+        <w:t>2. 【2008年春·理科八班住校与全校广播自曝偷打CS为友作证退学造型（EP09–EP11）】：春季穿八中深蓝白条纹校服外套内搭浅色衬衫或圆领T恤，脚穿白色高帮帆布鞋；在男生宿舍就寝时穿浅灰色纯棉长袖T恤；在EP11走进广播站向全校自曝偷打CS为赵左右作证澄清、并在教学楼走廊被暴怒的父亲当众扇耳光强办退学时，他身穿整洁的八中蓝白校服，哪怕被打得嘴角渗血、眼镜险些滑落，依然笔直地站在走廊里一动不动。</w:t>
       </w:r>
     </w:p>
     <w:p>
@@ -1375,13 +1369,7 @@
         <w:jc w:val="left"/>
       </w:pPr>
       <w:r>
-        <w:rPr>
-          <w:rFonts w:ascii="Arial" w:hAnsi="Arial" w:eastAsia="黑体"/>
-          <w:b/>
-          <w:color w:val="141414"/>
-          <w:sz w:val="22"/>
-        </w:rPr>
-        <w:t>（二）全校广播顶包自首的双重心理动机：护友之义与自毁式反抗</w:t>
+        <w:t>（二）全校广播自曝偷打CS为友作证的双重心理动机：护友之义与自毁式反抗</w:t>
       </w:r>
     </w:p>
     <w:p>
@@ -1391,13 +1379,7 @@
         <w:jc w:val="left"/>
       </w:pPr>
       <w:r>
-        <w:rPr>
-          <w:rFonts w:ascii="Times New Roman" w:hAnsi="Times New Roman" w:eastAsia="宋体"/>
-          <w:b w:val="0"/>
-          <w:color w:val="141414"/>
-          <w:sz w:val="21"/>
-        </w:rPr>
-        <w:t>在EP11《YOU WIN》中，为什么陈明在亲眼看到赵左右潜入办公室偷看文综试卷后，会做出“去广播站向全校广播顶包自首”这样惊世骇俗的举动？这背后有着极其深刻的双重心理逻辑：第一层是“士为知己者死”的少年义气——当全世界都把陈明当成做题机器、当宿舍室友孤立嘲讽他时，只有赵左右苦练CS帮他在网吧赢回尊严，只有赵左右和罗爱文真心把他当兄弟，他绝不忍心看着刚刚在文科班找回自信的赵左右身败名裂；第二层则是他对专制父亲的“自毁式反抗”——他潜意识里渴望用“作弊退学”这颗炸弹，一次性炸毁父亲强加在他身上的“清北状元梦”，哪怕代价是坠入深渊。而三代赵左右在EP14塞进他家门缝的那张真相纸条，让他知道自己并非孤身一人，从而将他从原时间线早逝的宿命轨道上彻底拯救了出来。</w:t>
+        <w:t>在EP11《YOU WIN》中，为什么陈明在亲眼看到赵左右潜入办公室偷看文综试卷后，会做出“冲进广播站向全校自曝每晚在主任电脑偷打CS游戏、以此作证赵左右只看第一题就把卷子放回去了”这样惊世骇俗的举动？这背后有着极其深刻的双重心理逻辑：第一层是“士为知己者死”的少年义气——当全世界都把陈明当成做题机器、当宿舍室友孤立嘲讽他时，只有赵左右苦练CS帮他在网吧赢回尊严，只有赵左右和罗爱文真心把他当兄弟，他绝不忍心看着刚刚在文科班找回自信的赵左右身败名裂；第二层则是他对专制父亲的“自毁式反抗”——他潜意识里渴望用“作弊退学”这颗炸弹，一次性炸毁父亲强加在他身上的“清北状元梦”，哪怕代价是坠入深渊。而三代赵左右在EP14塞进他家门缝的那张真相纸条，让他知道自己并非孤身一人，从而将他从原时间线早逝的宿命轨道上彻底拯救了出来。</w:t>
       </w:r>
     </w:p>
     <w:p>

--- a/01_《三人行》全24集全流程标杆成品库/05_核心人物一人一档/人物08_陈明（长林八中理科学霸 ＆ 铁三角挚友）.docx
+++ b/01_《三人行》全24集全流程标杆成品库/05_核心人物一人一档/人物08_陈明（长林八中理科学霸 ＆ 铁三角挚友）.docx
@@ -29,7 +29,7 @@
           <w:color w:val="5A5A5A"/>
           <w:sz w:val="19"/>
         </w:rPr>
-        <w:t>《三人行》核心男配角（从全校广播顶包退学的寒门理科学霸到阳光复学的逆命挚友）｜独立完整人物小传与全身设定全档</w:t>
+        <w:t>《三人行》核心男配角（从全校广播自曝偷打CS为挚友作证退学的寒门理科学霸到阳光复学的逆命挚友）｜独立完整人物小传与全身设定全档</w:t>
       </w:r>
     </w:p>
     <w:p>
@@ -738,7 +738,7 @@
                 <w:color w:val="191919"/>
                 <w:sz w:val="19"/>
               </w:rPr>
-              <w:t>黑色方框近视眼镜、白色高帮帆布鞋（绝技“2秒盲系鞋带”）、手写《答案略集锦》笔记本、《CS 1.3》沙漠二地图与鼠标、全校广播顶包检讨书、门缝里的真相纸条、5元快餐店“答案箱”助学铁罐与亲笔信、2033数字公墓电子墓碑</w:t>
+              <w:t>黑色方框近视眼镜、白色高帮帆布鞋（绝技“2秒盲系鞋带”）、手写《答案略集锦》笔记本、《CS 1.3》沙漠二地图与鼠标、办公室电脑D盘“往年资料”CS文件夹、5元快餐店“答案箱”助学铁罐与手写字条（“一切都会好起来的，我们等你回来”）、2033数字公墓电子墓碑</w:t>
             </w:r>
           </w:p>
         </w:tc>
@@ -799,7 +799,7 @@
                 <w:color w:val="191919"/>
                 <w:sz w:val="19"/>
               </w:rPr>
-              <w:t>在EP14收到三代赵左右塞进门缝的真相与歉意纸条，在EP20收到伙伴们拍片攒下的“答案箱”铁罐助学款；于EP24大结局2009年秋清晨背着书包阳光重返长林八中，在2010年高考后与赵左右、徐图图、王一漫共赴毕业火锅宴（神级拆解数学最后一题双重陷阱），迈向健康光明的计算机科研人生</w:t>
+              <w:t>在EP20收到赵左右、徐图图、王一漫拍探店视频攒下的“答案箱”铁罐助学款与手写字条（“一切都会好起来的，我们等你回来”）；于EP24大结局2009年秋清晨背着书包阳光重返长林八中，在2010年高考后与赵左右、徐图图、王一漫共赴毕业火锅宴（神级拆解数学最后一题双重陷阱），迈向健康光明的计算机科研人生</w:t>
             </w:r>
           </w:p>
         </w:tc>
@@ -920,6 +920,12 @@
         <w:jc w:val="left"/>
       </w:pPr>
       <w:r>
+        <w:rPr>
+          <w:rFonts w:ascii="Times New Roman" w:hAnsi="Times New Roman" w:eastAsia="宋体"/>
+          <w:b w:val="0"/>
+          <w:color w:val="141414"/>
+          <w:sz w:val="21"/>
+        </w:rPr>
         <w:t>2. 【2008年春·理科八班住校与全校广播自曝偷打CS为友作证退学造型（EP09–EP11）】：春季穿八中深蓝白条纹校服外套内搭浅色衬衫或圆领T恤，脚穿白色高帮帆布鞋；在男生宿舍就寝时穿浅灰色纯棉长袖T恤；在EP11走进广播站向全校自曝偷打CS为赵左右作证澄清、并在教学楼走廊被暴怒的父亲当众扇耳光强办退学时，他身穿整洁的八中蓝白校服，哪怕被打得嘴角渗血、眼镜险些滑落，依然笔直地站在走廊里一动不动。</w:t>
       </w:r>
     </w:p>
@@ -1171,7 +1177,7 @@
                 <w:color w:val="191919"/>
                 <w:sz w:val="19"/>
               </w:rPr>
-              <w:t>【面部与神态】16岁白净窄长脸、顺直齐刘海、戴黑色方框眼镜，沉稳内敛，顶包被打时倔强隐忍</w:t>
+              <w:t>【面部与神态】16岁白净窄长脸、顺直齐刘海、戴黑色方框眼镜，沉稳内敛，为友作证被打时倔强隐忍</w:t>
               <w:br/>
               <w:t>【全身从头到脚穿搭】深色防寒棉服/羽绒马甲 ＋ 八中深蓝白条纹运动校服套装 ＋ 浅灰高领毛衣 ＋ 标志性纯白色高帮帆布球鞋</w:t>
               <w:br/>
@@ -1369,7 +1375,13 @@
         <w:jc w:val="left"/>
       </w:pPr>
       <w:r>
-        <w:t>（二）全校广播自曝偷打CS为友作证的双重心理动机：护友之义与自毁式反抗</w:t>
+        <w:rPr>
+          <w:rFonts w:ascii="Arial" w:hAnsi="Arial" w:eastAsia="黑体"/>
+          <w:b/>
+          <w:color w:val="141414"/>
+          <w:sz w:val="22"/>
+        </w:rPr>
+        <w:t>（二）全校广播自曝偷打CS为友作证的双重心理动机：护友之义与破笼反抗</w:t>
       </w:r>
     </w:p>
     <w:p>
@@ -1379,7 +1391,13 @@
         <w:jc w:val="left"/>
       </w:pPr>
       <w:r>
-        <w:t>在EP11《YOU WIN》中，为什么陈明在亲眼看到赵左右潜入办公室偷看文综试卷后，会做出“冲进广播站向全校自曝每晚在主任电脑偷打CS游戏、以此作证赵左右只看第一题就把卷子放回去了”这样惊世骇俗的举动？这背后有着极其深刻的双重心理逻辑：第一层是“士为知己者死”的少年义气——当全世界都把陈明当成做题机器、当宿舍室友孤立嘲讽他时，只有赵左右苦练CS帮他在网吧赢回尊严，只有赵左右和罗爱文真心把他当兄弟，他绝不忍心看着刚刚在文科班找回自信的赵左右身败名裂；第二层则是他对专制父亲的“自毁式反抗”——他潜意识里渴望用“作弊退学”这颗炸弹，一次性炸毁父亲强加在他身上的“清北状元梦”，哪怕代价是坠入深渊。而三代赵左右在EP14塞进他家门缝的那张真相纸条，让他知道自己并非孤身一人，从而将他从原时间线早逝的宿命轨道上彻底拯救了出来。</w:t>
+        <w:rPr>
+          <w:rFonts w:ascii="Times New Roman" w:hAnsi="Times New Roman" w:eastAsia="宋体"/>
+          <w:b w:val="0"/>
+          <w:color w:val="141414"/>
+          <w:sz w:val="21"/>
+        </w:rPr>
+        <w:t>在EP11《YOU WIN》中，为什么陈明在亲眼看到赵左右潜入办公室偷看文综试卷后，会做出“冲进广播站向全校自曝每晚在主任电脑D盘偷打CS游戏、以此作证赵左右露出第一题就把卷子放回去了”这样惊世骇俗的举动？这背后有着极其深刻的双重心理逻辑：第一层是“士为知己者死”的少年义气——当全世界都把陈明当成做题机器、当宿舍室友孤立嘲讽他时，只有赵左右苦练CS帮他在网吧赢回尊严，只有赵左右和罗爱文真心把他当兄弟，他绝不忍心看着刚刚在文科班找回自信的赵左右身败名裂；第二层则是他对专制父亲的“自毁式反抗”——他潜意识里渴望用“作弊退学”这颗炸弹，一次性炸毁父亲强加在他身上的“清北状元梦”，哪怕代价是坠入深渊。而三代赵左右在EP14塞进他家门缝的那张真相纸条，让他知道自己并非孤身一人，从而将他从原时间线早逝的宿命轨道上彻底拯救了出来。</w:t>
       </w:r>
     </w:p>
     <w:p>
@@ -1441,7 +1459,7 @@
           <w:color w:val="141414"/>
           <w:sz w:val="21"/>
         </w:rPr>
-        <w:t>在2033年原初时间线开篇（EP01），陈明已于39岁过劳早逝，墓碑成了赵左右心中永远的痛。回到2008年1月21日，16岁的陈明在数学考场上沉着应考，并在赵左右生日当晚，将自己亲手整理手写的厚厚一本《答案略集锦》悄悄塞进赵左右书包作为生日礼物。在EP02–04中，陈明主动在教室给数学只考6分的荀未来讲题，寒假期间因家里环境嘈杂而借宿在三条鱼漫画屋里间挑灯苦读，每天清晨给赵左右、荀未来、罗爱文补习数学，并在课堂上畅想未来发明一款“集聊天、搜索、支付与AI端口于一体的超级软件”（与他2033年早逝闪回形成催泪互文）。除夕夜（EP06），陈明留在漫画屋配合电话占线计策，助力伙伴们运出造雪机。</w:t>
+        <w:t>在2033年原初时间线开篇（EP01），陈明已于43岁（1990—2033）英年早逝，墓碑成了赵左右心中永远的痛。回到2008年1月21日，16岁的陈明在数学考场上沉着应考，并在赵左右生日当晚，将自己亲手整理手写的厚厚一本《答案略集锦》悄悄塞进赵左右书包作为生日礼物。在EP02–04中，陈明主动在教室给数学只考6分的荀未来讲题，寒假期间因家里环境嘈杂而借宿在三条鱼漫画屋里间挑灯苦读，每天清晨给赵左右、荀未来、罗爱文补习数学，并在课堂上畅想未来发明一款“集聊天、搜索、支付与AI端口于一体的超级软件”（与他2033年早逝闪回形成催泪互文）。除夕夜（EP06），陈明留在漫画屋配合电话占线计策，助力伙伴们运出造雪机。</w:t>
       </w:r>
     </w:p>
     <w:p>
@@ -1456,7 +1474,7 @@
           <w:color w:val="141414"/>
           <w:sz w:val="22"/>
         </w:rPr>
-        <w:t>（二）第二卷·黄昏篇（EP09–EP14）：2秒盲系鞋带、全校广播顶包退学与门缝里的救赎纸条</w:t>
+        <w:t>（二）第二卷·黄昏篇（EP09–EP14）：2秒盲系鞋带与全校广播自曝偷打CS为友作证退学</w:t>
       </w:r>
     </w:p>
     <w:p>
@@ -1535,7 +1553,7 @@
           <w:color w:val="141414"/>
           <w:sz w:val="21"/>
         </w:rPr>
-        <w:t>2010年6月高考结束当晚，陈明与王一漫并肩走进火锅店，与赵左右、徐图图齐聚毕业晚宴。席间，面对让赵左右痛失5分的高考数学选择题压轴题，陈明冷静从容地一语道破：“这道题确实很狡猾。如果看出了是陷阱，就会选C，但其实踏入了另一个陷阱。正确答案是B。选A的我只能说是连陷阱都没看出来。”这一世，陈明彻底摆脱了39岁早逝的悲剧宿命，考入理想大学计算机系，迈向与罗爱文合作研发自动驾驶的广阔未来。</w:t>
+        <w:t>2010年6月高考结束当晚，陈明与王一漫并肩走进火锅店，与赵左右、徐图图齐聚毕业晚宴。席间，面对让赵左右痛失5分的高考数学选择题压轴题，陈明冷静从容地一语道破：“这道题确实很狡猾。如果看出了是陷阱，就会选C，但其实踏入了另一个陷阱。正确答案是B。选A的我只能说是连陷阱都没看出来。”这一世，陈明彻底摆脱了英年早逝的悲剧宿命，考入理想大学计算机系，迈向与罗爱文合作研发自动驾驶的广阔未来。</w:t>
       </w:r>
     </w:p>
     <w:p>
@@ -1685,7 +1703,7 @@
                 <w:color w:val="191919"/>
                 <w:sz w:val="19"/>
               </w:rPr>
-              <w:t>过命的生死挚友：陈明的早逝是荀未来在2033年心中最深的刺；而在2008年，陈明用广播顶包保住了赵左右的前途，三代赵左右则用门缝纸条与“答案箱”铁罐助学款救回了陈明的性命。</w:t>
+              <w:t>过命的生死挚友：陈明的早逝是荀未来在2033年心中最深的刺；而在2008年，陈明用广播自曝偷打CS作为在场铁证洗清了赵左右的冤屈，赵左右与伙伴们则用“答案箱”铁罐助学款与手写字条温暖救赎了陈明。</w:t>
             </w:r>
           </w:p>
         </w:tc>

--- a/01_《三人行》全24集全流程标杆成品库/05_核心人物一人一档/人物08_陈明（长林八中理科学霸 ＆ 铁三角挚友）.docx
+++ b/01_《三人行》全24集全流程标杆成品库/05_核心人物一人一档/人物08_陈明（长林八中理科学霸 ＆ 铁三角挚友）.docx
@@ -1428,7 +1428,7 @@
           <w:color w:val="192D55"/>
           <w:sz w:val="25"/>
         </w:rPr>
-        <w:t>第四章　全剧完整人物生平传记与核心事件全纪实</w:t>
+        <w:t>第四章　全剧完整人物生平传记与逐集分场剧情推进全纪实</w:t>
       </w:r>
     </w:p>
     <w:p>
@@ -1490,7 +1490,7 @@
           <w:color w:val="141414"/>
           <w:sz w:val="21"/>
         </w:rPr>
-        <w:t>高一下学期文理分科后（EP09–10），陈明进入理科（8）班并住进男生宿舍。面对室友因他家境贫寒和性格孤僻而发起的挑衅，陈明用一记帅气的“2秒盲系白色帆布鞋带”反击，并在深夜偷偷去教导主任办公室电脑安装《CS 1.3》解压。赵左右得知后苦练CS中门对狙，在网吧帮陈明赢回了面子。然而在月考前夜，当陈明回办公室取东西时，竟在门外亲眼目睹了赵左右偷拍绝密文综试卷的一幕！</w:t>
+        <w:t>高一下学期文理分科后（EP09–10），陈明进入理科（8）班并住进男生宿舍。面对室友因他家境贫寒和性格孤僻而发起的挑衅，陈明用一记帅气的“2秒盲系白色帆布鞋带”反击，并在深夜偷偷去教导主任办公室电脑安装《CS 1.3》解压。赵左右得知后苦练CS中门对狙，在网吧帮陈明赢回了面子。然而在月考前夜，当陈明像往常一样躲在教导主任办公室书架后偷偷用电脑打CS游戏时，竟亲眼目睹了潜入办公室的赵左右打开牛皮纸袋抽出文综试卷、却在刚刚露出第一题时便良知复苏将试卷原封不动放回袋中的全过程！</w:t>
       </w:r>
     </w:p>
     <w:p>
@@ -1556,6 +1556,1361 @@
         <w:t>2010年6月高考结束当晚，陈明与王一漫并肩走进火锅店，与赵左右、徐图图齐聚毕业晚宴。席间，面对让赵左右痛失5分的高考数学选择题压轴题，陈明冷静从容地一语道破：“这道题确实很狡猾。如果看出了是陷阱，就会选C，但其实踏入了另一个陷阱。正确答案是B。选A的我只能说是连陷阱都没看出来。”这一世，陈明彻底摆脱了英年早逝的悲剧宿命，考入理想大学计算机系，迈向与罗爱文合作研发自动驾驶的广阔未来。</w:t>
       </w:r>
     </w:p>
+    <w:p>
+      <w:pPr>
+        <w:spacing w:before="160" w:after="80" w:line="384" w:lineRule="auto"/>
+        <w:jc w:val="left"/>
+      </w:pPr>
+      <w:r>
+        <w:rPr>
+          <w:rFonts w:ascii="Arial" w:hAnsi="Arial" w:eastAsia="黑体"/>
+          <w:b/>
+          <w:color w:val="141414"/>
+          <w:sz w:val="22"/>
+        </w:rPr>
+        <w:t>（附）本角色全剧逐集登场场次、具体行动、核心对白与剧情推动脉络总表（100%源自定稿文学剧本）</w:t>
+      </w:r>
+    </w:p>
+    <w:tbl>
+      <w:tblPr>
+        <w:tblStyle w:val="TableGrid"/>
+        <w:tblW w:type="auto" w:w="0"/>
+        <w:jc w:val="center"/>
+        <w:tblLayout w:type="fixed"/>
+        <w:tblLook w:firstColumn="1" w:firstRow="1" w:lastColumn="0" w:lastRow="0" w:noHBand="0" w:noVBand="1" w:val="04A0"/>
+      </w:tblPr>
+      <w:tblGrid>
+        <w:gridCol w:w="5184"/>
+        <w:gridCol w:w="5184"/>
+      </w:tblGrid>
+      <w:tr>
+        <w:trPr>
+          <w:tblHeader/>
+          <w:cantSplit/>
+        </w:trPr>
+        <w:tc>
+          <w:tcPr>
+            <w:tcW w:type="dxa" w:w="2376"/>
+            <w:vAlign w:val="center"/>
+            <w:tcMar>
+              <w:top w:w="130" w:type="dxa"/>
+              <w:bottom w:w="130" w:type="dxa"/>
+              <w:left w:w="150" w:type="dxa"/>
+              <w:right w:w="150" w:type="dxa"/>
+            </w:tcMar>
+            <w:shd w:fill="1F3864"/>
+          </w:tcPr>
+          <w:p>
+            <w:pPr>
+              <w:spacing w:before="40" w:after="40" w:line="312" w:lineRule="auto"/>
+              <w:jc w:val="center"/>
+            </w:pPr>
+            <w:r/>
+            <w:r>
+              <w:rPr>
+                <w:rFonts w:ascii="Arial" w:hAnsi="Arial" w:eastAsia="黑体"/>
+                <w:b/>
+                <w:color w:val="FFFFFF"/>
+                <w:sz w:val="19"/>
+              </w:rPr>
+              <w:t>登场集数与片名</w:t>
+            </w:r>
+          </w:p>
+        </w:tc>
+        <w:tc>
+          <w:tcPr>
+            <w:tcW w:type="dxa" w:w="7992"/>
+            <w:vAlign w:val="center"/>
+            <w:tcMar>
+              <w:top w:w="130" w:type="dxa"/>
+              <w:bottom w:w="130" w:type="dxa"/>
+              <w:left w:w="150" w:type="dxa"/>
+              <w:right w:w="150" w:type="dxa"/>
+            </w:tcMar>
+            <w:shd w:fill="1F3864"/>
+          </w:tcPr>
+          <w:p>
+            <w:pPr>
+              <w:spacing w:before="40" w:after="40" w:line="312" w:lineRule="auto"/>
+              <w:jc w:val="center"/>
+            </w:pPr>
+            <w:r/>
+            <w:r>
+              <w:rPr>
+                <w:rFonts w:ascii="Arial" w:hAnsi="Arial" w:eastAsia="黑体"/>
+                <w:b/>
+                <w:color w:val="FFFFFF"/>
+                <w:sz w:val="19"/>
+              </w:rPr>
+              <w:t>本集各场次具体行动、人物互动、核心台词与剧情推进逻辑</w:t>
+            </w:r>
+          </w:p>
+        </w:tc>
+      </w:tr>
+      <w:tr>
+        <w:trPr>
+          <w:cantSplit/>
+        </w:trPr>
+        <w:tc>
+          <w:tcPr>
+            <w:tcW w:type="dxa" w:w="2376"/>
+            <w:vAlign w:val="center"/>
+            <w:tcMar>
+              <w:top w:w="105" w:type="dxa"/>
+              <w:bottom w:w="105" w:type="dxa"/>
+              <w:left w:w="145" w:type="dxa"/>
+              <w:right w:w="145" w:type="dxa"/>
+            </w:tcMar>
+          </w:tcPr>
+          <w:p>
+            <w:pPr>
+              <w:spacing w:before="40" w:after="40" w:line="341" w:lineRule="auto"/>
+              <w:jc w:val="center"/>
+            </w:pPr>
+            <w:r/>
+            <w:r>
+              <w:rPr>
+                <w:rFonts w:ascii="Times New Roman" w:hAnsi="Times New Roman" w:eastAsia="宋体"/>
+                <w:b/>
+                <w:color w:val="191919"/>
+                <w:sz w:val="19"/>
+              </w:rPr>
+              <w:t>EP01《夺回人生》</w:t>
+            </w:r>
+          </w:p>
+        </w:tc>
+        <w:tc>
+          <w:tcPr>
+            <w:tcW w:type="dxa" w:w="7992"/>
+            <w:vAlign w:val="center"/>
+            <w:tcMar>
+              <w:top w:w="105" w:type="dxa"/>
+              <w:bottom w:w="105" w:type="dxa"/>
+              <w:left w:w="145" w:type="dxa"/>
+              <w:right w:w="145" w:type="dxa"/>
+            </w:tcMar>
+          </w:tcPr>
+          <w:p>
+            <w:pPr>
+              <w:spacing w:before="40" w:after="40" w:line="341" w:lineRule="auto"/>
+              <w:jc w:val="left"/>
+            </w:pPr>
+            <w:r/>
+            <w:r>
+              <w:rPr>
+                <w:rFonts w:ascii="Times New Roman" w:hAnsi="Times New Roman" w:eastAsia="宋体"/>
+                <w:b w:val="0"/>
+                <w:color w:val="191919"/>
+                <w:sz w:val="19"/>
+              </w:rPr>
+              <w:t>• 【1-5　外　长林数字公墓·陈明墓位（2033） — 日】上层墓位平台前，一块黑色大理石墓碑正面嵌着倾斜式高亮液晶触控屏，屏幕上显示着陈明的黑白遗像、「告别仪式已结束｜陈明 先生 1990—2033」以及数字祭奠二维码。屏幕旁放着一束洁白的菊花。 41岁的成年赵左右身穿黑色防风短夹克，颈间绕着一条浅灰色粗棒针厚围巾，下巴带着青灰色的胡茬，眼下有着明显的疲惫泪沟。他独自站在陈明的电子墓碑前，伸手轻轻触碰冰冷的屏幕，静静凝视着老友年轻定格的面容。</w:t>
+              <w:br/>
+              <w:t>• 【1-9　内　旧时光有轨电车咖啡馆（2033） — 日】老式有轨电车车厢内部被改造为温暖复古的咖啡馆，保留着弧形木质车顶与金属拉手吊环，暖黄色壁灯与窗外的白雪相映成趣。成年罗爱文与成年赵左右顺着狭长的车厢过道走到中段胡桃木卡座面对面坐下。 成年罗爱文一边说着，一边从大衣内袋里掏出两个崭新的纸质白包信封，推到成年赵左右面前的桌面上。（核心台词：成年赵左右：“老罗。你知道我这一生当中，最幸运的事是什么吗？就是在高中的时候啊，认识了你和陈明。我记得高中的时候，咱俩的关系其实是最好的。每天都形影不离，还经常偷偷摸摸地去吃麻辣烫。后来，我就去了北京。你也出了国。也一直没有怎么见上面。现在嘛，陈明也走了。”）</w:t>
+              <w:br/>
+              <w:t>• 【1-15　内　长林八中·高一二班教室 — 日】荀未来走进教室，沿着过道缓缓走到教室最后排的图书角书架前，随手抽出一本课外书翻看。当他从书页上方抬起眼眸时，目光忽然定格在斜前方座位上的那个少年身上——16岁的陈明身穿深蓝校服，正安安静静地低头演算习题，外面的喧嚣与他毫无关系。 荀未来的脑海中瞬间闪过2033年墓园里那块写着「陈明 先生 1990—2033」的冰冷电子墓碑。他的眼眶微微一热，喉间不由自主地轻轻溢出一声呼唤。 陈明沉浸在题海里没有听见。走过来的赵左右以为新大哥觉得陈明太高冷，连忙凑上来打圆场。（核心台词：荀未来：“陈明。” ／ 赵左右：“别介意啊。陈明对谁都这样。” ／ 戴主任：“看看你们一个个的，什么时候能向陈明多学习学习。甭说平时了，连考试之前都不知道复习复习，像什么样子。”）</w:t>
+              <w:br/>
+              <w:t>• 【1-24　内　长林八中·教学楼走廊 — 日】走廊里，几名低年级男生正站在考场外对着荀未来远去的背影惊叹议论。 走廊另一端，考完试的赵左右正小心翼翼地与王一漫并肩往高一二班教室走去。（核心台词：低年级男生乙：“他比陈明和王一漫还强啊？”）</w:t>
+              <w:br/>
+              <w:t>• 【1-25　内　长林八中·高一二班教室 — 日】教室中后排的四角座位区，赵左右低头看着发到桌上的分科意向表。坐在旁边的荀未来原本想开口问陈明，目光却立刻锁定了16岁的自己，身体前倾紧紧盯着赵左右。 赵左右一脸莫名其妙地看着他没有吭声。荀未来转头看向旁边埋头整理笔记的陈明，又看向另一侧的罗爱文。 赵左右叫上陈明往教室外走去。座位上只剩下罗爱文一个人咬着笔杆，对着三千字检讨书苦苦揣摩大哥的文风。（核心台词：荀未来：“陈明，你打算——” ／ 荀未来：“陈明，你肯定选理科，对吧？爱文，你呢？” ／ 荀未来：“陈明选理，爱文选文，你选什么？问问你藏在衣服里的杂志啊。”）</w:t>
+              <w:br/>
+              <w:t>• 【1-28　外　长林八中·红砖教学楼正门大台阶 — 日】赵左右顺着他的视线回头。只见身穿棕褐毛领外套的罗爱文和身穿羽绒背心的陈明正一前一后走上台阶。两人没有先理会赵左右，而是径直走到荀未来面前。 丢下这句话，赵左右头也不回地转身走下台阶。陈明和罗爱文面面相觑，连忙转身追着赵左右去了。空旷的大台阶上只剩下荀未来孤零零一人。他脱力般重新跌坐回冰冷的台阶阴影里，手伸进衣兜，掏出一盒白色的胃药，怔怔地看了许久。（核心台词：赵左右：“连陈明都找你问问题，成绩会差到哪儿去。我不会和别人说的。” ／ 陈明：“我一直想问你，数学最后一道题，你是不是解出第三种情况了？”）</w:t>
+              <w:br/>
+              <w:t>• 【1-33　内　赵左右家·赵左右房间 — 夜】贴满热血动漫海报的小卧室里亮着暖黄的台灯。那只透明蓝盒太空生日蛋糕被放在床前的矮柜上。赵左右坐在单人木床沿上，把沉甸甸的黑色双肩书包放到膝头，刺啦一声拉开拉链——里面竟然被塞得满满当当。 他先从书包里掏出一本厚厚的《Harry Potter》英文原版书，书页间掉出一张手写贺卡。卡片上用马克笔龙飞凤舞地写着祝福，偏偏把「Surprise!」少写了一个字母拼成了「Suprise!」。赵左右看着那行熟悉的错别字，原本郁结了一下午的心头阴霾瞬间一扫而空，扑哧一声笑了出来。（核心台词：赵左右：“《答案略集锦》。陈明，还是你懂我。” ／ 赵左右：“那这蛋糕……如果不是陈明和罗爱文送的，那会不会是……”）</w:t>
+            </w:r>
+          </w:p>
+        </w:tc>
+      </w:tr>
+      <w:tr>
+        <w:trPr>
+          <w:cantSplit/>
+        </w:trPr>
+        <w:tc>
+          <w:tcPr>
+            <w:tcW w:type="dxa" w:w="2376"/>
+            <w:vAlign w:val="center"/>
+            <w:tcMar>
+              <w:top w:w="105" w:type="dxa"/>
+              <w:bottom w:w="105" w:type="dxa"/>
+              <w:left w:w="145" w:type="dxa"/>
+              <w:right w:w="145" w:type="dxa"/>
+            </w:tcMar>
+            <w:shd w:fill="F7FAFC"/>
+          </w:tcPr>
+          <w:p>
+            <w:pPr>
+              <w:spacing w:before="40" w:after="40" w:line="341" w:lineRule="auto"/>
+              <w:jc w:val="center"/>
+            </w:pPr>
+            <w:r/>
+            <w:r>
+              <w:rPr>
+                <w:rFonts w:ascii="Times New Roman" w:hAnsi="Times New Roman" w:eastAsia="宋体"/>
+                <w:b/>
+                <w:color w:val="191919"/>
+                <w:sz w:val="19"/>
+              </w:rPr>
+              <w:t>EP02《第三个雪人》</w:t>
+            </w:r>
+          </w:p>
+        </w:tc>
+        <w:tc>
+          <w:tcPr>
+            <w:tcW w:type="dxa" w:w="7992"/>
+            <w:vAlign w:val="center"/>
+            <w:tcMar>
+              <w:top w:w="105" w:type="dxa"/>
+              <w:bottom w:w="105" w:type="dxa"/>
+              <w:left w:w="145" w:type="dxa"/>
+              <w:right w:w="145" w:type="dxa"/>
+            </w:tcMar>
+            <w:shd w:fill="F7FAFC"/>
+          </w:tcPr>
+          <w:p>
+            <w:pPr>
+              <w:spacing w:before="40" w:after="40" w:line="341" w:lineRule="auto"/>
+              <w:jc w:val="left"/>
+            </w:pPr>
+            <w:r/>
+            <w:r>
+              <w:rPr>
+                <w:rFonts w:ascii="Times New Roman" w:hAnsi="Times New Roman" w:eastAsia="宋体"/>
+                <w:b w:val="0"/>
+                <w:color w:val="191919"/>
+                <w:sz w:val="19"/>
+              </w:rPr>
+              <w:t>• 【2-6　内　长林八中·高一十班教室 — 日】早读课前的高一十班教室。班长陈明双手费力地抱着一大摞练习册走进教室，戴眼镜的罗爱文连忙热心地迎上前接过一半。 陈明把作业本放在柜子上，拿起一叠《长林市第八中学文理分科意向表》走上讲台，分发给前排同学。（核心台词：陈明：“你悠着点。” ／ 陈明：“文理分科意向表，大家抓紧时间传下来，中午之前我要交给老师写意见。”）</w:t>
+              <w:br/>
+              <w:t>• 【2-7　外　2033年陈明告别仪式大厅外（闪回） — 日】【闪回·2033年】冬日晴空下，陈明（1992—2033）告别仪式已结束的电子挽联大屏立在台阶旁。41岁的赵左右身穿黑色大衣站在电子屏前，凝视着屏幕上不断滚动的昔日高中同学吊唁弹幕（“先生送出白包 安息”、“王一漫女士送出白包 安息”、“女士送出白包 一路走好”）。</w:t>
+              <w:br/>
+              <w:t>• 【2-19　内　长林八中·高一十班教室 — 日】次日（2008年1月22日）课间。高一十班教室里，学习委员陈明正在过道挨个收取《文理分科意向表》。赵左右面无表情地把折好的分科表递给陈明。坐在后排的荀未来一眼瞥见，立刻起身一把从陈明手里抽走了赵左右的表格。</w:t>
+              <w:br/>
+              <w:t>• 【2-23　内　长林八中·高一十班教室 — 日】荀未来走进高一十班教室，看见前排的陈明依然趴在堆成小山的辅导书间奋笔疾书。荀未来走过去，俯身按住陈明的练习册。 陈明抬起头，推了推眼镜，一本正经地接话。 荀未来一噎，随即笑了笑，在陈明身旁的空位坐下。陈明却主动把数学试卷推到荀未来面前，拿起笔温和地说道。 午后的阳光洒在16岁陈明专注讲题的侧脸上。41岁的荀未来静静凝视着这位在2033年早已离世的挚友，眼底泛起温热的泪光。（核心台词：荀未来：“陈明，都考完试了，你别再刷题了。这样玩命肝，小心以后……” ／ 陈明：“以后怎么？跟你一样倒数第一吗？” ／ 陈明：“哪题不会？我给你讲。我从头给你讲一遍吧。你看啊……”）</w:t>
+              <w:br/>
+              <w:t>• 【2-26　外/内　高架桥下车祸现场与豪车后座（2035） — 日】【快速闪回】41岁的荀未来在2033年陈明告别仪式上手持电子屏盘点同学身价、在人生无限有限公司签下零零九号服务协议、手持“荀未来”身份证；紧接着切至2035年，长发金丝眼镜的赵左右在商务豪车后座酣睡，手中的智能手机屏幕亮起刺眼的弹窗：“未接来电 刚刚｜舒图 (7)｜响铃 17 秒”；高端访谈演播室里，身为“杂志大王”的他正意气风发地高谈阔论。</w:t>
+            </w:r>
+          </w:p>
+        </w:tc>
+      </w:tr>
+      <w:tr>
+        <w:trPr>
+          <w:cantSplit/>
+        </w:trPr>
+        <w:tc>
+          <w:tcPr>
+            <w:tcW w:type="dxa" w:w="2376"/>
+            <w:vAlign w:val="center"/>
+            <w:tcMar>
+              <w:top w:w="105" w:type="dxa"/>
+              <w:bottom w:w="105" w:type="dxa"/>
+              <w:left w:w="145" w:type="dxa"/>
+              <w:right w:w="145" w:type="dxa"/>
+            </w:tcMar>
+          </w:tcPr>
+          <w:p>
+            <w:pPr>
+              <w:spacing w:before="40" w:after="40" w:line="341" w:lineRule="auto"/>
+              <w:jc w:val="center"/>
+            </w:pPr>
+            <w:r/>
+            <w:r>
+              <w:rPr>
+                <w:rFonts w:ascii="Times New Roman" w:hAnsi="Times New Roman" w:eastAsia="宋体"/>
+                <w:b/>
+                <w:color w:val="191919"/>
+                <w:sz w:val="19"/>
+              </w:rPr>
+              <w:t>EP03《少年的决定》</w:t>
+            </w:r>
+          </w:p>
+        </w:tc>
+        <w:tc>
+          <w:tcPr>
+            <w:tcW w:type="dxa" w:w="7992"/>
+            <w:vAlign w:val="center"/>
+            <w:tcMar>
+              <w:top w:w="105" w:type="dxa"/>
+              <w:bottom w:w="105" w:type="dxa"/>
+              <w:left w:w="145" w:type="dxa"/>
+              <w:right w:w="145" w:type="dxa"/>
+            </w:tcMar>
+          </w:tcPr>
+          <w:p>
+            <w:pPr>
+              <w:spacing w:before="40" w:after="40" w:line="341" w:lineRule="auto"/>
+              <w:jc w:val="left"/>
+            </w:pPr>
+            <w:r/>
+            <w:r>
+              <w:rPr>
+                <w:rFonts w:ascii="Times New Roman" w:hAnsi="Times New Roman" w:eastAsia="宋体"/>
+                <w:b w:val="0"/>
+                <w:color w:val="191919"/>
+                <w:sz w:val="19"/>
+              </w:rPr>
+              <w:t>• 【3-5　内　长林八中·高一十班教室 — 日】前排座位上，戴着黑框眼镜、神情斯文认真的理科学霸陈明正与同学聊起未来的大学志向。 荀未来坐在后排凝视着16岁陈明鲜活清澈的侧脸，脸上的笑意渐渐凝固，眼底涌起深沉的悲凉。（核心台词：陈明：“我以后想学计算机专业，做一个程序员，写很多优秀的代码……人活着，总要留下点痕迹吧。”）</w:t>
+              <w:br/>
+              <w:t>• 【3-6　外/内　2033年长林数字公墓（闪回）与2008年高一十班教室 — 日】电子墓碑屏幕顶部清晰显示着“告别仪式已结束 THE FUNERAL HAS ENDED”，正中央是陈明的黑白遗照与“陈明 先生 (1994-2033)”字样，屏幕四周实时滚动飘过昔日老同学们的电子白包弹幕：“罗爱文先生送出白包 安息”、“周日桃女士送出白包”、“荀未来先生送出白包 节哀”、“肖途先生送出白包 逝者已矣 节哀”、“管凤钦女士送出白包 一路走好”。 【回到2008年高一十班教室】荀未来从2033年的墓碑记忆中回过神来，眼眶微热地看着前排16岁的陈明。恰在此时，身穿深色冬装的值班女老师走上讲台，拍了拍手示</w:t>
+              <w:br/>
+              <w:t>• 【3-7　内　长林八中·教学楼内走廊 — 日】教学楼内走廊里阳光明亮，两名男学生正站在窗台旁擦拭玻璃。头发花白、戴着眼镜的数学老师傅老师拦住背着双肩书包的王一漫，语重心长地比划着手指。 不远处的走廊拐角处，身穿灰白厚羽绒服套蓝白校服的16岁赵左右手里紧紧攥着那支酒红色金夹钢笔，眼巴巴地等着傅老师讲完。好不容易等到傅老师转身离开，王一漫抬起头看见了站在走廊边的赵左右，两人目光交汇。（核心台词：戴娟：“赵左右！这次期末考试虽然有点进步，但还是不能松懈啊！应该向陈明同学多学习学习，往上努努力，别整天跟他们俩混，近朱者赤，近墨者黑……我说话你看着我，别左耳朵进右耳朵出的，老师这都是为了你好！你也来我办公室，写个寒假计划再走！”）</w:t>
+              <w:br/>
+              <w:t>• 【3-15　外/内　三条鱼漫画屋·门口与一楼补习长桌（寒假补习：1月28日晨） — 日】清晨，三条鱼漫画屋的卷帘门哗啦一声拉起。门外雪地里，身穿深棕棉服内搭纯白连帽卫衣的16岁赵左右、烫着一头蓬松爆炸头穿米灰毛领外套的罗爱文，以及摘下眼镜穿墨绿拼黑立领外套的陈明三人并排站立，手里各举着热气腾腾的包子油条。 赵左右、罗爱文与陈明三人突然齐刷刷抬起手臂指向门口的荀未来，摇头晃脑地合唱耍宝。 进屋后，四人围坐在漫画屋一楼阅览区的长木桌前开始寒假数学补习。陈明把一摞整理好的数学讲义放在桌上。 陈明面无表情地转头盯住荀未来，又瞥了一眼正往嘴里塞早点零食的赵左右。 陈明直接无视了罗爱文的问题，翻开手里的联考题集。（核心台词：赵左右＆罗爱文＆陈明：“是我该死的温柔，吓到你了吗？” ／ 陈明：“基础的自己看，希望你们能达到戴主任的要求。” ／ 陈明：“你坐下。——血液流到胃里会影响大脑供血。”）</w:t>
+              <w:br/>
+              <w:t>• 【3-16　内　三条鱼漫画屋·书架过道与补习木桌区（小沈阳围巾试探与三代拉锯） — 日】赵左右与罗爱文齐齐向陈明鞠了一躬。（核心台词：赵左右：“赵爷爷，我今天打算住在这儿了，能多跟陈明请教请教数学题。” ／ 陈明：“回去整理一下问题，明天我给你们答疑。” ／ 陈明：“从我眼前物理消失。”）</w:t>
+            </w:r>
+          </w:p>
+        </w:tc>
+      </w:tr>
+      <w:tr>
+        <w:trPr>
+          <w:cantSplit/>
+        </w:trPr>
+        <w:tc>
+          <w:tcPr>
+            <w:tcW w:type="dxa" w:w="2376"/>
+            <w:vAlign w:val="center"/>
+            <w:tcMar>
+              <w:top w:w="105" w:type="dxa"/>
+              <w:bottom w:w="105" w:type="dxa"/>
+              <w:left w:w="145" w:type="dxa"/>
+              <w:right w:w="145" w:type="dxa"/>
+            </w:tcMar>
+            <w:shd w:fill="F7FAFC"/>
+          </w:tcPr>
+          <w:p>
+            <w:pPr>
+              <w:spacing w:before="40" w:after="40" w:line="341" w:lineRule="auto"/>
+              <w:jc w:val="center"/>
+            </w:pPr>
+            <w:r/>
+            <w:r>
+              <w:rPr>
+                <w:rFonts w:ascii="Times New Roman" w:hAnsi="Times New Roman" w:eastAsia="宋体"/>
+                <w:b/>
+                <w:color w:val="191919"/>
+                <w:sz w:val="19"/>
+              </w:rPr>
+              <w:t>EP04《避风港争夺战》</w:t>
+            </w:r>
+          </w:p>
+        </w:tc>
+        <w:tc>
+          <w:tcPr>
+            <w:tcW w:type="dxa" w:w="7992"/>
+            <w:vAlign w:val="center"/>
+            <w:tcMar>
+              <w:top w:w="105" w:type="dxa"/>
+              <w:bottom w:w="105" w:type="dxa"/>
+              <w:left w:w="145" w:type="dxa"/>
+              <w:right w:w="145" w:type="dxa"/>
+            </w:tcMar>
+            <w:shd w:fill="F7FAFC"/>
+          </w:tcPr>
+          <w:p>
+            <w:pPr>
+              <w:spacing w:before="40" w:after="40" w:line="341" w:lineRule="auto"/>
+              <w:jc w:val="left"/>
+            </w:pPr>
+            <w:r/>
+            <w:r>
+              <w:rPr>
+                <w:rFonts w:ascii="Times New Roman" w:hAnsi="Times New Roman" w:eastAsia="宋体"/>
+                <w:b w:val="0"/>
+                <w:color w:val="191919"/>
+                <w:sz w:val="19"/>
+              </w:rPr>
+              <w:t>• 【4-8　外/内　和艺北街×飞霞路IC卡公用电话亭 — 夜】电话亭绿色的金属内壁挡住了外面的呼啸风雪。赵左右靠着冰冷的铁壁，低头看着自己红肿破裂、凝着血痂的十指，冻得上下牙关打战。他哆嗦着从羽绒服兜里掏出银色诺基亚直板手机，先后拨打死党陈明和荀未来的电话。（核心台词：赵左右：“喂……陈明？……荀哥？”）</w:t>
+              <w:br/>
+              <w:t>• 【4-11　内/外　八中后街·砂锅麻辣烫店与店外风雪街头 — 夜】【店外风雪街头】荀未来快步走出麻辣烫店，先前被他派去501室赵家楼下打探动静的陈明与罗爱文迎面跑了过来。</w:t>
+            </w:r>
+          </w:p>
+        </w:tc>
+      </w:tr>
+      <w:tr>
+        <w:trPr>
+          <w:cantSplit/>
+        </w:trPr>
+        <w:tc>
+          <w:tcPr>
+            <w:tcW w:type="dxa" w:w="2376"/>
+            <w:vAlign w:val="center"/>
+            <w:tcMar>
+              <w:top w:w="105" w:type="dxa"/>
+              <w:bottom w:w="105" w:type="dxa"/>
+              <w:left w:w="145" w:type="dxa"/>
+              <w:right w:w="145" w:type="dxa"/>
+            </w:tcMar>
+          </w:tcPr>
+          <w:p>
+            <w:pPr>
+              <w:spacing w:before="40" w:after="40" w:line="341" w:lineRule="auto"/>
+              <w:jc w:val="center"/>
+            </w:pPr>
+            <w:r/>
+            <w:r>
+              <w:rPr>
+                <w:rFonts w:ascii="Times New Roman" w:hAnsi="Times New Roman" w:eastAsia="宋体"/>
+                <w:b/>
+                <w:color w:val="191919"/>
+                <w:sz w:val="19"/>
+              </w:rPr>
+              <w:t>EP05《回家》</w:t>
+            </w:r>
+          </w:p>
+        </w:tc>
+        <w:tc>
+          <w:tcPr>
+            <w:tcW w:type="dxa" w:w="7992"/>
+            <w:vAlign w:val="center"/>
+            <w:tcMar>
+              <w:top w:w="105" w:type="dxa"/>
+              <w:bottom w:w="105" w:type="dxa"/>
+              <w:left w:w="145" w:type="dxa"/>
+              <w:right w:w="145" w:type="dxa"/>
+            </w:tcMar>
+          </w:tcPr>
+          <w:p>
+            <w:pPr>
+              <w:spacing w:before="40" w:after="40" w:line="341" w:lineRule="auto"/>
+              <w:jc w:val="left"/>
+            </w:pPr>
+            <w:r/>
+            <w:r>
+              <w:rPr>
+                <w:rFonts w:ascii="Times New Roman" w:hAnsi="Times New Roman" w:eastAsia="宋体"/>
+                <w:b w:val="0"/>
+                <w:color w:val="191919"/>
+                <w:sz w:val="19"/>
+              </w:rPr>
+              <w:t>• 【5-1　外　家属院·雪地天台与铁楼梯（赵左右梦境） — 夜】二零零八年深冬寒夜，鹅毛大雪纷纷扬扬洒落。家属院空旷的雪地天台中央，突兀地摆着一张单人折叠床。十六岁的赵左右身穿黑白大格纹加厚睡衣套装、脚蹬深色棉拖鞋，裹着棉被躺在折叠床上沉睡，眉头紧锁，闭着眼喃喃呓语。 赵左右猛地睁开双眼，从折叠床上惊醒坐起，茫然环顾四周白雪皑皑的天台与昏黄的路灯。（核心台词：赵左右：“荀哥……几点了……陈明……” ／ 赵左右：“搞什么？我不是和荀哥、陈明睡在漫画屋吗？这哪啊？” ／ 赵左右：“荀哥！陈明！别闹了，你们快出来啊！荀哥！”）</w:t>
+              <w:br/>
+              <w:t>• 【5-3　内　漫画屋·里间卧室 — 晨】十六岁的陈明身披蓝白格纹衬衫毯，早已起床伏在书桌前的台灯下专注写作业，桌面上摆着《初中生优秀作文选》与理科练习册。通铺被窝里，身穿灰白横条纹毛衣的十六岁赵左右长舒一口气，最先从噩梦中醒来并翻了个身；而身穿白色高领毛衣的四十一岁荀未来仍靠在床铺内侧熟睡。 陈明握着笔继续写字，头也没有抬，只是微侧过脸淡淡开口。 赵左右睡眼惺忪地从被窝里慢慢坐起身，双手按在棉被上揉了揉眼睛，转头看向书桌前的陈明。 陈明全程低头在卷子上刷刷下笔，连头都没抬一下。 荀未来套上深蓝色牛仔外套快步走出内室。赵左右还坐在被窝里发怔，转头望向书桌前（核心台词：陈明：“醒了。” ／ 陈明：“叫了二十多次荀哥。” ／ 陈明：“没有。”）</w:t>
+              <w:br/>
+              <w:t>• 【5-4　外/内　漫画屋·店门外与店堂 — 日】荀未来走到漫画屋正门前，哗啦一声将卷帘门拉起一半，右手扶着卷帘门，左手拎着铁制撑门杆立在门边。一名身穿黑色西装大衣、打着蓝白斜纹领带、手提公文包的易房宝年轻房产中介满脸陪笑地迎到店门前。 荀未来面无表情地上下打量了中介一眼，随口敷衍。（核心台词：赵左右：“陈明睡着了，咱小点儿声啊。”）</w:t>
+              <w:br/>
+              <w:t>• 【5-13　内　漫画屋·阅读区与书架过道 — 夜】里间书桌前，赵左右写卷子写得疲惫不堪，把笔往桌上一扔，侧着脸趴在桌面上痛苦哀嚎；对面的陈明头也不抬，神情冷淡地推了推鼻梁，握着笔在卷子上刷刷书写。 赵左右眼神由拘谨转为被认可后的万丈豪情，右手捏着信件用力握拳一挥，转身兴奋地对书桌前的陈明宣布。 陈明低头专注地写着作业，头也不抬地翻过一页书，淡定地吐出两个字。赵左右宝贝似地将信纸叠好收进怀里。（核心台词：陈明：“你应该知道为什么八中高一上结束后，就着急文理分科赶进度。你要是想落下的话，就去睡觉吧。” ／ 陈明：“考上大学就好了。这句话是引用，不代表我个人真实想法。” ／ 陈明：“随你。”）</w:t>
+              <w:br/>
+              <w:t>• 【5-14　内　漫画屋·里间卧室 — 夜】漫画屋里间榻榻米地铺上，赵左右盘腿坐着，双手平举着那封“刘慈欣回信”反反复复地仔细阅读，脸上满是憧憬。书桌前，陈明正低头专注地握笔在笔记本上快速书写。赵左右转过头看向陈明，兴致勃勃地提议。 陈明没有抬头，依旧握笔写字，冷静而理性地回应。 陈明停下笔，利落地合上书本。（核心台词：陈明：“我建议你还是早点回家比较好。” ／ 陈明：“我想好好睡一觉。”）</w:t>
+              <w:br/>
+              <w:t>• 【5-16　内/外　漫画屋·里间卧室与便民店外夜巷 — 深夜】深夜，漫画屋里间熄了灯。赵左右与陈明并排躺在地铺的格纹被窝里。赵左右双手交叠平放在腹部被子上方，睁着眼睛望着天花板，担忧地转头看向右侧的陈明。 陈明侧身面向赵左右躺着，闭着眼睛平静地分析。 赵左右听后若有所思地转过头看着陈明的侧脸。 陈明翻了个身背对过去，拉高被角闭眼催促。（核心台词：赵左右：“陈明，你说荀哥咋还不回来啊？他不会和我爸干起来了吧？” ／ 陈明：“中年人做事会考虑后果，不会轻易动手。” ／ 陈明：“我说的是你爸，不是荀哥。”）</w:t>
+            </w:r>
+          </w:p>
+        </w:tc>
+      </w:tr>
+      <w:tr>
+        <w:trPr>
+          <w:cantSplit/>
+        </w:trPr>
+        <w:tc>
+          <w:tcPr>
+            <w:tcW w:type="dxa" w:w="2376"/>
+            <w:vAlign w:val="center"/>
+            <w:tcMar>
+              <w:top w:w="105" w:type="dxa"/>
+              <w:bottom w:w="105" w:type="dxa"/>
+              <w:left w:w="145" w:type="dxa"/>
+              <w:right w:w="145" w:type="dxa"/>
+            </w:tcMar>
+            <w:shd w:fill="F7FAFC"/>
+          </w:tcPr>
+          <w:p>
+            <w:pPr>
+              <w:spacing w:before="40" w:after="40" w:line="341" w:lineRule="auto"/>
+              <w:jc w:val="center"/>
+            </w:pPr>
+            <w:r/>
+            <w:r>
+              <w:rPr>
+                <w:rFonts w:ascii="Times New Roman" w:hAnsi="Times New Roman" w:eastAsia="宋体"/>
+                <w:b/>
+                <w:color w:val="191919"/>
+                <w:sz w:val="19"/>
+              </w:rPr>
+              <w:t>EP06《暖雪》</w:t>
+            </w:r>
+          </w:p>
+        </w:tc>
+        <w:tc>
+          <w:tcPr>
+            <w:tcW w:type="dxa" w:w="7992"/>
+            <w:vAlign w:val="center"/>
+            <w:tcMar>
+              <w:top w:w="105" w:type="dxa"/>
+              <w:bottom w:w="105" w:type="dxa"/>
+              <w:left w:w="145" w:type="dxa"/>
+              <w:right w:w="145" w:type="dxa"/>
+            </w:tcMar>
+            <w:shd w:fill="F7FAFC"/>
+          </w:tcPr>
+          <w:p>
+            <w:pPr>
+              <w:spacing w:before="40" w:after="40" w:line="341" w:lineRule="auto"/>
+              <w:jc w:val="left"/>
+            </w:pPr>
+            <w:r/>
+            <w:r>
+              <w:rPr>
+                <w:rFonts w:ascii="Times New Roman" w:hAnsi="Times New Roman" w:eastAsia="宋体"/>
+                <w:b w:val="0"/>
+                <w:color w:val="191919"/>
+                <w:sz w:val="19"/>
+              </w:rPr>
+              <w:t>• 【6-17　内/外　除夕跨年群像空间与赵左右家卧室 — 深夜】三条鱼漫画屋内，留着顺直短发的理科学霸陈明独自坐在书桌漫画堆前，挑灯埋头刷题写寒假作业。</w:t>
+            </w:r>
+          </w:p>
+        </w:tc>
+      </w:tr>
+      <w:tr>
+        <w:trPr>
+          <w:cantSplit/>
+        </w:trPr>
+        <w:tc>
+          <w:tcPr>
+            <w:tcW w:type="dxa" w:w="2376"/>
+            <w:vAlign w:val="center"/>
+            <w:tcMar>
+              <w:top w:w="105" w:type="dxa"/>
+              <w:bottom w:w="105" w:type="dxa"/>
+              <w:left w:w="145" w:type="dxa"/>
+              <w:right w:w="145" w:type="dxa"/>
+            </w:tcMar>
+          </w:tcPr>
+          <w:p>
+            <w:pPr>
+              <w:spacing w:before="40" w:after="40" w:line="341" w:lineRule="auto"/>
+              <w:jc w:val="center"/>
+            </w:pPr>
+            <w:r/>
+            <w:r>
+              <w:rPr>
+                <w:rFonts w:ascii="Times New Roman" w:hAnsi="Times New Roman" w:eastAsia="宋体"/>
+                <w:b/>
+                <w:color w:val="191919"/>
+                <w:sz w:val="19"/>
+              </w:rPr>
+              <w:t>EP07《舒图来了》</w:t>
+            </w:r>
+          </w:p>
+        </w:tc>
+        <w:tc>
+          <w:tcPr>
+            <w:tcW w:type="dxa" w:w="7992"/>
+            <w:vAlign w:val="center"/>
+            <w:tcMar>
+              <w:top w:w="105" w:type="dxa"/>
+              <w:bottom w:w="105" w:type="dxa"/>
+              <w:left w:w="145" w:type="dxa"/>
+              <w:right w:w="145" w:type="dxa"/>
+            </w:tcMar>
+          </w:tcPr>
+          <w:p>
+            <w:pPr>
+              <w:spacing w:before="40" w:after="40" w:line="341" w:lineRule="auto"/>
+              <w:jc w:val="left"/>
+            </w:pPr>
+            <w:r/>
+            <w:r>
+              <w:rPr>
+                <w:rFonts w:ascii="Times New Roman" w:hAnsi="Times New Roman" w:eastAsia="宋体"/>
+                <w:b w:val="0"/>
+                <w:color w:val="191919"/>
+                <w:sz w:val="19"/>
+              </w:rPr>
+              <w:t>• 【7-5　外/内　漫画屋·吧台与家属楼下 — 深夜】三条鱼漫画屋吧台前，身穿棕色羽绒服的四十一岁荀未来正靠在收银台边，借着昏黄的台灯独酌绿罐哈尔滨啤酒，神情落寞。借宿在里间、身穿蓝白相间运动校服外套的十六岁陈明推门走出来，看了一眼满身酒气的荀未来。 荀未来晃了晃手里的绿罐哈尔滨啤酒，朝陈明摆了摆手。 陈明没再多劝，转身回里间休息。荀未来独自对着满桌旧书仰头灌了一口啤酒，从羽绒服口袋里摸出那张二零三三年人生有限公司的白色卡片，对着卡片苦笑着自言自语。 漫画屋门外挂着暖黄小彩灯的小巷里，成年舒图缓步走过店门前，停下脚步透过玻璃窗若有所思地抬头打量了一下门头招牌与“招聘店（核心台词：陈明：“你真的不回屋睡吗？”）</w:t>
+              <w:br/>
+              <w:t>• 【7-13　外　岁月潭 — 夜】【闪回·2033年陈明葬礼后街头】戴着黑色手套的赵左右左手握着人生有限公司名片，右手低头盯着手机屏幕上“老婆”的来电显示，狠心按下了挂断键。（核心台词：舒图：“他们跟我说，实验有危险，你拼了命也要回来改命——谁更可怕？！参加陈明的葬礼——”）</w:t>
+              <w:br/>
+              <w:t>• 【7-15　内　漫画屋·店堂与里间 — 夜】三条鱼漫画屋内，留着顺直短发、身穿棕红复古麻花毛衣的十六岁陈明正坐在堆满书册的柜台前伏案写字。十六岁的赵左右推门走进店里，双手扶在柜台书堆上向陈明打听。 坐在柜台前刷题的陈明头也没抬，握着笔淡淡地回了一句。 陈明头也不抬地整理着桌上的书册，语气淡定。（核心台词：赵左右：“陈明，荀哥在吗？” ／ 陈明：“出去好一会儿了。” ／ 陈明：“我在屋里听到荀哥跟一个女人在说话，太吵了，戴耳塞了。”）</w:t>
+            </w:r>
+          </w:p>
+        </w:tc>
+      </w:tr>
+      <w:tr>
+        <w:trPr>
+          <w:cantSplit/>
+        </w:trPr>
+        <w:tc>
+          <w:tcPr>
+            <w:tcW w:type="dxa" w:w="2376"/>
+            <w:vAlign w:val="center"/>
+            <w:tcMar>
+              <w:top w:w="105" w:type="dxa"/>
+              <w:bottom w:w="105" w:type="dxa"/>
+              <w:left w:w="145" w:type="dxa"/>
+              <w:right w:w="145" w:type="dxa"/>
+            </w:tcMar>
+            <w:shd w:fill="F7FAFC"/>
+          </w:tcPr>
+          <w:p>
+            <w:pPr>
+              <w:spacing w:before="40" w:after="40" w:line="341" w:lineRule="auto"/>
+              <w:jc w:val="center"/>
+            </w:pPr>
+            <w:r/>
+            <w:r>
+              <w:rPr>
+                <w:rFonts w:ascii="Times New Roman" w:hAnsi="Times New Roman" w:eastAsia="宋体"/>
+                <w:b/>
+                <w:color w:val="191919"/>
+                <w:sz w:val="19"/>
+              </w:rPr>
+              <w:t>EP08《时间的玩笑》</w:t>
+            </w:r>
+          </w:p>
+        </w:tc>
+        <w:tc>
+          <w:tcPr>
+            <w:tcW w:type="dxa" w:w="7992"/>
+            <w:vAlign w:val="center"/>
+            <w:tcMar>
+              <w:top w:w="105" w:type="dxa"/>
+              <w:bottom w:w="105" w:type="dxa"/>
+              <w:left w:w="145" w:type="dxa"/>
+              <w:right w:w="145" w:type="dxa"/>
+            </w:tcMar>
+            <w:shd w:fill="F7FAFC"/>
+          </w:tcPr>
+          <w:p>
+            <w:pPr>
+              <w:spacing w:before="40" w:after="40" w:line="341" w:lineRule="auto"/>
+              <w:jc w:val="left"/>
+            </w:pPr>
+            <w:r/>
+            <w:r>
+              <w:rPr>
+                <w:rFonts w:ascii="Times New Roman" w:hAnsi="Times New Roman" w:eastAsia="宋体"/>
+                <w:b w:val="0"/>
+                <w:color w:val="191919"/>
+                <w:sz w:val="19"/>
+              </w:rPr>
+              <w:t>• 【8-6　外/内　积雪街道·公用电话亭与漫画屋店堂（交叉剪辑） — 日】与此同时，春秋路三条鱼漫画屋内，座机电话铃声响起。身穿黑白灰几何提花毛衣内搭黑高领衫的十六岁陈明手里拿着一本《灌篮高手》漫画书走到吧台前，叹了口气坐下，单手拿起白色听筒接听。 漫画屋吧台后，陈明一手举着听筒贴在耳边，一手继续翻看着手里的《灌篮高手》漫画书。 陈明翻书的动作微微一顿，放下漫画书，转头望向贴着红色“見、愈見”字样的里间紧闭房门，对着听筒实话实说。 陈明把听筒从耳边移开半寸，转过身面向里间紧闭的木门高声通报。 紧闭的里间房门内立刻传出荀未来暴躁的吼声。陈明被震得微微仰头愣了一下。 陈明面不改色地将白色听筒（核心台词：陈明：“喂？” ／ 陈明：“是，你有什么事吗？” ／ 陈明：“荀哥自闭了，物理意义上的。不下床，也不出房门。”）</w:t>
+              <w:br/>
+              <w:t>• 【8-12　内　三条鱼漫画屋·吧台 — 日】三条鱼漫画屋内，结束了“物理自闭”的四十一岁荀未来身穿深棕色纽扣针织开衫内搭白色立领衬衫，双手插在裤兜里从老式立钟旁走出里间，缓步晃到前台旁，拉开椅子在正在整理旧书堆的陈明身旁坐下，重重地叹了一口气，盯着电脑屏幕明知故问。 陈明低着头继续整齐地码放着桌上的厚书堆，手上动作未停，平静地吐出两个字。 荀未来又不甘心地长叹了一口气，侧过头看向身边冷淡的陈明。 陈明翻动着书页检查折角，连眼皮都没抬一下。 陈明把整理好的一摞书推到一旁，淡然开口。 荀未来愣了一下，转过头挑眉反问陈明。 陈明面无表情地瞥了他一眼，语气清冷地吐出（核心台词：陈明：“没有。” ／ 陈明：“我对别人的私事不感兴趣。” ／ 陈明：“想去找那个女人就去吧。”）</w:t>
+            </w:r>
+          </w:p>
+        </w:tc>
+      </w:tr>
+      <w:tr>
+        <w:trPr>
+          <w:cantSplit/>
+        </w:trPr>
+        <w:tc>
+          <w:tcPr>
+            <w:tcW w:type="dxa" w:w="2376"/>
+            <w:vAlign w:val="center"/>
+            <w:tcMar>
+              <w:top w:w="105" w:type="dxa"/>
+              <w:bottom w:w="105" w:type="dxa"/>
+              <w:left w:w="145" w:type="dxa"/>
+              <w:right w:w="145" w:type="dxa"/>
+            </w:tcMar>
+          </w:tcPr>
+          <w:p>
+            <w:pPr>
+              <w:spacing w:before="40" w:after="40" w:line="341" w:lineRule="auto"/>
+              <w:jc w:val="center"/>
+            </w:pPr>
+            <w:r/>
+            <w:r>
+              <w:rPr>
+                <w:rFonts w:ascii="Times New Roman" w:hAnsi="Times New Roman" w:eastAsia="宋体"/>
+                <w:b/>
+                <w:color w:val="191919"/>
+                <w:sz w:val="19"/>
+              </w:rPr>
+              <w:t>EP09《人生失控》</w:t>
+            </w:r>
+          </w:p>
+        </w:tc>
+        <w:tc>
+          <w:tcPr>
+            <w:tcW w:type="dxa" w:w="7992"/>
+            <w:vAlign w:val="center"/>
+            <w:tcMar>
+              <w:top w:w="105" w:type="dxa"/>
+              <w:bottom w:w="105" w:type="dxa"/>
+              <w:left w:w="145" w:type="dxa"/>
+              <w:right w:w="145" w:type="dxa"/>
+            </w:tcMar>
+          </w:tcPr>
+          <w:p>
+            <w:pPr>
+              <w:spacing w:before="40" w:after="40" w:line="341" w:lineRule="auto"/>
+              <w:jc w:val="left"/>
+            </w:pPr>
+            <w:r/>
+            <w:r>
+              <w:rPr>
+                <w:rFonts w:ascii="Times New Roman" w:hAnsi="Times New Roman" w:eastAsia="宋体"/>
+                <w:b w:val="0"/>
+                <w:color w:val="191919"/>
+                <w:sz w:val="19"/>
+              </w:rPr>
+              <w:t>• 【9-2　内/外　漫画屋里间·有轨电车与雪后街道 — 晨】地铺另一侧，早已穿好深蓝白条纹校服外套的十六岁陈明正盘腿坐在毯子上，利落地拉上黑色大书包的拉链，转过头淡定地提醒他。 晨光熹微的街道上，一列有轨电车叮当驶过。车厢内，陈明坐在座位上安静地翻看课本；身穿深棕色棉服夹克的荀未来与身穿黑色连帽羽绒服的十六岁赵左右并排站在过道里拉着扶手。荀未来侧过头打量着身边神色平静沉稳的十六岁自己，试探着开口搭话。（核心台词：陈明：“哟，别赖床了。你忘了，今天开学了。”）</w:t>
+              <w:br/>
+              <w:t>• 【9-5　内　长林八中·高一十班（文科班）教室 — 日】重新分班后的高一十班（文科班）教室内，黑板正中央贴着一张写满名字的文科班新座位表。脱下羽绒服抱在胸前的荀未来与罗爱文并排站在黑板前，仰头看着讲台正前方第一排紧挨着的“荀未来”、“罗爱文”、“赵左右”三个名字，荀未来苦着脸连连叹气。 罗爱文伸手指着黑板上的座位表从左到右找了一圈，满脸疑惑地挠了挠头。（核心台词：罗爱文：“哎？我咋没看着陈明呢？”）</w:t>
+              <w:br/>
+              <w:t>• 【9-6　内　长林八中·学校食堂 — 日】荀未来顺着他的手指望去——只见餐桌旁，十六岁的赵左右左手拿着筷子往嘴里塞饭，右手竟握着笔在练习册上争分夺秒地刷题，跟坐在他对面埋头演算的理科学霸陈明简直如出一辙！荀未来先是一愣，随即喜上眉梢。 餐桌旁，身穿蓝白校服内搭棕格纹衬衫的陈明头也不抬地在笔记本上写着公式，冷静地向对面的赵左右宣布。 陈明笔尖不停，毫不留情地用客观数据给老友泼了一盆冷水。赵左右抿紧嘴唇，低头更加专注地在习题册上奋笔疾书。（核心台词：罗爱文：“左右变陈明了！” ／ 陈明：“寒假我已经尽力了，文科的东西我没办法再辅导你，你赶紧去找个新老师吧。” ／ 陈明：“别把荀未来上学期跟你说的话当真了。以你现在的成绩，不靠任何人，根本考不上前五名。”）</w:t>
+              <w:br/>
+              <w:t>• 【9-7　内　长林八中·高一十班与高一八班教室及男洗手间 — 日】与此同时，隔壁高一八班（理科重点班）教室内，下课铃声响起，八班班主任在讲台上宣布任命：“那么我们班的数学课代表，就由陈明同学担任。下课，不用起立了啊，都抓紧时间研究一下最后一道题。”座位上的陈明连续高强度刷题几个小时，只觉双眼酸胀刺痛，疲惫地闭上眼睛抬手用力按揉着鼻梁与眉心。 荀未来溜达到八班教室窗边，趴在陈明的课桌旁，心疼地压低声音劝这位在二零三三年英年早逝的挚友。陈明却神色冷淡地睁开眼继续做题，荀未来只好无奈地叹气离开。 课间男洗手间内，陈明站在小便池前。罗爱文推开隔间门走出来，整理好衣服凑到陈明身旁笑嘻嘻地搭（核心台词：陈明：“我们只是被墙隔开了，为什么会觉得孤单？” ／ 陈明：“或许没空。”）</w:t>
+              <w:br/>
+              <w:t>• 【9-8　内/外　教学楼走廊·学校食堂与赵左右家厨房（交叉剪辑） — 日/夜】教学楼走廊里，赵左右手里捧着《高考必备便携手册》穿行在课间熙熙攘攘的学生人流中，嘴里念念有词地背诵着历史考点。两名同班女同学并肩走在他身后，望着他的背影小声议论。 旁边的女同学乙目视前方，语气平淡地摇了摇头。（核心台词：女同学乙：“他如果一直考二三十分，努力几天可能会及格。但他的成绩一直都是中等，想要从中等考到前五，光是努力几天肯定是不够的。你看理科班的陈明，他现在想要提高一分，都是很难的事，这种事情是需要日积月累的。”）</w:t>
+              <w:br/>
+              <w:t>• 【9-11　内　长林八中·男生宿舍 — 夜】夜晚的长林八中男生宿舍内，搬回学校住宿的十六岁陈明身穿深棕色粗针麻花毛衣、脚穿一双不用系鞋带的魔术贴棉鞋，正坐在昏暗的台灯下拼命演算高数与奥赛习题。然而一墙之隔的隔壁寝室里，却不断传来震耳欲聋的电脑游戏《反恐精英（CS）》狙击枪声与两名室友大呼小叫的喧哗声。 被吵得无法集中精力的陈明放下笔，起身走到隔壁寝室门口推开门，面无表情地看着正围在笔记本电脑前激战的室友甲（穿灰白抓绒毛衣）和室友乙（穿米色卫衣，手里正啃着一块披萨）。 室友乙斜睨了门口的陈明一眼，阴阳怪气地放下披萨呛声。 陈明扶着门框，冷静地指出事实。 握着鼠（核心台词：陈明：“安静点。” ／ 陈明：“隔着两堵墙都听到你们声音了。” ／ 陈明：“我不会什么？”）</w:t>
+            </w:r>
+          </w:p>
+        </w:tc>
+      </w:tr>
+      <w:tr>
+        <w:trPr>
+          <w:cantSplit/>
+        </w:trPr>
+        <w:tc>
+          <w:tcPr>
+            <w:tcW w:type="dxa" w:w="2376"/>
+            <w:vAlign w:val="center"/>
+            <w:tcMar>
+              <w:top w:w="105" w:type="dxa"/>
+              <w:bottom w:w="105" w:type="dxa"/>
+              <w:left w:w="145" w:type="dxa"/>
+              <w:right w:w="145" w:type="dxa"/>
+            </w:tcMar>
+            <w:shd w:fill="F7FAFC"/>
+          </w:tcPr>
+          <w:p>
+            <w:pPr>
+              <w:spacing w:before="40" w:after="40" w:line="341" w:lineRule="auto"/>
+              <w:jc w:val="center"/>
+            </w:pPr>
+            <w:r/>
+            <w:r>
+              <w:rPr>
+                <w:rFonts w:ascii="Times New Roman" w:hAnsi="Times New Roman" w:eastAsia="宋体"/>
+                <w:b/>
+                <w:color w:val="191919"/>
+                <w:sz w:val="19"/>
+              </w:rPr>
+              <w:t>EP10《只要我想》</w:t>
+            </w:r>
+          </w:p>
+        </w:tc>
+        <w:tc>
+          <w:tcPr>
+            <w:tcW w:type="dxa" w:w="7992"/>
+            <w:vAlign w:val="center"/>
+            <w:tcMar>
+              <w:top w:w="105" w:type="dxa"/>
+              <w:bottom w:w="105" w:type="dxa"/>
+              <w:left w:w="145" w:type="dxa"/>
+              <w:right w:w="145" w:type="dxa"/>
+            </w:tcMar>
+            <w:shd w:fill="F7FAFC"/>
+          </w:tcPr>
+          <w:p>
+            <w:pPr>
+              <w:spacing w:before="40" w:after="40" w:line="341" w:lineRule="auto"/>
+              <w:jc w:val="left"/>
+            </w:pPr>
+            <w:r/>
+            <w:r>
+              <w:rPr>
+                <w:rFonts w:ascii="Times New Roman" w:hAnsi="Times New Roman" w:eastAsia="宋体"/>
+                <w:b w:val="0"/>
+                <w:color w:val="191919"/>
+                <w:sz w:val="19"/>
+              </w:rPr>
+              <w:t>• 【10-4　内　长林八中·校医室 — 日】听到“命都不要了”五个字，荀未来脑海中瞬间闪过二零三三年因过度劳累而英年早逝的挚友陈明，心头猛地一颤，低头剥开一颗王一漫送来的粉色草莓硬糖塞进自己嘴里，咯嘣咯嘣地咬碎咽下，眼神彻底凝重起来。（核心台词：荀未来（内心独白）：“改命改命，总不能改得和陈明一样，活活累死了吧？”）</w:t>
+              <w:br/>
+              <w:t>• 【10-5　外/内　教学楼外广场·高一十班门外与男洗手间 — 夜】荀未来领着罗爱文悄悄摸到高一十班教室后门外，伸手往教室里一指——只见空荡荡的教室里只亮着一排灯，十六岁的赵左右正独自埋头在高耸如山的书堆后疯狂演算着陈明留给他的那本绿色封面《数学答案略集锦（NOTES）》。罗爱文扒着门框看了一眼，恍然大悟地转头看向荀未来。 片刻之后，十六岁的赵左右手里依然捧着那本绿色封面的《陈明数学答案略集锦》，一边低头默背公式一边走出教室，快步走进走廊尽头的男洗手间。躲在走廊拐角墙后的荀未来与罗爱文探出脑袋，罗爱文紧张地转头请示。（核心台词：荀未来：“他所有科目里啊，数学是最差的。如果没有陈明的答案略集锦的话，他就废了。只要这一门分数拖了后腿，他绝无可能考进前五。你也知道，他这人总三分钟热度，一盆冷水下去，他就变回来了。”）</w:t>
+              <w:br/>
+              <w:t>• 【10-6　内/外　长林八中男生宿舍走廊·校门口与赵了路虎车内 — 夜】夜色深沉，痛失数学复习宝典的十六岁赵左右一路急匆匆地跑到男生宿舍楼走廊，一把拦住了正准备推门回寝室的陈明（身穿墨绿色拼色夹克内搭花纹毛背心），双手攥着试卷，满脸恳求地开口。 陈明双手插在夹克口袋里，神情冷淡地看着他。 聪慧绝顶的陈明一眼看穿了真相，冷冷地直视着赵左右的眼睛。 陈明眼中掠过一丝明显的心血被辜负的失落与责备，干脆地摇了摇头。 赵左右急得往前跨了一步，一把拉住陈明的袖口苦苦哀求。 正在为自身竞赛提分和昨晚CS败绩烦躁的陈明一把抽回胳膊，语气冰冷而决绝地拒绝。 陈明沉默地看了他两秒，没有松口，只是丢下一句客（核心台词：赵左右：“陈明，你今晚有时间吗？我来你宿舍补补数学啊。” ／ 陈明：“给你的答案略集锦看完了？” ／ 陈明：“你弄丢了。”）</w:t>
+              <w:br/>
+              <w:t>• 【10-7　内　三条鱼漫画屋与学校教师办公室（深夜交叉剪辑） — 深夜】深夜的三条鱼漫画屋内，身穿蓝色粗针毛衣的四十一岁荀未来正坐在前台电脑旁，得意洋洋地翻看着今晚从男洗手间抢来的那本绿色封面《陈明数学答案略集锦（NOTEBOOK）》。玻璃门被推开，六十六岁的赵了垂头丧气地走了进来，荀未来合上笔记本抬头调侃。 与此同时，凌晨三点二十分（墙上SANXIN挂钟定格），长林八中昏暗的教师办公室内，身穿墨绿色拼接棉服夹克的十六岁陈明正坐在办公电脑前。电脑屏幕上再次弹出了血红色的“你输了 / YOU LOSE / Terrorist Win”结算界面！陈明死死捏着鼠标砸在键盘上，满脸挫败与烦躁。</w:t>
+              <w:br/>
+              <w:t>• 【10-9　内/外　学校食堂·教学楼走廊·高一十班与主任办公室 — 日】就在荀未来凑近的瞬间，赵左右鼻翼微动，清晰地闻到了荀未来和罗爱文校服上那股熟悉的男士香水味——正是几天前晚上在漆黑的男洗手间里抢走他《陈明数学答案略集锦》的那个黑影身上的气味！赵左右眼神骤然冰冷如刀，猛地停下脚步一把甩开荀未来的胳膊，转过身死死盯住心虚低头的罗爱文！（核心台词：赵左右：“陈明的答案略集锦，还给我——！”）</w:t>
+              <w:br/>
+              <w:t>• 【10-10　内　长林八中·教学楼走廊·高一十班与主任办公室 — 日/夜】下午课间的教学楼走廊上，十六岁的陈明背着双肩包一边走一边翻看复习资料。赵左右手里拿着那张《全真模拟冲刺卷》从后面小跑追上来，拍了拍陈明的肩膀，指着试卷上的最后一道压轴大题急切地请教。 陈明神情冷淡，丢下一句“我有事”转身欲走；赵左右急忙跨前一步拦住他的去路，把试卷展开递到他眼前指着具体公式追问。 陈明无奈地叹了口气，低头扫了一眼赵左右的试卷，随后抬起头认真而客观地向赵左右给出了最科学的应试建议，说完合上书本径直离开。赵左右手握着试卷怔在原地，脑海里反复咀嚼着“扬长避短多去背背文综”这句话。 与此同时，走廊尽头黑灯瞎（核心台词：赵左右：“陈明，有道题我刚才去问老师了，但我记得你答案略集锦上的方法步骤更短，你给我再讲讲吧。最后一次，真就最后一次。” ／ 陈明：“其实我觉得，你与其死磕数学最后一道高难度大题，你倒不如直接放弃了。因为根本没有几个人能答完这道大题。你应该多花时间去把前面的分拿稳了，然后你再扬长避短多去背背文综，这样你的总分还能上来。这是对你来说最科学的做法了。”）</w:t>
+            </w:r>
+          </w:p>
+        </w:tc>
+      </w:tr>
+      <w:tr>
+        <w:trPr>
+          <w:cantSplit/>
+        </w:trPr>
+        <w:tc>
+          <w:tcPr>
+            <w:tcW w:type="dxa" w:w="2376"/>
+            <w:vAlign w:val="center"/>
+            <w:tcMar>
+              <w:top w:w="105" w:type="dxa"/>
+              <w:bottom w:w="105" w:type="dxa"/>
+              <w:left w:w="145" w:type="dxa"/>
+              <w:right w:w="145" w:type="dxa"/>
+            </w:tcMar>
+          </w:tcPr>
+          <w:p>
+            <w:pPr>
+              <w:spacing w:before="40" w:after="40" w:line="341" w:lineRule="auto"/>
+              <w:jc w:val="center"/>
+            </w:pPr>
+            <w:r/>
+            <w:r>
+              <w:rPr>
+                <w:rFonts w:ascii="Times New Roman" w:hAnsi="Times New Roman" w:eastAsia="宋体"/>
+                <w:b/>
+                <w:color w:val="191919"/>
+                <w:sz w:val="19"/>
+              </w:rPr>
+              <w:t>EP11《YOU WIN》</w:t>
+            </w:r>
+          </w:p>
+        </w:tc>
+        <w:tc>
+          <w:tcPr>
+            <w:tcW w:type="dxa" w:w="7992"/>
+            <w:vAlign w:val="center"/>
+            <w:tcMar>
+              <w:top w:w="105" w:type="dxa"/>
+              <w:bottom w:w="105" w:type="dxa"/>
+              <w:left w:w="145" w:type="dxa"/>
+              <w:right w:w="145" w:type="dxa"/>
+            </w:tcMar>
+          </w:tcPr>
+          <w:p>
+            <w:pPr>
+              <w:spacing w:before="40" w:after="40" w:line="341" w:lineRule="auto"/>
+              <w:jc w:val="left"/>
+            </w:pPr>
+            <w:r/>
+            <w:r>
+              <w:rPr>
+                <w:rFonts w:ascii="Times New Roman" w:hAnsi="Times New Roman" w:eastAsia="宋体"/>
+                <w:b w:val="0"/>
+                <w:color w:val="191919"/>
+                <w:sz w:val="19"/>
+              </w:rPr>
+              <w:t>• 【11-1　外/内　福慧家园五号楼下与502室赵了家（客餐厅与书房） — 夜】就在这时，手机扬声器里清晰地传出了此时此刻正在学校主任办公室里的十六岁赵左右压低声音对陈明说出的那句话！</w:t>
+              <w:br/>
+              <w:t>• 【11-3　内　长林八中·男生宿舍走廊与D203寝室 — 夜】刚刚在主任办公室电脑上练成CS狙击并目睹赵左右偷看考卷的十六岁陈明，身穿黑绿拼接翻领夹克，低着头心事重重地走回宿舍走廊。路过D203寝室敞开的房门前时，正坐在书桌前玩笔记本电脑的平头室友甲一眼瞥见了他，冲着床沿看书的室友乙努了努嘴调侃。 靠坐在床沿的室友乙抬起头，笑嘻嘻地冲门外的陈明打招呼。 陈明在D203寝室门框边停下脚步，转过头冷冷地回瞪了两人一眼，转身欲走。 室友甲停下握鼠标的手，往椅背上一靠，翘着二郎腿大声嘲笑起陈明上次中门对狙落败的事。 陈明脚步猛地定住，缓缓转过身，目光冷峻地看向室友甲发问。 室友甲与室（核心台词：八班室友甲：“哎，你看那个陈明，咋蔫蔫的呢？” ／ 陈明：“跟你没关系。” ／ 陈明：“爷们儿的定义是什么？”）</w:t>
+              <w:br/>
+              <w:t>• 【11-7　内　高一十班地理课·学校食堂与教导主任办公室 — 日】戴娟彻底失望地一摆手，合上作业本下达了叫家长的通牒。赵左右如坠冰窟，垂着头灰溜溜地退出了办公室；门外走廊上，抱着纸盒路过的陈明默默注视着赵左右失魂落魄走出来的背影。</w:t>
+              <w:br/>
+              <w:t>• 【11-8　外/内　家属院雪地长椅与501室赵左右家（客厅与卧室） — 夜】恪守对陈明承诺的赵左右毫不犹豫地点了点头，把陈明摘得干干净净。</w:t>
+              <w:br/>
+              <w:t>• 【11-9　外/内　长林八中雪地步道·主任办公室·学校食堂与广播室 — 日】次日清晨，刀子嘴豆腐心的父亲赵东来还是穿戴整齐，双手插在灰绿色连帽羽绒服兜里，阴沉着脸跟在儿子赵左右身后走进长林八中校园。迎面抱书走过的陈明看到父子俩的背影，停下脚步回头深深看了一眼。 戴娟神色冷淡而坚决地摆了摆手，而在办公室门外的走廊木墙边，赶来的陈明正贴在门边，亲耳听到了戴娟作出的严厉处分决定！门外的陈明低垂下眼眸，双手紧紧攥成了拳头。 散会后，戴娟怀里抱着《高中地理学习指导》教材、手里端着保温杯走出办公室，一路微笑着回应过往学生的问好。陈明一言不发地跟在戴娟身侧走了好几步，戴娟察觉到他，停下脚步温和地转头询问（核心台词：戴娟：“陈明啊，你找我有事啊？” ／ 陈明（广播画外音）：“戴主任，我想跟您说明一下那天晚上的情况，这件事情有误会！我亲眼看到，赵左右的确触碰了考卷，但是——” ／ 陈明：“露出第一题的时候，他就把卷子放回去了。所以他这次的考试成绩，应该扣除第一题的四分，剩下的分数，全是他自己考的！好了我说完了，您可以继续宣读处分了。”）</w:t>
+              <w:br/>
+              <w:t>• 【11-10　内/外　高一十班走廊·主任办公室重考与走廊掌掴 — 日/夜】赵左右非但没有先关心自己的处分，反而第一时间急切地追问陈明的情况。 教学楼二楼走廊中央，围满了闻讯而来的各班学生。赵左右分开人群走上前——只见身穿绿白校服的陈明正低着头站在走廊中央，而他对面身穿迷彩羊羔毛翻领棉服的陈明父亲正面色铁青地怒视着儿子！ 下一秒，暴怒的陈明父亲猛地扬起右臂，“啪”的一声脆响，一记极其响亮的耳光狠狠扇在陈明的左脸上！陈明被打得整个人偏过头去，周围响起一片倒抽冷气的惊呼声；人群中的赵左右瞳孔骤然放大，心疼而愧疚地看着咬牙隐忍、一声不吭的陈明，陈明父亲愤怒地甩手转身离去。 闪回画面里，躲在书架阴（核心台词：戴娟：“鉴于陈明说的，情况特殊，学校决定再给你一张难度系数相同的文综试卷。如果你能证明自己，留校察看就降为严重警告。” ／ 赵左右：“那陈明怎么样了？” ／ 赵左右：“如果我还能考好，能别记陈明处分吗？”）</w:t>
+              <w:br/>
+              <w:t>• 【11-11　内　502室赵了家客厅与三条鱼漫画屋（里间与洗漱镜前） — 夜/晨】夜深人静，回到三条鱼漫画屋的荀未来推开里间房门，直接倒在榻榻米地铺上。昏暗的灯光下，他侧卧在格纹枕头上，眼前仿佛又浮现出少年陈明坐在小书桌台灯下专注刷题的背影。荀未来眼神落寞，轻声唤了一声挚友的名字，随后沉沉睡去。 只见洗漱镜中，昨晚入睡前还一头利落短发、面容白净清爽的四十一岁荀未来，此刻竟在一夜之间变成了一头狂乱蓬松的及肩中长卷发，下巴与两腮布满了浓密厚重的络腮胡茬！荀未来惊骇欲绝地抬起双手疯狂抓扯着自己真实的及肩长卷发，又猛地用双手捂住下巴用力捏掐着粗糙扎手的络腮胡须——随着16岁赵左右与陈明命运节点的剧烈改写（核心台词：荀未来：“陈明退学了。” ／ 荀未来：“我记得高中有段时间，陈明的成绩急剧下滑，每天都在打瞌睡，当时所有的人都还在纳闷儿，还以为他早恋了。今天我才知道，原来他每天都偷偷地趁晚上，在戴主任的办公室打游戏。” ／ 赵了：“哦——所以那天晚上，小赵是在和陈明说话，他们两个人相互保密，所以小赵才一直没让陈明当证人！”）</w:t>
+            </w:r>
+          </w:p>
+        </w:tc>
+      </w:tr>
+      <w:tr>
+        <w:trPr>
+          <w:cantSplit/>
+        </w:trPr>
+        <w:tc>
+          <w:tcPr>
+            <w:tcW w:type="dxa" w:w="2376"/>
+            <w:vAlign w:val="center"/>
+            <w:tcMar>
+              <w:top w:w="105" w:type="dxa"/>
+              <w:bottom w:w="105" w:type="dxa"/>
+              <w:left w:w="145" w:type="dxa"/>
+              <w:right w:w="145" w:type="dxa"/>
+            </w:tcMar>
+            <w:shd w:fill="F7FAFC"/>
+          </w:tcPr>
+          <w:p>
+            <w:pPr>
+              <w:spacing w:before="40" w:after="40" w:line="341" w:lineRule="auto"/>
+              <w:jc w:val="center"/>
+            </w:pPr>
+            <w:r/>
+            <w:r>
+              <w:rPr>
+                <w:rFonts w:ascii="Times New Roman" w:hAnsi="Times New Roman" w:eastAsia="宋体"/>
+                <w:b/>
+                <w:color w:val="191919"/>
+                <w:sz w:val="19"/>
+              </w:rPr>
+              <w:t>EP12《寻未来》</w:t>
+            </w:r>
+          </w:p>
+        </w:tc>
+        <w:tc>
+          <w:tcPr>
+            <w:tcW w:type="dxa" w:w="7992"/>
+            <w:vAlign w:val="center"/>
+            <w:tcMar>
+              <w:top w:w="105" w:type="dxa"/>
+              <w:bottom w:w="105" w:type="dxa"/>
+              <w:left w:w="145" w:type="dxa"/>
+              <w:right w:w="145" w:type="dxa"/>
+            </w:tcMar>
+            <w:shd w:fill="F7FAFC"/>
+          </w:tcPr>
+          <w:p>
+            <w:pPr>
+              <w:spacing w:before="40" w:after="40" w:line="341" w:lineRule="auto"/>
+              <w:jc w:val="left"/>
+            </w:pPr>
+            <w:r/>
+            <w:r>
+              <w:rPr>
+                <w:rFonts w:ascii="Times New Roman" w:hAnsi="Times New Roman" w:eastAsia="宋体"/>
+                <w:b w:val="0"/>
+                <w:color w:val="191919"/>
+                <w:sz w:val="19"/>
+              </w:rPr>
+              <w:t>• 【12-1　内/外　手作编织店·黑色路虎车内与501室赵左右卧室 — 日】白天的手作毛线编织店内，挂满五颜六色毛线球的货架前，头戴黑色棒球帽、身穿红色连帽羽绒夹克的六十六岁赵了正站在印有“F.R.I.E.N.D.S”字样的镜子旁，精心挑选了一袋红色毛线团与两本《钩针毛线编织1000》《帽子·围巾·手套编织精品》教程书结账走出店门。 街边停靠的黑色路虎越野车内，赵了将装有毛线和编织书的塑料袋随手放在后座上。副驾驶车门被拉开，刮掉了络腮胡、但依然顶着一头蓬松及肩长卷发并戴着一顶米灰拼色“CAPRICORN”棒球帽遮掩的四十一岁荀未来钻进车里。驾驶座上的赵了转头一看他这副落魄文艺青年的滑稽尊荣（核心台词：赵左右（内心独白）：“潜意识……所以那天梦到阿姨变成徐图图，也是我的潜意识吗？欲望，欲望……像陈明这种又跳级又是三好学生的人，去戴主任办公室偷偷玩游戏，又是因为什么欲望呢？”）</w:t>
+              <w:br/>
+              <w:t>• 【12-3　外　结冰湖畔观景平台与沿岸小吃摊 — 日】冬日的阳光洒在结冰的湖畔，画面浮现本集片名：第 12 集 寻未来。 湖岸边的“烤地瓜·老玉米”铁桶炉前，摊主掀开炉盖装好两个热气腾腾的烤地瓜（及烤土豆）递过去。戴着浅棕色“CAPRICORN”棒球帽、露出一头披肩长卷发的荀未来接过纸袋，礼貌地道了声“谢谢啊”，转身快步走上湖畔的木质观景平台。（核心台词：赵左右：“对，就是弗洛伊德！徐图图送了我一本他写的《梦的解析》。其实陈明的事，我到现在还是很难过；但我发现我在看这本书的时候，内心忽然就平静了。我决定以后我就要研究这个，我要做一个内心强大的人！”）</w:t>
+            </w:r>
+          </w:p>
+        </w:tc>
+      </w:tr>
+      <w:tr>
+        <w:trPr>
+          <w:cantSplit/>
+        </w:trPr>
+        <w:tc>
+          <w:tcPr>
+            <w:tcW w:type="dxa" w:w="2376"/>
+            <w:vAlign w:val="center"/>
+            <w:tcMar>
+              <w:top w:w="105" w:type="dxa"/>
+              <w:bottom w:w="105" w:type="dxa"/>
+              <w:left w:w="145" w:type="dxa"/>
+              <w:right w:w="145" w:type="dxa"/>
+            </w:tcMar>
+          </w:tcPr>
+          <w:p>
+            <w:pPr>
+              <w:spacing w:before="40" w:after="40" w:line="341" w:lineRule="auto"/>
+              <w:jc w:val="center"/>
+            </w:pPr>
+            <w:r/>
+            <w:r>
+              <w:rPr>
+                <w:rFonts w:ascii="Times New Roman" w:hAnsi="Times New Roman" w:eastAsia="宋体"/>
+                <w:b/>
+                <w:color w:val="191919"/>
+                <w:sz w:val="19"/>
+              </w:rPr>
+              <w:t>EP13《我与我的宣战》</w:t>
+            </w:r>
+          </w:p>
+        </w:tc>
+        <w:tc>
+          <w:tcPr>
+            <w:tcW w:type="dxa" w:w="7992"/>
+            <w:vAlign w:val="center"/>
+            <w:tcMar>
+              <w:top w:w="105" w:type="dxa"/>
+              <w:bottom w:w="105" w:type="dxa"/>
+              <w:left w:w="145" w:type="dxa"/>
+              <w:right w:w="145" w:type="dxa"/>
+            </w:tcMar>
+          </w:tcPr>
+          <w:p>
+            <w:pPr>
+              <w:spacing w:before="40" w:after="40" w:line="341" w:lineRule="auto"/>
+              <w:jc w:val="left"/>
+            </w:pPr>
+            <w:r/>
+            <w:r>
+              <w:rPr>
+                <w:rFonts w:ascii="Times New Roman" w:hAnsi="Times New Roman" w:eastAsia="宋体"/>
+                <w:b w:val="0"/>
+                <w:color w:val="191919"/>
+                <w:sz w:val="19"/>
+              </w:rPr>
+              <w:t>• 【13-8　外/内　罗爱文家小区雪道与501室赵左右家餐厅 — 夜】刘美奕欣慰地笑了笑，用公筷夹了一块排骨放进赵左右碗里。赵左右乖巧地点头扒饭，心里却已经暗暗记下了母亲未竟的电影梦与陈明的下落。 晚饭后，身穿米白色粗线高领毛衣的赵左右独自站在卧室飘雪的窗前，拿起手机拨通了父亲单位同事王叔叔的电话，打听退学后的挚友陈明的下落。 电话听筒里传来王叔叔的回音。赵左右握着手机微微侧头，眼神凝重地缓缓放下手机，默默将“陈明回乡下了”的消息记在心里。（核心台词：赵左右：“王叔叔，您知道陈叔叔的儿子，陈明现在去哪个学校了吗？” ／ 王叔叔（电话音）：“啊，陈明啊，我知道，听说好像回乡下去了。——喂？”）</w:t>
+            </w:r>
+          </w:p>
+        </w:tc>
+      </w:tr>
+      <w:tr>
+        <w:trPr>
+          <w:cantSplit/>
+        </w:trPr>
+        <w:tc>
+          <w:tcPr>
+            <w:tcW w:type="dxa" w:w="2376"/>
+            <w:vAlign w:val="center"/>
+            <w:tcMar>
+              <w:top w:w="105" w:type="dxa"/>
+              <w:bottom w:w="105" w:type="dxa"/>
+              <w:left w:w="145" w:type="dxa"/>
+              <w:right w:w="145" w:type="dxa"/>
+            </w:tcMar>
+            <w:shd w:fill="F7FAFC"/>
+          </w:tcPr>
+          <w:p>
+            <w:pPr>
+              <w:spacing w:before="40" w:after="40" w:line="341" w:lineRule="auto"/>
+              <w:jc w:val="center"/>
+            </w:pPr>
+            <w:r/>
+            <w:r>
+              <w:rPr>
+                <w:rFonts w:ascii="Times New Roman" w:hAnsi="Times New Roman" w:eastAsia="宋体"/>
+                <w:b/>
+                <w:color w:val="191919"/>
+                <w:sz w:val="19"/>
+              </w:rPr>
+              <w:t>EP14《继承》</w:t>
+            </w:r>
+          </w:p>
+        </w:tc>
+        <w:tc>
+          <w:tcPr>
+            <w:tcW w:type="dxa" w:w="7992"/>
+            <w:vAlign w:val="center"/>
+            <w:tcMar>
+              <w:top w:w="105" w:type="dxa"/>
+              <w:bottom w:w="105" w:type="dxa"/>
+              <w:left w:w="145" w:type="dxa"/>
+              <w:right w:w="145" w:type="dxa"/>
+            </w:tcMar>
+            <w:shd w:fill="F7FAFC"/>
+          </w:tcPr>
+          <w:p>
+            <w:pPr>
+              <w:spacing w:before="40" w:after="40" w:line="341" w:lineRule="auto"/>
+              <w:jc w:val="left"/>
+            </w:pPr>
+            <w:r/>
+            <w:r>
+              <w:rPr>
+                <w:rFonts w:ascii="Times New Roman" w:hAnsi="Times New Roman" w:eastAsia="宋体"/>
+                <w:b w:val="0"/>
+                <w:color w:val="191919"/>
+                <w:sz w:val="19"/>
+              </w:rPr>
+              <w:t>• 【14-7　内　飞霞湾王一漫家卧室与罗爱文家豪宅客厅 — 夜】听到母亲提起被逼退学的陈明，王一漫放在膝头的手指微微蜷缩，在镜子前紧抿着嘴唇，极力压抑着内心的窒息感。（核心台词：杨敏：“你之前数学回回考不过陈明，人家现在主动退学了，还哪有什么压力给到你？”）</w:t>
+            </w:r>
+          </w:p>
+        </w:tc>
+      </w:tr>
+      <w:tr>
+        <w:trPr>
+          <w:cantSplit/>
+        </w:trPr>
+        <w:tc>
+          <w:tcPr>
+            <w:tcW w:type="dxa" w:w="2376"/>
+            <w:vAlign w:val="center"/>
+            <w:tcMar>
+              <w:top w:w="105" w:type="dxa"/>
+              <w:bottom w:w="105" w:type="dxa"/>
+              <w:left w:w="145" w:type="dxa"/>
+              <w:right w:w="145" w:type="dxa"/>
+            </w:tcMar>
+          </w:tcPr>
+          <w:p>
+            <w:pPr>
+              <w:spacing w:before="40" w:after="40" w:line="341" w:lineRule="auto"/>
+              <w:jc w:val="center"/>
+            </w:pPr>
+            <w:r/>
+            <w:r>
+              <w:rPr>
+                <w:rFonts w:ascii="Times New Roman" w:hAnsi="Times New Roman" w:eastAsia="宋体"/>
+                <w:b/>
+                <w:color w:val="191919"/>
+                <w:sz w:val="19"/>
+              </w:rPr>
+              <w:t>EP15《左或右》</w:t>
+            </w:r>
+          </w:p>
+        </w:tc>
+        <w:tc>
+          <w:tcPr>
+            <w:tcW w:type="dxa" w:w="7992"/>
+            <w:vAlign w:val="center"/>
+            <w:tcMar>
+              <w:top w:w="105" w:type="dxa"/>
+              <w:bottom w:w="105" w:type="dxa"/>
+              <w:left w:w="145" w:type="dxa"/>
+              <w:right w:w="145" w:type="dxa"/>
+            </w:tcMar>
+          </w:tcPr>
+          <w:p>
+            <w:pPr>
+              <w:spacing w:before="40" w:after="40" w:line="341" w:lineRule="auto"/>
+              <w:jc w:val="left"/>
+            </w:pPr>
+            <w:r/>
+            <w:r>
+              <w:rPr>
+                <w:rFonts w:ascii="Times New Roman" w:hAnsi="Times New Roman" w:eastAsia="宋体"/>
+                <w:b w:val="0"/>
+                <w:color w:val="191919"/>
+                <w:sz w:val="19"/>
+              </w:rPr>
+              <w:t>• 【15-7　外/内　爱荣机械厂组装车间窗外与车间内部 — 夜】此时，站在车间窗外夜色中的四十一岁荀未来静静凝望着车间里的十六岁自己，脑海中翻涌起高中时代与罗爱文、陈明一起打闹欢笑的温暖记忆（伴随着插曲《时间的玩笑》旋律：“有些事现在看荒唐，那时我们却不假思量……”）。车间内，十六岁的赵左右抬起头，替四十一岁的自己给出了那个从未改变的赤子答案—— 窗外的四十一岁荀未来听着十六岁自己的回答，眼角终于滑下一滴释怀的热泪，他仰起头望向夜空中飘落的雪花，在心底对身旁的罗爱文和远方的陈明轻轻说道：（核心台词：荀未来（内心独白）：“你知道我一生当中最幸运的事是什么吗？就是在高中的时候啊，认识了你和陈明。”）</w:t>
+            </w:r>
+          </w:p>
+        </w:tc>
+      </w:tr>
+      <w:tr>
+        <w:trPr>
+          <w:cantSplit/>
+        </w:trPr>
+        <w:tc>
+          <w:tcPr>
+            <w:tcW w:type="dxa" w:w="2376"/>
+            <w:vAlign w:val="center"/>
+            <w:tcMar>
+              <w:top w:w="105" w:type="dxa"/>
+              <w:bottom w:w="105" w:type="dxa"/>
+              <w:left w:w="145" w:type="dxa"/>
+              <w:right w:w="145" w:type="dxa"/>
+            </w:tcMar>
+            <w:shd w:fill="F7FAFC"/>
+          </w:tcPr>
+          <w:p>
+            <w:pPr>
+              <w:spacing w:before="40" w:after="40" w:line="341" w:lineRule="auto"/>
+              <w:jc w:val="center"/>
+            </w:pPr>
+            <w:r/>
+            <w:r>
+              <w:rPr>
+                <w:rFonts w:ascii="Times New Roman" w:hAnsi="Times New Roman" w:eastAsia="宋体"/>
+                <w:b/>
+                <w:color w:val="191919"/>
+                <w:sz w:val="19"/>
+              </w:rPr>
+              <w:t>EP16《再见，老同学》</w:t>
+            </w:r>
+          </w:p>
+        </w:tc>
+        <w:tc>
+          <w:tcPr>
+            <w:tcW w:type="dxa" w:w="7992"/>
+            <w:vAlign w:val="center"/>
+            <w:tcMar>
+              <w:top w:w="105" w:type="dxa"/>
+              <w:bottom w:w="105" w:type="dxa"/>
+              <w:left w:w="145" w:type="dxa"/>
+              <w:right w:w="145" w:type="dxa"/>
+            </w:tcMar>
+            <w:shd w:fill="F7FAFC"/>
+          </w:tcPr>
+          <w:p>
+            <w:pPr>
+              <w:spacing w:before="40" w:after="40" w:line="341" w:lineRule="auto"/>
+              <w:jc w:val="left"/>
+            </w:pPr>
+            <w:r/>
+            <w:r>
+              <w:rPr>
+                <w:rFonts w:ascii="Times New Roman" w:hAnsi="Times New Roman" w:eastAsia="宋体"/>
+                <w:b w:val="0"/>
+                <w:color w:val="191919"/>
+                <w:sz w:val="19"/>
+              </w:rPr>
+              <w:t>• 【16-4　外/内　长林八中校门口林荫道·502室赵了家与雪夜路虎车内 — 日/夜】赵左右笑着搂住罗爱文的肩膀，提起了远方的陈明。（核心台词：赵左右：“还有陈明啊！等我联系上他，我们四个一起过！”）</w:t>
+            </w:r>
+          </w:p>
+        </w:tc>
+      </w:tr>
+      <w:tr>
+        <w:trPr>
+          <w:cantSplit/>
+        </w:trPr>
+        <w:tc>
+          <w:tcPr>
+            <w:tcW w:type="dxa" w:w="2376"/>
+            <w:vAlign w:val="center"/>
+            <w:tcMar>
+              <w:top w:w="105" w:type="dxa"/>
+              <w:bottom w:w="105" w:type="dxa"/>
+              <w:left w:w="145" w:type="dxa"/>
+              <w:right w:w="145" w:type="dxa"/>
+            </w:tcMar>
+          </w:tcPr>
+          <w:p>
+            <w:pPr>
+              <w:spacing w:before="40" w:after="40" w:line="341" w:lineRule="auto"/>
+              <w:jc w:val="center"/>
+            </w:pPr>
+            <w:r/>
+            <w:r>
+              <w:rPr>
+                <w:rFonts w:ascii="Times New Roman" w:hAnsi="Times New Roman" w:eastAsia="宋体"/>
+                <w:b/>
+                <w:color w:val="191919"/>
+                <w:sz w:val="19"/>
+              </w:rPr>
+              <w:t>EP17《不速之客》</w:t>
+            </w:r>
+          </w:p>
+        </w:tc>
+        <w:tc>
+          <w:tcPr>
+            <w:tcW w:type="dxa" w:w="7992"/>
+            <w:vAlign w:val="center"/>
+            <w:tcMar>
+              <w:top w:w="105" w:type="dxa"/>
+              <w:bottom w:w="105" w:type="dxa"/>
+              <w:left w:w="145" w:type="dxa"/>
+              <w:right w:w="145" w:type="dxa"/>
+            </w:tcMar>
+          </w:tcPr>
+          <w:p>
+            <w:pPr>
+              <w:spacing w:before="40" w:after="40" w:line="341" w:lineRule="auto"/>
+              <w:jc w:val="left"/>
+            </w:pPr>
+            <w:r/>
+            <w:r>
+              <w:rPr>
+                <w:rFonts w:ascii="Times New Roman" w:hAnsi="Times New Roman" w:eastAsia="宋体"/>
+                <w:b w:val="0"/>
+                <w:color w:val="191919"/>
+                <w:sz w:val="19"/>
+              </w:rPr>
+              <w:t>• 【17-3　内　2058年高尚副总裁访谈室与2008年雪原古堡余博士实验室 — 日/夜】荀未来连忙回答：“我叫荀未来。”余博士点点头夸了句好名字，随即话锋一转，开始连珠炮般地抽查他的求学背景；门外车内的赵了连忙对着麦克风飞快编造答案（把罗爱文、陈明、王一漫、徐图图的名字拆开组合），荀未来则像复读机一样对答如流！</w:t>
+            </w:r>
+          </w:p>
+        </w:tc>
+      </w:tr>
+      <w:tr>
+        <w:trPr>
+          <w:cantSplit/>
+        </w:trPr>
+        <w:tc>
+          <w:tcPr>
+            <w:tcW w:type="dxa" w:w="2376"/>
+            <w:vAlign w:val="center"/>
+            <w:tcMar>
+              <w:top w:w="105" w:type="dxa"/>
+              <w:bottom w:w="105" w:type="dxa"/>
+              <w:left w:w="145" w:type="dxa"/>
+              <w:right w:w="145" w:type="dxa"/>
+            </w:tcMar>
+            <w:shd w:fill="F7FAFC"/>
+          </w:tcPr>
+          <w:p>
+            <w:pPr>
+              <w:spacing w:before="40" w:after="40" w:line="341" w:lineRule="auto"/>
+              <w:jc w:val="center"/>
+            </w:pPr>
+            <w:r/>
+            <w:r>
+              <w:rPr>
+                <w:rFonts w:ascii="Times New Roman" w:hAnsi="Times New Roman" w:eastAsia="宋体"/>
+                <w:b/>
+                <w:color w:val="191919"/>
+                <w:sz w:val="19"/>
+              </w:rPr>
+              <w:t>EP20《涉过夏天》</w:t>
+            </w:r>
+          </w:p>
+        </w:tc>
+        <w:tc>
+          <w:tcPr>
+            <w:tcW w:type="dxa" w:w="7992"/>
+            <w:vAlign w:val="center"/>
+            <w:tcMar>
+              <w:top w:w="105" w:type="dxa"/>
+              <w:bottom w:w="105" w:type="dxa"/>
+              <w:left w:w="145" w:type="dxa"/>
+              <w:right w:w="145" w:type="dxa"/>
+            </w:tcMar>
+            <w:shd w:fill="F7FAFC"/>
+          </w:tcPr>
+          <w:p>
+            <w:pPr>
+              <w:spacing w:before="40" w:after="40" w:line="341" w:lineRule="auto"/>
+              <w:jc w:val="left"/>
+            </w:pPr>
+            <w:r/>
+            <w:r>
+              <w:rPr>
+                <w:rFonts w:ascii="Times New Roman" w:hAnsi="Times New Roman" w:eastAsia="宋体"/>
+                <w:b w:val="0"/>
+                <w:color w:val="191919"/>
+                <w:sz w:val="19"/>
+              </w:rPr>
+              <w:t>• 【20-6　内/外　5元自助快餐店·飞霞湾王一漫家餐厅与卧室阳台 — 日/夜】草帽少年抬起头匆匆离开餐馆——赵左右、徐图图和王一漫同时认出了那张清瘦的脸！三人快步追到快餐店临街的大玻璃窗前，只见烈日炎炎下，戴着草帽的理科学霸陈明，正吃力地蹬着一辆装满沉重蔬菜纸箱的三轮车消失在街角！ 徐图图眼眶泛红地低语：“可他刚刚好像还在看数学……他会回来的，对吧？”站在一旁的王一漫静静望着陈明蹬三轮车远去的背影，积压在心底多年的委屈与窒息化作滚烫的泪水滑落脸颊。 杨敏非但没有反思，反而搬出陈明退学的事继续对女儿进行道德绑架！（核心台词：赵左右：“他是陈明！原来陈明退学之后，一直在家里帮着卖菜。” ／ 王一漫：“考完试之后，我妈每次都会骂我很久。她骂我，为什么考不过比我小两岁的陈明。所以我告诉我自己，一定要超越他，要超越他……可是他退学之后，我依然害怕回家。我却不知道，我还要超越谁，才能够换来心中一点安宁。” ／ 杨敏：“我把你逼疯了？家里给你创造那么好的条件，你怎么就不知道感恩？！你看看你们班的那个陈明，回回考试得第一，可他爹连学习的资格都不给他，直接让他退学了！那是他的命，你命这么好，别身在福中不知福！”）</w:t>
+              <w:br/>
+              <w:t>• 【20-7　内/外　501室客厅与卧室·荒村老屋·5元快餐店·旧物仓库与2058办公区 — 夜】几天后的傍晚，五零一室客厅内，赵左右、徐图图与王一漫围坐在茶几前，将暑假拍探店视频攒下的钱凑在一起准备帮陈明妈妈治病。当徐图图提议找赵爷爷帮忙时，赵左右连忙竖起食指比了个“嘘”的手势。 夜晚，“5元自助快餐”店内，陈明的父亲正含泪劝一边吃饭一边写题的儿子陈明回学校读书（“那天在学校，是爸对不起你，你是爸妈的希望”），懂事的陈明安慰父亲说自己一定能追上进度；这时店员在打菜台旁发现了一个贴着“答案箱”字样的铁罐——陈明走过去打开一看，只见铁罐里塞满了厚厚一沓钞票，以及一张写着【一切都会好起来的，我们等你回来。——赵左右</w:t>
+            </w:r>
+          </w:p>
+        </w:tc>
+      </w:tr>
+      <w:tr>
+        <w:trPr>
+          <w:cantSplit/>
+        </w:trPr>
+        <w:tc>
+          <w:tcPr>
+            <w:tcW w:type="dxa" w:w="2376"/>
+            <w:vAlign w:val="center"/>
+            <w:tcMar>
+              <w:top w:w="105" w:type="dxa"/>
+              <w:bottom w:w="105" w:type="dxa"/>
+              <w:left w:w="145" w:type="dxa"/>
+              <w:right w:w="145" w:type="dxa"/>
+            </w:tcMar>
+          </w:tcPr>
+          <w:p>
+            <w:pPr>
+              <w:spacing w:before="40" w:after="40" w:line="341" w:lineRule="auto"/>
+              <w:jc w:val="left"/>
+            </w:pPr>
+            <w:r/>
+            <w:r>
+              <w:rPr>
+                <w:rFonts w:ascii="Times New Roman" w:hAnsi="Times New Roman" w:eastAsia="宋体"/>
+                <w:b/>
+                <w:color w:val="191919"/>
+                <w:sz w:val="19"/>
+              </w:rPr>
+              <w:t>EP24《独自面对》（大结局）</w:t>
+            </w:r>
+          </w:p>
+        </w:tc>
+        <w:tc>
+          <w:tcPr>
+            <w:tcW w:type="dxa" w:w="7992"/>
+            <w:vAlign w:val="center"/>
+            <w:tcMar>
+              <w:top w:w="105" w:type="dxa"/>
+              <w:bottom w:w="105" w:type="dxa"/>
+              <w:left w:w="145" w:type="dxa"/>
+              <w:right w:w="145" w:type="dxa"/>
+            </w:tcMar>
+          </w:tcPr>
+          <w:p>
+            <w:pPr>
+              <w:spacing w:before="40" w:after="40" w:line="341" w:lineRule="auto"/>
+              <w:jc w:val="left"/>
+            </w:pPr>
+            <w:r/>
+            <w:r>
+              <w:rPr>
+                <w:rFonts w:ascii="Times New Roman" w:hAnsi="Times New Roman" w:eastAsia="宋体"/>
+                <w:b w:val="0"/>
+                <w:color w:val="191919"/>
+                <w:sz w:val="19"/>
+              </w:rPr>
+              <w:t>• 【24-1　内/外　501室赵左右家·长林八中孔子雕像广场与高三（2）班教室 — 日】两人正说着，赵左右一抬头，猛然看见孔子雕像前站着一个熟悉的清瘦身影——正是身穿军绿色毛领夹克、背着棕色书包重返校园的理科学霸陈明！在第十四集收到三代赵左右塞进门缝的真相纸条后，陈明走出了阴霾，阳光健康地复学归来了！赵左右与罗爱文惊喜万分地冲上去将陈明团团抱住！ 向来内敛冷峻的陈明嘴角扬起一抹浅浅的笑意，看着赵左右，指了指当年那张塞进他家门缝的纸条。 一旁的罗爱文感动得直抹眼角，拍着胸脯当场认陈明做大哥！ 陈明认真地望向赵左右，补上了那句迟来的感谢。 赵左右潇洒地一摆手，引用了陈明当年在医务室对他说过的话。 陈明会心（核心台词：赵左右：“陈明？！你回来了！好久不见！真是你啊！你可终于回来了！” ／ 陈明：“谢谢你的字条，字丑了点，以后别写了。” ／ 罗爱文：“好久没人跟我这么说话了。陈明啊，你以后就是我大哥，明哥！”）</w:t>
+              <w:br/>
+              <w:t>• 【24-3　内/外　长林八中高三教学楼走廊与冬日飘雪连廊（2009秋—2009冬） — 日】画面浮现时间字标：2009 秋。高三教学楼走廊里，“决战高考 为梦想而战”的红色签名墙格外醒目。班主任戴娟走过走廊叮嘱学生们：“现在都是高三人了啊，学习环境要干净，心也要静下来。”身穿黑白运动外套的罗爱文礼貌地向戴主任打过招呼，转身走到赵左右面前郑重辞行。 赵左右一怔，不舍地拉住他。（核心台词：罗爱文：“嗯。那我先去八班找明哥打个招呼，说不定我俩以后一块儿合作能研究什么自动驾驶呢。走了，赵导！”）</w:t>
+              <w:br/>
+              <w:t>• 【24-6　内　火锅店高考毕业聚餐与501室卧室高考查分（2010夏） — 日】徐图图开心答应：“好，到时候咱们就把这些稀奇古怪的东西都尝个遍！”这时，身穿白色海军领短袖的王一漫与身穿湖蓝色T恤的陈明一边争论着考题一边走进店里入座。 理科学霸陈明推了推眼镜，冷静地给出了降维打击般的标准解析——（核心台词：陈明：“这道题确实很狡猾。如果看出了是陷阱，就会选C，但其实踏入了另一个陷阱。正确答案是B。选A的我只能说是连陷阱都没看出来。”）</w:t>
+            </w:r>
+          </w:p>
+        </w:tc>
+      </w:tr>
+    </w:tbl>
     <w:p>
       <w:pPr>
         <w:spacing w:before="240" w:after="80" w:line="384" w:lineRule="auto"/>

--- a/01_《三人行》全24集全流程标杆成品库/05_核心人物一人一档/人物08_陈明（长林八中理科学霸 ＆ 铁三角挚友）.docx
+++ b/01_《三人行》全24集全流程标杆成品库/05_核心人物一人一档/人物08_陈明（长林八中理科学霸 ＆ 铁三角挚友）.docx
@@ -366,7 +366,7 @@
                 <w:color w:val="191919"/>
                 <w:sz w:val="19"/>
               </w:rPr>
-              <w:t>长林八中年级第一理科学霸 ➔ 三条鱼漫画屋寒假借宿生 ➔ 退学后在家帮父母蹬三轮车卖菜仍坚持看数学书的寒门学子（EP11–EP20） ➔ 2009年秋复学高三应届生 ➔ 顶尖大学计算机系高材生（未来与罗爱文合作研发自动驾驶）</w:t>
+              <w:t>长林八中年级第一理科学霸 ➔ 三条鱼漫画屋寒假借宿生 ➔ 退学后在家帮父母蹬三轮车卖菜仍坚持看数学书的寒门学子 ➔ 2009年秋复学高三应届生 ➔ 顶尖大学计算机系高材生（未来与罗爱文合作研发自动驾驶）</w:t>
             </w:r>
           </w:p>
         </w:tc>
@@ -879,7 +879,7 @@
           <w:color w:val="141414"/>
           <w:sz w:val="21"/>
         </w:rPr>
-        <w:t>陈明的日常肢体动作克制而精准：在教室或漫画屋刷题时，坐姿端正得像一棵松树，右手持笔演算速度极快，左手习惯性地轻轻推一下鼻梁上的黑框方眼镜；走路时步伐安静沉稳，背着塞满竞赛题集的双肩书包。他全剧最具视觉冲击力的标志性动作有二：① 【2秒盲系白色帆布鞋鞋带神技（EP09）】：在理科八班男生宿舍里，面对室友的故意挑衅与嘲讽，陈明一脚踩在铁架床横档上，头也不低、眼睛直视前方，双手十指如穿花蝴蝶般在白色高帮帆布鞋鞋带上急速翻飞，仅用不到2秒钟便盲系出一个完美紧实的鞋带结；② 【深夜办公室/网吧盲狙操作（EP09–10）】：握住鼠标与键盘时手指修长灵活，在《CS 1.3》中精准操控狙击镜。</w:t>
+        <w:t>陈明的日常肢体动作克制而精准：在教室或漫画屋刷题时，坐姿端正得像一棵松树，右手持笔演算速度极快，左手习惯性地轻轻推一下鼻梁上的黑框方眼镜；走路时步伐安静沉稳，背着塞满竞赛题集的双肩书包。他全剧最具视觉冲击力的标志性动作有二：① 【2秒盲系白色帆布鞋鞋带神技】：在理科八班男生宿舍里，面对室友的故意挑衅与嘲讽，陈明一脚踩在铁架床横档上，头也不低、眼睛直视前方，双手十指如穿花蝴蝶般在白色高帮帆布鞋鞋带上急速翻飞，仅用不到2秒钟便盲系出一个完美紧实的鞋带结；② 【深夜办公室/网吧盲狙操作（EP09–10）】：握住鼠标与键盘时手指修长灵活，在《CS 1.3》中精准操控狙击镜。</w:t>
       </w:r>
     </w:p>
     <w:p>
@@ -910,7 +910,7 @@
           <w:color w:val="141414"/>
           <w:sz w:val="21"/>
         </w:rPr>
-        <w:t>1. 【2008年冬·高一白昼篇寒门学霸与漫画屋借宿造型（EP01–EP08）】：戴黑色方框眼镜，顺直黑短发；在学校穿长林八中深蓝配白宽条纹运动校服套装，为了御寒，他在校服外套里面或外面常叠穿一件深藏青色/黑色立领羽绒马甲背心，内搭洗得发白的浅灰色或深蓝色高领毛衣；户外风雪中穿一件朴素的深黑色/深灰色连帽防寒棉服，下穿蓝白校裤，脚上常年穿着那双干净却有些磨损的【纯白色高帮帆布球鞋】，肩背深色旧双肩书包。</w:t>
+        <w:t>1. 【2008年冬·高一白昼篇寒门学霸与漫画屋借宿造型】：戴黑色方框眼镜，顺直黑短发；在学校穿长林八中深蓝配白宽条纹运动校服套装，为了御寒，他在校服外套里面或外面常叠穿一件深藏青色/黑色立领羽绒马甲背心，内搭洗得发白的浅灰色或深蓝色高领毛衣；户外风雪中穿一件朴素的深黑色/深灰色连帽防寒棉服，下穿蓝白校裤，脚上常年穿着那双干净却有些磨损的【纯白色高帮帆布球鞋】，肩背深色旧双肩书包。</w:t>
       </w:r>
     </w:p>
     <w:p>
@@ -926,7 +926,7 @@
           <w:color w:val="141414"/>
           <w:sz w:val="21"/>
         </w:rPr>
-        <w:t>2. 【2008年春·理科八班住校与全校广播自曝偷打CS为友作证退学造型（EP09–EP11）】：春季穿八中深蓝白条纹校服外套内搭浅色衬衫或圆领T恤，脚穿白色高帮帆布鞋；在男生宿舍就寝时穿浅灰色纯棉长袖T恤；在EP11走进广播站向全校自曝偷打CS为赵左右作证澄清、并在教学楼走廊被暴怒的父亲当众扇耳光强办退学时，他身穿整洁的八中蓝白校服，哪怕被打得嘴角渗血、眼镜险些滑落，依然笔直地站在走廊里一动不动。</w:t>
+        <w:t>2. 【2008年春·理科八班住校与全校广播自曝偷打CS为友作证退学造型】：春季穿八中深蓝白条纹校服外套内搭浅色衬衫或圆领T恤，脚穿白色高帮帆布鞋；在男生宿舍就寝时穿浅灰色纯棉长袖T恤；在EP11走进广播站向全校自曝偷打CS为赵左右作证澄清、并在教学楼走廊被暴怒的父亲当众扇耳光强办退学时，他身穿整洁的八中蓝白校服，哪怕被打得嘴角渗血、眼镜险些滑落，依然笔直地站在走廊里一动不动。</w:t>
       </w:r>
     </w:p>
     <w:p>
@@ -942,7 +942,7 @@
           <w:color w:val="141414"/>
           <w:sz w:val="21"/>
         </w:rPr>
-        <w:t>3. 【2008年夏·退学后5元自助快餐店看数学书与蹬三轮车卖菜造型（EP20）】：头戴一顶遮阳草帽、鼻梁上架着黑框方眼镜，身穿洗得发白的朴素短袖T恤与旧长裤，在5元自助快餐店角落一边吃快餐一边低头研读数学书，随后在烈日下吃力地蹬着装满沉重蔬菜纸箱的三轮车帮家里卖菜，令隔窗看到的赵左右、徐图图与王一漫心酸落泪。</w:t>
+        <w:t>3. 【2008年夏·退学后5元自助快餐店看数学书与蹬三轮车卖菜造型】：头戴一顶遮阳草帽、鼻梁上架着黑框方眼镜，身穿洗得发白的朴素短袖T恤与旧长裤，在5元自助快餐店角落一边吃快餐一边低头研读数学书，随后在烈日下吃力地蹬着装满沉重蔬菜纸箱的三轮车帮家里卖菜，令隔窗看到的赵左右、徐图图与王一漫心酸落泪。</w:t>
       </w:r>
     </w:p>
     <w:p>
@@ -1018,7 +1018,7 @@
                 <w:color w:val="FFFFFF"/>
                 <w:sz w:val="19"/>
               </w:rPr>
-              <w:t>所处时期与代表集数</w:t>
+              <w:t>所处时期与阶段状态</w:t>
             </w:r>
           </w:p>
         </w:tc>
@@ -1070,7 +1070,7 @@
           <w:p>
             <w:pPr>
               <w:spacing w:before="40" w:after="40" w:line="341" w:lineRule="auto"/>
-              <w:jc w:val="left"/>
+              <w:jc w:val="center"/>
             </w:pPr>
             <w:r/>
             <w:r>
@@ -1081,8 +1081,6 @@
                 <w:sz w:val="19"/>
               </w:rPr>
               <w:t>2033原初·数字公墓遗照态</w:t>
-              <w:br/>
-              <w:t>（EP01/EP03）</w:t>
             </w:r>
           </w:p>
         </w:tc>
@@ -1147,8 +1145,6 @@
                 <w:sz w:val="19"/>
               </w:rPr>
               <w:t>2008冬–春·八中理科学霸态</w:t>
-              <w:br/>
-              <w:t>（EP01–EP11）</w:t>
             </w:r>
           </w:p>
         </w:tc>
@@ -1215,8 +1211,6 @@
                 <w:sz w:val="19"/>
               </w:rPr>
               <w:t>2008夏·退学蹬三轮车卖菜态</w:t>
-              <w:br/>
-              <w:t>（EP20）</w:t>
             </w:r>
           </w:p>
         </w:tc>
@@ -1397,7 +1391,7 @@
           <w:color w:val="141414"/>
           <w:sz w:val="21"/>
         </w:rPr>
-        <w:t>在EP11《YOU WIN》中，为什么陈明在亲眼看到赵左右潜入办公室偷看文综试卷后，会做出“冲进广播站向全校自曝每晚在主任电脑D盘偷打CS游戏、以此作证赵左右露出第一题就把卷子放回去了”这样惊世骇俗的举动？这背后有着极其深刻的双重心理逻辑：第一层是“士为知己者死”的少年义气——当全世界都把陈明当成做题机器、当宿舍室友孤立嘲讽他时，只有赵左右苦练CS帮他在网吧赢回尊严，只有赵左右和罗爱文真心把他当兄弟，他绝不忍心看着刚刚在文科班找回自信的赵左右身败名裂；第二层则是他对专制父亲的“自毁式反抗”——他潜意识里渴望用“作弊退学”这颗炸弹，一次性炸毁父亲强加在他身上的“清北状元梦”，哪怕代价是坠入深渊。而三代赵左右在EP14塞进他家门缝的那张真相纸条，让他知道自己并非孤身一人，从而将他从原时间线早逝的宿命轨道上彻底拯救了出来。</w:t>
+        <w:t>在随后的日子里，为什么陈明在亲眼看到赵左右潜入办公室偷看文综试卷后，会做出“冲进广播站向全校自曝每晚在主任电脑D盘偷打CS游戏、以此作证赵左右露出第一题就把卷子放回去了”这样惊世骇俗的举动？这背后有着极其深刻的双重心理逻辑：第一层是“士为知己者死”的少年义气——当全世界都把陈明当成做题机器、当宿舍室友孤立嘲讽他时，只有赵左右苦练CS帮他在网吧赢回尊严，只有赵左右和罗爱文真心把他当兄弟，他绝不忍心看着刚刚在文科班找回自信的赵左右身败名裂；第二层则是他对专制父亲的“自毁式反抗”——他潜意识里渴望用“作弊退学”这颗炸弹，一次性炸毁父亲强加在他身上的“清北状元梦”，哪怕代价是坠入深渊。而三代赵左右在EP14塞进他家门缝的那张真相纸条，让他知道自己并非孤身一人，从而将他从原时间线早逝的宿命轨道上彻底拯救了出来。</w:t>
       </w:r>
     </w:p>
     <w:p>
@@ -1428,7 +1422,7 @@
           <w:color w:val="192D55"/>
           <w:sz w:val="25"/>
         </w:rPr>
-        <w:t>第四章　全剧完整人物生平传记与逐集分场剧情推进全纪实</w:t>
+        <w:t>第四章　全剧人物命运轨迹与完整生平故事传记</w:t>
       </w:r>
     </w:p>
     <w:p>
@@ -1443,7 +1437,7 @@
           <w:color w:val="141414"/>
           <w:sz w:val="22"/>
         </w:rPr>
-        <w:t>（一）第一卷·白昼篇（EP01–EP08）：《答案略集锦》、漫画屋借宿与畅想未来软件</w:t>
+        <w:t>（一）第一卷·白昼篇：《答案略集锦》、漫画屋借宿与畅想未来软件</w:t>
       </w:r>
     </w:p>
     <w:p>
@@ -1459,7 +1453,7 @@
           <w:color w:val="141414"/>
           <w:sz w:val="21"/>
         </w:rPr>
-        <w:t>在2033年原初时间线开篇（EP01），陈明已于43岁（1990—2033）英年早逝，墓碑成了赵左右心中永远的痛。回到2008年1月21日，16岁的陈明在数学考场上沉着应考，并在赵左右生日当晚，将自己亲手整理手写的厚厚一本《答案略集锦》悄悄塞进赵左右书包作为生日礼物。在EP02–04中，陈明主动在教室给数学只考6分的荀未来讲题，寒假期间因家里环境嘈杂而借宿在三条鱼漫画屋里间挑灯苦读，每天清晨给赵左右、荀未来、罗爱文补习数学，并在课堂上畅想未来发明一款“集聊天、搜索、支付与AI端口于一体的超级软件”（与他2033年早逝闪回形成催泪互文）。除夕夜（EP06），陈明留在漫画屋配合电话占线计策，助力伙伴们运出造雪机。</w:t>
+        <w:t>在2033年原初时间线开篇，陈明已于43岁（1990—2033）英年早逝，墓碑成了赵左右心中永远的痛。回到2008年1月21日，16岁的陈明在数学考场上沉着应考，并在赵左右生日当晚，将自己亲手整理手写的厚厚一本《答案略集锦》悄悄塞进赵左右书包作为生日礼物。陈明主动在教室给数学只考6分的荀未来讲题，寒假期间因家里环境嘈杂而借宿在三条鱼漫画屋里间挑灯苦读，每天清晨给赵左右、荀未来、罗爱文补习数学，并在课堂上畅想未来发明一款“集聊天、搜索、支付与AI端口于一体的超级软件”（与他2033年早逝闪回形成催泪互文）。除夕夜，陈明留在漫画屋配合电话占线计策，助力伙伴们运出造雪机。</w:t>
       </w:r>
     </w:p>
     <w:p>
@@ -1474,7 +1468,7 @@
           <w:color w:val="141414"/>
           <w:sz w:val="22"/>
         </w:rPr>
-        <w:t>（二）第二卷·黄昏篇（EP09–EP14）：2秒盲系鞋带与全校广播自曝偷打CS为友作证退学</w:t>
+        <w:t>（二）第二卷·黄昏篇：2秒盲系鞋带与全校广播自曝偷打CS为友作证退学</w:t>
       </w:r>
     </w:p>
     <w:p>
@@ -1506,7 +1500,7 @@
           <w:color w:val="141414"/>
           <w:sz w:val="21"/>
         </w:rPr>
-        <w:t>在EP11《YOU WIN》中，陈明先在D203寝室盲狙穿烟秒杀挑衅室友弹出“你赢了 YOU WIN”；当戴娟查出赵左右考前夜进过办公室、即将全校广播宣读留校察看处分时，陈明毅然冲进广播室，对着全校麦克风自曝每晚在戴主任电脑D盘下载打CS游戏的秘密（让戴主任检查D盘往年资料文件夹修改时间），以此作为目击证人向全校澄清“我亲眼看到赵左右的确触碰了考卷，但露出第一题的时候他就把卷子放回去了”！随后在二楼走廊，赶来的陈父当着全校师生的面狠狠扇了陈明一记耳光，强行替他办理了退学手续！</w:t>
+        <w:t>在随后的日子里，陈明先在D203寝室盲狙穿烟秒杀挑衅室友弹出“你赢了 YOU WIN”；当戴娟查出赵左右考前夜进过办公室、即将全校广播宣读留校察看处分时，陈明毅然冲进广播室，对着全校麦克风自曝每晚在戴主任电脑D盘下载打CS游戏的秘密（让戴主任检查D盘往年资料文件夹修改时间），以此作为目击证人向全校澄清“我亲眼看到赵左右的确触碰了考卷，但露出第一题的时候他就把卷子放回去了”！随后在二楼走廊，赶来的陈父当着全校师生的面狠狠扇了陈明一记耳光，强行替他办理了退学手续！</w:t>
       </w:r>
     </w:p>
     <w:p>
@@ -1521,7 +1515,7 @@
           <w:color w:val="141414"/>
           <w:sz w:val="22"/>
         </w:rPr>
-        <w:t>（三）第三卷·黑夜篇至大结局（EP17–EP24）：4000元“答案箱”与孔子像前的阳光复学</w:t>
+        <w:t>（三）五元快餐店的“答案箱”铁罐与孔子像前阳光复学的逆命学神</w:t>
       </w:r>
     </w:p>
     <w:p>
@@ -1537,7 +1531,7 @@
           <w:color w:val="141414"/>
           <w:sz w:val="21"/>
         </w:rPr>
-        <w:t>在EP20《涉过夏天》中，赵左右、徐图图、王一漫、罗爱文将整个暑假拍视频辛苦攒下的4000元钱放进贴着“答案箱”标签的铁罐里，送到陈明家中资助他患病的弟弟陈亮治病。带着伙伴们滚烫的情谊，彻底走出阴霾的陈明在休整一年后，于EP24大结局的2009年秋清晨，身穿军绿色毛领夹克、背着书包阳光满满地重返长林八中！在孔子雕像前，陈明与惊喜万分的赵左右、罗爱文紧紧相拥，推了推眼镜傲娇而温暖地对赵左右说：“谢谢你的字条，字丑了点，以后别写了……一直没来得及和你说谢谢，那次……谢了。”</w:t>
+        <w:t>在广播室自曝每晚潜入主任办公室电脑打CS游戏、拼着被父亲当众掌掴退学也要洗清赵左右偷题冤屈后，十六岁的陈明陷入了人生的至暗寒冬。被迫离开校园的他没有自暴自弃，而是戴着宽檐草帽，在烈日炎炎的盛夏蹬着沉重的三轮车走街串巷送菜卖菜，晚上则在一家“5元自助快餐店”里一边吃最便宜的饭菜、一边借着灯光继续刷题自学。赵左右、徐图图与王一漫在快餐店偶遇满头大汗的陈明后心如刀割，三个伙伴通过拍摄咖啡馆探店视频辛苦攒下助学款，连同一张赵左右亲手写的字条（“一切都会好起来的，我们等你回来”），塞进一个贴着“答案箱”标签的铁罐里留在快餐店打菜台旁。当晚，悔恨的陈父含泪向儿子道歉（“那天在学校，是爸对不起你，你是爸妈的希望”），而陈明打开那只装满伙伴心意的“答案箱”铁罐，看着字条上歪歪扭扭却滚烫的字迹，心中的阴霾终于被彻底照亮。</w:t>
       </w:r>
     </w:p>
     <w:p>
@@ -1553,1364 +1547,25 @@
           <w:color w:val="141414"/>
           <w:sz w:val="21"/>
         </w:rPr>
-        <w:t>2010年6月高考结束当晚，陈明与王一漫并肩走进火锅店，与赵左右、徐图图齐聚毕业晚宴。席间，面对让赵左右痛失5分的高考数学选择题压轴题，陈明冷静从容地一语道破：“这道题确实很狡猾。如果看出了是陷阱，就会选C，但其实踏入了另一个陷阱。正确答案是B。选A的我只能说是连陷阱都没看出来。”这一世，陈明彻底摆脱了英年早逝的悲剧宿命，考入理想大学计算机系，迈向与罗爱文合作研发自动驾驶的广阔未来。</w:t>
+        <w:t>2009年秋高三开学季的清晨，阳光洒在长林八中孔子雕像前。身穿军绿色毛领夹克、背着棕色双肩书包的陈明挺直脊梁，面带温暖浅笑重返校园！面对惊喜冲上来将他团团抱住的赵左右与罗爱文，向来内敛冷峻的陈明指了指当年那张字条，傲娇而又温柔地对赵左右说出了肺腑之言：“谢谢你的字条，字丑了点，以后别写了……一直没来得及和你说谢谢，那次……谢了。”</w:t>
       </w:r>
     </w:p>
     <w:p>
       <w:pPr>
-        <w:spacing w:before="160" w:after="80" w:line="384" w:lineRule="auto"/>
+        <w:spacing w:before="40" w:after="100" w:line="384" w:lineRule="auto"/>
+        <w:ind w:firstLine="420"/>
         <w:jc w:val="left"/>
       </w:pPr>
       <w:r>
         <w:rPr>
-          <w:rFonts w:ascii="Arial" w:hAnsi="Arial" w:eastAsia="黑体"/>
-          <w:b/>
+          <w:rFonts w:ascii="Times New Roman" w:hAnsi="Times New Roman" w:eastAsia="宋体"/>
+          <w:b w:val="0"/>
           <w:color w:val="141414"/>
-          <w:sz w:val="22"/>
+          <w:sz w:val="21"/>
         </w:rPr>
-        <w:t>（附）本角色全剧逐集登场场次、具体行动、核心对白与剧情推动脉络总表（100%源自定稿文学剧本）</w:t>
+        <w:t>2010年6月高考结束当晚，陈明与王一漫并肩走进火锅店，与赵左右、徐图图齐聚毕业晚宴。席间，当众人对完最后一道分值五分的高考数学压轴选择题答案时，陈明推了推黑框眼镜，气定神闲地给出了神级拆解：“这道题确实很狡猾。如果看出了是陷阱，就会选C，但其实踏入了另一个陷阱。正确答案是B。选A的我只能说是连陷阱都没看出来。”这一世，在挚友们的守护与双向救赎下，陈明彻底摆脱了原初时间线里四十三岁（1990—2033）过劳早逝的悲剧宿命，以优异成绩考入理想大学计算机系，迈向“写很多优秀代码、在世上留下美好痕迹”的广阔未来。</w:t>
       </w:r>
     </w:p>
-    <w:tbl>
-      <w:tblPr>
-        <w:tblStyle w:val="TableGrid"/>
-        <w:tblW w:type="auto" w:w="0"/>
-        <w:jc w:val="center"/>
-        <w:tblLayout w:type="fixed"/>
-        <w:tblLook w:firstColumn="1" w:firstRow="1" w:lastColumn="0" w:lastRow="0" w:noHBand="0" w:noVBand="1" w:val="04A0"/>
-      </w:tblPr>
-      <w:tblGrid>
-        <w:gridCol w:w="5184"/>
-        <w:gridCol w:w="5184"/>
-      </w:tblGrid>
-      <w:tr>
-        <w:trPr>
-          <w:tblHeader/>
-          <w:cantSplit/>
-        </w:trPr>
-        <w:tc>
-          <w:tcPr>
-            <w:tcW w:type="dxa" w:w="2376"/>
-            <w:vAlign w:val="center"/>
-            <w:tcMar>
-              <w:top w:w="130" w:type="dxa"/>
-              <w:bottom w:w="130" w:type="dxa"/>
-              <w:left w:w="150" w:type="dxa"/>
-              <w:right w:w="150" w:type="dxa"/>
-            </w:tcMar>
-            <w:shd w:fill="1F3864"/>
-          </w:tcPr>
-          <w:p>
-            <w:pPr>
-              <w:spacing w:before="40" w:after="40" w:line="312" w:lineRule="auto"/>
-              <w:jc w:val="center"/>
-            </w:pPr>
-            <w:r/>
-            <w:r>
-              <w:rPr>
-                <w:rFonts w:ascii="Arial" w:hAnsi="Arial" w:eastAsia="黑体"/>
-                <w:b/>
-                <w:color w:val="FFFFFF"/>
-                <w:sz w:val="19"/>
-              </w:rPr>
-              <w:t>登场集数与片名</w:t>
-            </w:r>
-          </w:p>
-        </w:tc>
-        <w:tc>
-          <w:tcPr>
-            <w:tcW w:type="dxa" w:w="7992"/>
-            <w:vAlign w:val="center"/>
-            <w:tcMar>
-              <w:top w:w="130" w:type="dxa"/>
-              <w:bottom w:w="130" w:type="dxa"/>
-              <w:left w:w="150" w:type="dxa"/>
-              <w:right w:w="150" w:type="dxa"/>
-            </w:tcMar>
-            <w:shd w:fill="1F3864"/>
-          </w:tcPr>
-          <w:p>
-            <w:pPr>
-              <w:spacing w:before="40" w:after="40" w:line="312" w:lineRule="auto"/>
-              <w:jc w:val="center"/>
-            </w:pPr>
-            <w:r/>
-            <w:r>
-              <w:rPr>
-                <w:rFonts w:ascii="Arial" w:hAnsi="Arial" w:eastAsia="黑体"/>
-                <w:b/>
-                <w:color w:val="FFFFFF"/>
-                <w:sz w:val="19"/>
-              </w:rPr>
-              <w:t>本集各场次具体行动、人物互动、核心台词与剧情推进逻辑</w:t>
-            </w:r>
-          </w:p>
-        </w:tc>
-      </w:tr>
-      <w:tr>
-        <w:trPr>
-          <w:cantSplit/>
-        </w:trPr>
-        <w:tc>
-          <w:tcPr>
-            <w:tcW w:type="dxa" w:w="2376"/>
-            <w:vAlign w:val="center"/>
-            <w:tcMar>
-              <w:top w:w="105" w:type="dxa"/>
-              <w:bottom w:w="105" w:type="dxa"/>
-              <w:left w:w="145" w:type="dxa"/>
-              <w:right w:w="145" w:type="dxa"/>
-            </w:tcMar>
-          </w:tcPr>
-          <w:p>
-            <w:pPr>
-              <w:spacing w:before="40" w:after="40" w:line="341" w:lineRule="auto"/>
-              <w:jc w:val="center"/>
-            </w:pPr>
-            <w:r/>
-            <w:r>
-              <w:rPr>
-                <w:rFonts w:ascii="Times New Roman" w:hAnsi="Times New Roman" w:eastAsia="宋体"/>
-                <w:b/>
-                <w:color w:val="191919"/>
-                <w:sz w:val="19"/>
-              </w:rPr>
-              <w:t>EP01《夺回人生》</w:t>
-            </w:r>
-          </w:p>
-        </w:tc>
-        <w:tc>
-          <w:tcPr>
-            <w:tcW w:type="dxa" w:w="7992"/>
-            <w:vAlign w:val="center"/>
-            <w:tcMar>
-              <w:top w:w="105" w:type="dxa"/>
-              <w:bottom w:w="105" w:type="dxa"/>
-              <w:left w:w="145" w:type="dxa"/>
-              <w:right w:w="145" w:type="dxa"/>
-            </w:tcMar>
-          </w:tcPr>
-          <w:p>
-            <w:pPr>
-              <w:spacing w:before="40" w:after="40" w:line="341" w:lineRule="auto"/>
-              <w:jc w:val="left"/>
-            </w:pPr>
-            <w:r/>
-            <w:r>
-              <w:rPr>
-                <w:rFonts w:ascii="Times New Roman" w:hAnsi="Times New Roman" w:eastAsia="宋体"/>
-                <w:b w:val="0"/>
-                <w:color w:val="191919"/>
-                <w:sz w:val="19"/>
-              </w:rPr>
-              <w:t>• 【1-5　外　长林数字公墓·陈明墓位（2033） — 日】上层墓位平台前，一块黑色大理石墓碑正面嵌着倾斜式高亮液晶触控屏，屏幕上显示着陈明的黑白遗像、「告别仪式已结束｜陈明 先生 1990—2033」以及数字祭奠二维码。屏幕旁放着一束洁白的菊花。 41岁的成年赵左右身穿黑色防风短夹克，颈间绕着一条浅灰色粗棒针厚围巾，下巴带着青灰色的胡茬，眼下有着明显的疲惫泪沟。他独自站在陈明的电子墓碑前，伸手轻轻触碰冰冷的屏幕，静静凝视着老友年轻定格的面容。</w:t>
-              <w:br/>
-              <w:t>• 【1-9　内　旧时光有轨电车咖啡馆（2033） — 日】老式有轨电车车厢内部被改造为温暖复古的咖啡馆，保留着弧形木质车顶与金属拉手吊环，暖黄色壁灯与窗外的白雪相映成趣。成年罗爱文与成年赵左右顺着狭长的车厢过道走到中段胡桃木卡座面对面坐下。 成年罗爱文一边说着，一边从大衣内袋里掏出两个崭新的纸质白包信封，推到成年赵左右面前的桌面上。（核心台词：成年赵左右：“老罗。你知道我这一生当中，最幸运的事是什么吗？就是在高中的时候啊，认识了你和陈明。我记得高中的时候，咱俩的关系其实是最好的。每天都形影不离，还经常偷偷摸摸地去吃麻辣烫。后来，我就去了北京。你也出了国。也一直没有怎么见上面。现在嘛，陈明也走了。”）</w:t>
-              <w:br/>
-              <w:t>• 【1-15　内　长林八中·高一二班教室 — 日】荀未来走进教室，沿着过道缓缓走到教室最后排的图书角书架前，随手抽出一本课外书翻看。当他从书页上方抬起眼眸时，目光忽然定格在斜前方座位上的那个少年身上——16岁的陈明身穿深蓝校服，正安安静静地低头演算习题，外面的喧嚣与他毫无关系。 荀未来的脑海中瞬间闪过2033年墓园里那块写着「陈明 先生 1990—2033」的冰冷电子墓碑。他的眼眶微微一热，喉间不由自主地轻轻溢出一声呼唤。 陈明沉浸在题海里没有听见。走过来的赵左右以为新大哥觉得陈明太高冷，连忙凑上来打圆场。（核心台词：荀未来：“陈明。” ／ 赵左右：“别介意啊。陈明对谁都这样。” ／ 戴主任：“看看你们一个个的，什么时候能向陈明多学习学习。甭说平时了，连考试之前都不知道复习复习，像什么样子。”）</w:t>
-              <w:br/>
-              <w:t>• 【1-24　内　长林八中·教学楼走廊 — 日】走廊里，几名低年级男生正站在考场外对着荀未来远去的背影惊叹议论。 走廊另一端，考完试的赵左右正小心翼翼地与王一漫并肩往高一二班教室走去。（核心台词：低年级男生乙：“他比陈明和王一漫还强啊？”）</w:t>
-              <w:br/>
-              <w:t>• 【1-25　内　长林八中·高一二班教室 — 日】教室中后排的四角座位区，赵左右低头看着发到桌上的分科意向表。坐在旁边的荀未来原本想开口问陈明，目光却立刻锁定了16岁的自己，身体前倾紧紧盯着赵左右。 赵左右一脸莫名其妙地看着他没有吭声。荀未来转头看向旁边埋头整理笔记的陈明，又看向另一侧的罗爱文。 赵左右叫上陈明往教室外走去。座位上只剩下罗爱文一个人咬着笔杆，对着三千字检讨书苦苦揣摩大哥的文风。（核心台词：荀未来：“陈明，你打算——” ／ 荀未来：“陈明，你肯定选理科，对吧？爱文，你呢？” ／ 荀未来：“陈明选理，爱文选文，你选什么？问问你藏在衣服里的杂志啊。”）</w:t>
-              <w:br/>
-              <w:t>• 【1-28　外　长林八中·红砖教学楼正门大台阶 — 日】赵左右顺着他的视线回头。只见身穿棕褐毛领外套的罗爱文和身穿羽绒背心的陈明正一前一后走上台阶。两人没有先理会赵左右，而是径直走到荀未来面前。 丢下这句话，赵左右头也不回地转身走下台阶。陈明和罗爱文面面相觑，连忙转身追着赵左右去了。空旷的大台阶上只剩下荀未来孤零零一人。他脱力般重新跌坐回冰冷的台阶阴影里，手伸进衣兜，掏出一盒白色的胃药，怔怔地看了许久。（核心台词：赵左右：“连陈明都找你问问题，成绩会差到哪儿去。我不会和别人说的。” ／ 陈明：“我一直想问你，数学最后一道题，你是不是解出第三种情况了？”）</w:t>
-              <w:br/>
-              <w:t>• 【1-33　内　赵左右家·赵左右房间 — 夜】贴满热血动漫海报的小卧室里亮着暖黄的台灯。那只透明蓝盒太空生日蛋糕被放在床前的矮柜上。赵左右坐在单人木床沿上，把沉甸甸的黑色双肩书包放到膝头，刺啦一声拉开拉链——里面竟然被塞得满满当当。 他先从书包里掏出一本厚厚的《Harry Potter》英文原版书，书页间掉出一张手写贺卡。卡片上用马克笔龙飞凤舞地写着祝福，偏偏把「Surprise!」少写了一个字母拼成了「Suprise!」。赵左右看着那行熟悉的错别字，原本郁结了一下午的心头阴霾瞬间一扫而空，扑哧一声笑了出来。（核心台词：赵左右：“《答案略集锦》。陈明，还是你懂我。” ／ 赵左右：“那这蛋糕……如果不是陈明和罗爱文送的，那会不会是……”）</w:t>
-            </w:r>
-          </w:p>
-        </w:tc>
-      </w:tr>
-      <w:tr>
-        <w:trPr>
-          <w:cantSplit/>
-        </w:trPr>
-        <w:tc>
-          <w:tcPr>
-            <w:tcW w:type="dxa" w:w="2376"/>
-            <w:vAlign w:val="center"/>
-            <w:tcMar>
-              <w:top w:w="105" w:type="dxa"/>
-              <w:bottom w:w="105" w:type="dxa"/>
-              <w:left w:w="145" w:type="dxa"/>
-              <w:right w:w="145" w:type="dxa"/>
-            </w:tcMar>
-            <w:shd w:fill="F7FAFC"/>
-          </w:tcPr>
-          <w:p>
-            <w:pPr>
-              <w:spacing w:before="40" w:after="40" w:line="341" w:lineRule="auto"/>
-              <w:jc w:val="center"/>
-            </w:pPr>
-            <w:r/>
-            <w:r>
-              <w:rPr>
-                <w:rFonts w:ascii="Times New Roman" w:hAnsi="Times New Roman" w:eastAsia="宋体"/>
-                <w:b/>
-                <w:color w:val="191919"/>
-                <w:sz w:val="19"/>
-              </w:rPr>
-              <w:t>EP02《第三个雪人》</w:t>
-            </w:r>
-          </w:p>
-        </w:tc>
-        <w:tc>
-          <w:tcPr>
-            <w:tcW w:type="dxa" w:w="7992"/>
-            <w:vAlign w:val="center"/>
-            <w:tcMar>
-              <w:top w:w="105" w:type="dxa"/>
-              <w:bottom w:w="105" w:type="dxa"/>
-              <w:left w:w="145" w:type="dxa"/>
-              <w:right w:w="145" w:type="dxa"/>
-            </w:tcMar>
-            <w:shd w:fill="F7FAFC"/>
-          </w:tcPr>
-          <w:p>
-            <w:pPr>
-              <w:spacing w:before="40" w:after="40" w:line="341" w:lineRule="auto"/>
-              <w:jc w:val="left"/>
-            </w:pPr>
-            <w:r/>
-            <w:r>
-              <w:rPr>
-                <w:rFonts w:ascii="Times New Roman" w:hAnsi="Times New Roman" w:eastAsia="宋体"/>
-                <w:b w:val="0"/>
-                <w:color w:val="191919"/>
-                <w:sz w:val="19"/>
-              </w:rPr>
-              <w:t>• 【2-6　内　长林八中·高一十班教室 — 日】早读课前的高一十班教室。班长陈明双手费力地抱着一大摞练习册走进教室，戴眼镜的罗爱文连忙热心地迎上前接过一半。 陈明把作业本放在柜子上，拿起一叠《长林市第八中学文理分科意向表》走上讲台，分发给前排同学。（核心台词：陈明：“你悠着点。” ／ 陈明：“文理分科意向表，大家抓紧时间传下来，中午之前我要交给老师写意见。”）</w:t>
-              <w:br/>
-              <w:t>• 【2-7　外　2033年陈明告别仪式大厅外（闪回） — 日】【闪回·2033年】冬日晴空下，陈明（1992—2033）告别仪式已结束的电子挽联大屏立在台阶旁。41岁的赵左右身穿黑色大衣站在电子屏前，凝视着屏幕上不断滚动的昔日高中同学吊唁弹幕（“先生送出白包 安息”、“王一漫女士送出白包 安息”、“女士送出白包 一路走好”）。</w:t>
-              <w:br/>
-              <w:t>• 【2-19　内　长林八中·高一十班教室 — 日】次日（2008年1月22日）课间。高一十班教室里，学习委员陈明正在过道挨个收取《文理分科意向表》。赵左右面无表情地把折好的分科表递给陈明。坐在后排的荀未来一眼瞥见，立刻起身一把从陈明手里抽走了赵左右的表格。</w:t>
-              <w:br/>
-              <w:t>• 【2-23　内　长林八中·高一十班教室 — 日】荀未来走进高一十班教室，看见前排的陈明依然趴在堆成小山的辅导书间奋笔疾书。荀未来走过去，俯身按住陈明的练习册。 陈明抬起头，推了推眼镜，一本正经地接话。 荀未来一噎，随即笑了笑，在陈明身旁的空位坐下。陈明却主动把数学试卷推到荀未来面前，拿起笔温和地说道。 午后的阳光洒在16岁陈明专注讲题的侧脸上。41岁的荀未来静静凝视着这位在2033年早已离世的挚友，眼底泛起温热的泪光。（核心台词：荀未来：“陈明，都考完试了，你别再刷题了。这样玩命肝，小心以后……” ／ 陈明：“以后怎么？跟你一样倒数第一吗？” ／ 陈明：“哪题不会？我给你讲。我从头给你讲一遍吧。你看啊……”）</w:t>
-              <w:br/>
-              <w:t>• 【2-26　外/内　高架桥下车祸现场与豪车后座（2035） — 日】【快速闪回】41岁的荀未来在2033年陈明告别仪式上手持电子屏盘点同学身价、在人生无限有限公司签下零零九号服务协议、手持“荀未来”身份证；紧接着切至2035年，长发金丝眼镜的赵左右在商务豪车后座酣睡，手中的智能手机屏幕亮起刺眼的弹窗：“未接来电 刚刚｜舒图 (7)｜响铃 17 秒”；高端访谈演播室里，身为“杂志大王”的他正意气风发地高谈阔论。</w:t>
-            </w:r>
-          </w:p>
-        </w:tc>
-      </w:tr>
-      <w:tr>
-        <w:trPr>
-          <w:cantSplit/>
-        </w:trPr>
-        <w:tc>
-          <w:tcPr>
-            <w:tcW w:type="dxa" w:w="2376"/>
-            <w:vAlign w:val="center"/>
-            <w:tcMar>
-              <w:top w:w="105" w:type="dxa"/>
-              <w:bottom w:w="105" w:type="dxa"/>
-              <w:left w:w="145" w:type="dxa"/>
-              <w:right w:w="145" w:type="dxa"/>
-            </w:tcMar>
-          </w:tcPr>
-          <w:p>
-            <w:pPr>
-              <w:spacing w:before="40" w:after="40" w:line="341" w:lineRule="auto"/>
-              <w:jc w:val="center"/>
-            </w:pPr>
-            <w:r/>
-            <w:r>
-              <w:rPr>
-                <w:rFonts w:ascii="Times New Roman" w:hAnsi="Times New Roman" w:eastAsia="宋体"/>
-                <w:b/>
-                <w:color w:val="191919"/>
-                <w:sz w:val="19"/>
-              </w:rPr>
-              <w:t>EP03《少年的决定》</w:t>
-            </w:r>
-          </w:p>
-        </w:tc>
-        <w:tc>
-          <w:tcPr>
-            <w:tcW w:type="dxa" w:w="7992"/>
-            <w:vAlign w:val="center"/>
-            <w:tcMar>
-              <w:top w:w="105" w:type="dxa"/>
-              <w:bottom w:w="105" w:type="dxa"/>
-              <w:left w:w="145" w:type="dxa"/>
-              <w:right w:w="145" w:type="dxa"/>
-            </w:tcMar>
-          </w:tcPr>
-          <w:p>
-            <w:pPr>
-              <w:spacing w:before="40" w:after="40" w:line="341" w:lineRule="auto"/>
-              <w:jc w:val="left"/>
-            </w:pPr>
-            <w:r/>
-            <w:r>
-              <w:rPr>
-                <w:rFonts w:ascii="Times New Roman" w:hAnsi="Times New Roman" w:eastAsia="宋体"/>
-                <w:b w:val="0"/>
-                <w:color w:val="191919"/>
-                <w:sz w:val="19"/>
-              </w:rPr>
-              <w:t>• 【3-5　内　长林八中·高一十班教室 — 日】前排座位上，戴着黑框眼镜、神情斯文认真的理科学霸陈明正与同学聊起未来的大学志向。 荀未来坐在后排凝视着16岁陈明鲜活清澈的侧脸，脸上的笑意渐渐凝固，眼底涌起深沉的悲凉。（核心台词：陈明：“我以后想学计算机专业，做一个程序员，写很多优秀的代码……人活着，总要留下点痕迹吧。”）</w:t>
-              <w:br/>
-              <w:t>• 【3-6　外/内　2033年长林数字公墓（闪回）与2008年高一十班教室 — 日】电子墓碑屏幕顶部清晰显示着“告别仪式已结束 THE FUNERAL HAS ENDED”，正中央是陈明的黑白遗照与“陈明 先生 (1994-2033)”字样，屏幕四周实时滚动飘过昔日老同学们的电子白包弹幕：“罗爱文先生送出白包 安息”、“周日桃女士送出白包”、“荀未来先生送出白包 节哀”、“肖途先生送出白包 逝者已矣 节哀”、“管凤钦女士送出白包 一路走好”。 【回到2008年高一十班教室】荀未来从2033年的墓碑记忆中回过神来，眼眶微热地看着前排16岁的陈明。恰在此时，身穿深色冬装的值班女老师走上讲台，拍了拍手示</w:t>
-              <w:br/>
-              <w:t>• 【3-7　内　长林八中·教学楼内走廊 — 日】教学楼内走廊里阳光明亮，两名男学生正站在窗台旁擦拭玻璃。头发花白、戴着眼镜的数学老师傅老师拦住背着双肩书包的王一漫，语重心长地比划着手指。 不远处的走廊拐角处，身穿灰白厚羽绒服套蓝白校服的16岁赵左右手里紧紧攥着那支酒红色金夹钢笔，眼巴巴地等着傅老师讲完。好不容易等到傅老师转身离开，王一漫抬起头看见了站在走廊边的赵左右，两人目光交汇。（核心台词：戴娟：“赵左右！这次期末考试虽然有点进步，但还是不能松懈啊！应该向陈明同学多学习学习，往上努努力，别整天跟他们俩混，近朱者赤，近墨者黑……我说话你看着我，别左耳朵进右耳朵出的，老师这都是为了你好！你也来我办公室，写个寒假计划再走！”）</w:t>
-              <w:br/>
-              <w:t>• 【3-15　外/内　三条鱼漫画屋·门口与一楼补习长桌（寒假补习：1月28日晨） — 日】清晨，三条鱼漫画屋的卷帘门哗啦一声拉起。门外雪地里，身穿深棕棉服内搭纯白连帽卫衣的16岁赵左右、烫着一头蓬松爆炸头穿米灰毛领外套的罗爱文，以及摘下眼镜穿墨绿拼黑立领外套的陈明三人并排站立，手里各举着热气腾腾的包子油条。 赵左右、罗爱文与陈明三人突然齐刷刷抬起手臂指向门口的荀未来，摇头晃脑地合唱耍宝。 进屋后，四人围坐在漫画屋一楼阅览区的长木桌前开始寒假数学补习。陈明把一摞整理好的数学讲义放在桌上。 陈明面无表情地转头盯住荀未来，又瞥了一眼正往嘴里塞早点零食的赵左右。 陈明直接无视了罗爱文的问题，翻开手里的联考题集。（核心台词：赵左右＆罗爱文＆陈明：“是我该死的温柔，吓到你了吗？” ／ 陈明：“基础的自己看，希望你们能达到戴主任的要求。” ／ 陈明：“你坐下。——血液流到胃里会影响大脑供血。”）</w:t>
-              <w:br/>
-              <w:t>• 【3-16　内　三条鱼漫画屋·书架过道与补习木桌区（小沈阳围巾试探与三代拉锯） — 日】赵左右与罗爱文齐齐向陈明鞠了一躬。（核心台词：赵左右：“赵爷爷，我今天打算住在这儿了，能多跟陈明请教请教数学题。” ／ 陈明：“回去整理一下问题，明天我给你们答疑。” ／ 陈明：“从我眼前物理消失。”）</w:t>
-            </w:r>
-          </w:p>
-        </w:tc>
-      </w:tr>
-      <w:tr>
-        <w:trPr>
-          <w:cantSplit/>
-        </w:trPr>
-        <w:tc>
-          <w:tcPr>
-            <w:tcW w:type="dxa" w:w="2376"/>
-            <w:vAlign w:val="center"/>
-            <w:tcMar>
-              <w:top w:w="105" w:type="dxa"/>
-              <w:bottom w:w="105" w:type="dxa"/>
-              <w:left w:w="145" w:type="dxa"/>
-              <w:right w:w="145" w:type="dxa"/>
-            </w:tcMar>
-            <w:shd w:fill="F7FAFC"/>
-          </w:tcPr>
-          <w:p>
-            <w:pPr>
-              <w:spacing w:before="40" w:after="40" w:line="341" w:lineRule="auto"/>
-              <w:jc w:val="center"/>
-            </w:pPr>
-            <w:r/>
-            <w:r>
-              <w:rPr>
-                <w:rFonts w:ascii="Times New Roman" w:hAnsi="Times New Roman" w:eastAsia="宋体"/>
-                <w:b/>
-                <w:color w:val="191919"/>
-                <w:sz w:val="19"/>
-              </w:rPr>
-              <w:t>EP04《避风港争夺战》</w:t>
-            </w:r>
-          </w:p>
-        </w:tc>
-        <w:tc>
-          <w:tcPr>
-            <w:tcW w:type="dxa" w:w="7992"/>
-            <w:vAlign w:val="center"/>
-            <w:tcMar>
-              <w:top w:w="105" w:type="dxa"/>
-              <w:bottom w:w="105" w:type="dxa"/>
-              <w:left w:w="145" w:type="dxa"/>
-              <w:right w:w="145" w:type="dxa"/>
-            </w:tcMar>
-            <w:shd w:fill="F7FAFC"/>
-          </w:tcPr>
-          <w:p>
-            <w:pPr>
-              <w:spacing w:before="40" w:after="40" w:line="341" w:lineRule="auto"/>
-              <w:jc w:val="left"/>
-            </w:pPr>
-            <w:r/>
-            <w:r>
-              <w:rPr>
-                <w:rFonts w:ascii="Times New Roman" w:hAnsi="Times New Roman" w:eastAsia="宋体"/>
-                <w:b w:val="0"/>
-                <w:color w:val="191919"/>
-                <w:sz w:val="19"/>
-              </w:rPr>
-              <w:t>• 【4-8　外/内　和艺北街×飞霞路IC卡公用电话亭 — 夜】电话亭绿色的金属内壁挡住了外面的呼啸风雪。赵左右靠着冰冷的铁壁，低头看着自己红肿破裂、凝着血痂的十指，冻得上下牙关打战。他哆嗦着从羽绒服兜里掏出银色诺基亚直板手机，先后拨打死党陈明和荀未来的电话。（核心台词：赵左右：“喂……陈明？……荀哥？”）</w:t>
-              <w:br/>
-              <w:t>• 【4-11　内/外　八中后街·砂锅麻辣烫店与店外风雪街头 — 夜】【店外风雪街头】荀未来快步走出麻辣烫店，先前被他派去501室赵家楼下打探动静的陈明与罗爱文迎面跑了过来。</w:t>
-            </w:r>
-          </w:p>
-        </w:tc>
-      </w:tr>
-      <w:tr>
-        <w:trPr>
-          <w:cantSplit/>
-        </w:trPr>
-        <w:tc>
-          <w:tcPr>
-            <w:tcW w:type="dxa" w:w="2376"/>
-            <w:vAlign w:val="center"/>
-            <w:tcMar>
-              <w:top w:w="105" w:type="dxa"/>
-              <w:bottom w:w="105" w:type="dxa"/>
-              <w:left w:w="145" w:type="dxa"/>
-              <w:right w:w="145" w:type="dxa"/>
-            </w:tcMar>
-          </w:tcPr>
-          <w:p>
-            <w:pPr>
-              <w:spacing w:before="40" w:after="40" w:line="341" w:lineRule="auto"/>
-              <w:jc w:val="center"/>
-            </w:pPr>
-            <w:r/>
-            <w:r>
-              <w:rPr>
-                <w:rFonts w:ascii="Times New Roman" w:hAnsi="Times New Roman" w:eastAsia="宋体"/>
-                <w:b/>
-                <w:color w:val="191919"/>
-                <w:sz w:val="19"/>
-              </w:rPr>
-              <w:t>EP05《回家》</w:t>
-            </w:r>
-          </w:p>
-        </w:tc>
-        <w:tc>
-          <w:tcPr>
-            <w:tcW w:type="dxa" w:w="7992"/>
-            <w:vAlign w:val="center"/>
-            <w:tcMar>
-              <w:top w:w="105" w:type="dxa"/>
-              <w:bottom w:w="105" w:type="dxa"/>
-              <w:left w:w="145" w:type="dxa"/>
-              <w:right w:w="145" w:type="dxa"/>
-            </w:tcMar>
-          </w:tcPr>
-          <w:p>
-            <w:pPr>
-              <w:spacing w:before="40" w:after="40" w:line="341" w:lineRule="auto"/>
-              <w:jc w:val="left"/>
-            </w:pPr>
-            <w:r/>
-            <w:r>
-              <w:rPr>
-                <w:rFonts w:ascii="Times New Roman" w:hAnsi="Times New Roman" w:eastAsia="宋体"/>
-                <w:b w:val="0"/>
-                <w:color w:val="191919"/>
-                <w:sz w:val="19"/>
-              </w:rPr>
-              <w:t>• 【5-1　外　家属院·雪地天台与铁楼梯（赵左右梦境） — 夜】二零零八年深冬寒夜，鹅毛大雪纷纷扬扬洒落。家属院空旷的雪地天台中央，突兀地摆着一张单人折叠床。十六岁的赵左右身穿黑白大格纹加厚睡衣套装、脚蹬深色棉拖鞋，裹着棉被躺在折叠床上沉睡，眉头紧锁，闭着眼喃喃呓语。 赵左右猛地睁开双眼，从折叠床上惊醒坐起，茫然环顾四周白雪皑皑的天台与昏黄的路灯。（核心台词：赵左右：“荀哥……几点了……陈明……” ／ 赵左右：“搞什么？我不是和荀哥、陈明睡在漫画屋吗？这哪啊？” ／ 赵左右：“荀哥！陈明！别闹了，你们快出来啊！荀哥！”）</w:t>
-              <w:br/>
-              <w:t>• 【5-3　内　漫画屋·里间卧室 — 晨】十六岁的陈明身披蓝白格纹衬衫毯，早已起床伏在书桌前的台灯下专注写作业，桌面上摆着《初中生优秀作文选》与理科练习册。通铺被窝里，身穿灰白横条纹毛衣的十六岁赵左右长舒一口气，最先从噩梦中醒来并翻了个身；而身穿白色高领毛衣的四十一岁荀未来仍靠在床铺内侧熟睡。 陈明握着笔继续写字，头也没有抬，只是微侧过脸淡淡开口。 赵左右睡眼惺忪地从被窝里慢慢坐起身，双手按在棉被上揉了揉眼睛，转头看向书桌前的陈明。 陈明全程低头在卷子上刷刷下笔，连头都没抬一下。 荀未来套上深蓝色牛仔外套快步走出内室。赵左右还坐在被窝里发怔，转头望向书桌前（核心台词：陈明：“醒了。” ／ 陈明：“叫了二十多次荀哥。” ／ 陈明：“没有。”）</w:t>
-              <w:br/>
-              <w:t>• 【5-4　外/内　漫画屋·店门外与店堂 — 日】荀未来走到漫画屋正门前，哗啦一声将卷帘门拉起一半，右手扶着卷帘门，左手拎着铁制撑门杆立在门边。一名身穿黑色西装大衣、打着蓝白斜纹领带、手提公文包的易房宝年轻房产中介满脸陪笑地迎到店门前。 荀未来面无表情地上下打量了中介一眼，随口敷衍。（核心台词：赵左右：“陈明睡着了，咱小点儿声啊。”）</w:t>
-              <w:br/>
-              <w:t>• 【5-13　内　漫画屋·阅读区与书架过道 — 夜】里间书桌前，赵左右写卷子写得疲惫不堪，把笔往桌上一扔，侧着脸趴在桌面上痛苦哀嚎；对面的陈明头也不抬，神情冷淡地推了推鼻梁，握着笔在卷子上刷刷书写。 赵左右眼神由拘谨转为被认可后的万丈豪情，右手捏着信件用力握拳一挥，转身兴奋地对书桌前的陈明宣布。 陈明低头专注地写着作业，头也不抬地翻过一页书，淡定地吐出两个字。赵左右宝贝似地将信纸叠好收进怀里。（核心台词：陈明：“你应该知道为什么八中高一上结束后，就着急文理分科赶进度。你要是想落下的话，就去睡觉吧。” ／ 陈明：“考上大学就好了。这句话是引用，不代表我个人真实想法。” ／ 陈明：“随你。”）</w:t>
-              <w:br/>
-              <w:t>• 【5-14　内　漫画屋·里间卧室 — 夜】漫画屋里间榻榻米地铺上，赵左右盘腿坐着，双手平举着那封“刘慈欣回信”反反复复地仔细阅读，脸上满是憧憬。书桌前，陈明正低头专注地握笔在笔记本上快速书写。赵左右转过头看向陈明，兴致勃勃地提议。 陈明没有抬头，依旧握笔写字，冷静而理性地回应。 陈明停下笔，利落地合上书本。（核心台词：陈明：“我建议你还是早点回家比较好。” ／ 陈明：“我想好好睡一觉。”）</w:t>
-              <w:br/>
-              <w:t>• 【5-16　内/外　漫画屋·里间卧室与便民店外夜巷 — 深夜】深夜，漫画屋里间熄了灯。赵左右与陈明并排躺在地铺的格纹被窝里。赵左右双手交叠平放在腹部被子上方，睁着眼睛望着天花板，担忧地转头看向右侧的陈明。 陈明侧身面向赵左右躺着，闭着眼睛平静地分析。 赵左右听后若有所思地转过头看着陈明的侧脸。 陈明翻了个身背对过去，拉高被角闭眼催促。（核心台词：赵左右：“陈明，你说荀哥咋还不回来啊？他不会和我爸干起来了吧？” ／ 陈明：“中年人做事会考虑后果，不会轻易动手。” ／ 陈明：“我说的是你爸，不是荀哥。”）</w:t>
-            </w:r>
-          </w:p>
-        </w:tc>
-      </w:tr>
-      <w:tr>
-        <w:trPr>
-          <w:cantSplit/>
-        </w:trPr>
-        <w:tc>
-          <w:tcPr>
-            <w:tcW w:type="dxa" w:w="2376"/>
-            <w:vAlign w:val="center"/>
-            <w:tcMar>
-              <w:top w:w="105" w:type="dxa"/>
-              <w:bottom w:w="105" w:type="dxa"/>
-              <w:left w:w="145" w:type="dxa"/>
-              <w:right w:w="145" w:type="dxa"/>
-            </w:tcMar>
-            <w:shd w:fill="F7FAFC"/>
-          </w:tcPr>
-          <w:p>
-            <w:pPr>
-              <w:spacing w:before="40" w:after="40" w:line="341" w:lineRule="auto"/>
-              <w:jc w:val="center"/>
-            </w:pPr>
-            <w:r/>
-            <w:r>
-              <w:rPr>
-                <w:rFonts w:ascii="Times New Roman" w:hAnsi="Times New Roman" w:eastAsia="宋体"/>
-                <w:b/>
-                <w:color w:val="191919"/>
-                <w:sz w:val="19"/>
-              </w:rPr>
-              <w:t>EP06《暖雪》</w:t>
-            </w:r>
-          </w:p>
-        </w:tc>
-        <w:tc>
-          <w:tcPr>
-            <w:tcW w:type="dxa" w:w="7992"/>
-            <w:vAlign w:val="center"/>
-            <w:tcMar>
-              <w:top w:w="105" w:type="dxa"/>
-              <w:bottom w:w="105" w:type="dxa"/>
-              <w:left w:w="145" w:type="dxa"/>
-              <w:right w:w="145" w:type="dxa"/>
-            </w:tcMar>
-            <w:shd w:fill="F7FAFC"/>
-          </w:tcPr>
-          <w:p>
-            <w:pPr>
-              <w:spacing w:before="40" w:after="40" w:line="341" w:lineRule="auto"/>
-              <w:jc w:val="left"/>
-            </w:pPr>
-            <w:r/>
-            <w:r>
-              <w:rPr>
-                <w:rFonts w:ascii="Times New Roman" w:hAnsi="Times New Roman" w:eastAsia="宋体"/>
-                <w:b w:val="0"/>
-                <w:color w:val="191919"/>
-                <w:sz w:val="19"/>
-              </w:rPr>
-              <w:t>• 【6-17　内/外　除夕跨年群像空间与赵左右家卧室 — 深夜】三条鱼漫画屋内，留着顺直短发的理科学霸陈明独自坐在书桌漫画堆前，挑灯埋头刷题写寒假作业。</w:t>
-            </w:r>
-          </w:p>
-        </w:tc>
-      </w:tr>
-      <w:tr>
-        <w:trPr>
-          <w:cantSplit/>
-        </w:trPr>
-        <w:tc>
-          <w:tcPr>
-            <w:tcW w:type="dxa" w:w="2376"/>
-            <w:vAlign w:val="center"/>
-            <w:tcMar>
-              <w:top w:w="105" w:type="dxa"/>
-              <w:bottom w:w="105" w:type="dxa"/>
-              <w:left w:w="145" w:type="dxa"/>
-              <w:right w:w="145" w:type="dxa"/>
-            </w:tcMar>
-          </w:tcPr>
-          <w:p>
-            <w:pPr>
-              <w:spacing w:before="40" w:after="40" w:line="341" w:lineRule="auto"/>
-              <w:jc w:val="center"/>
-            </w:pPr>
-            <w:r/>
-            <w:r>
-              <w:rPr>
-                <w:rFonts w:ascii="Times New Roman" w:hAnsi="Times New Roman" w:eastAsia="宋体"/>
-                <w:b/>
-                <w:color w:val="191919"/>
-                <w:sz w:val="19"/>
-              </w:rPr>
-              <w:t>EP07《舒图来了》</w:t>
-            </w:r>
-          </w:p>
-        </w:tc>
-        <w:tc>
-          <w:tcPr>
-            <w:tcW w:type="dxa" w:w="7992"/>
-            <w:vAlign w:val="center"/>
-            <w:tcMar>
-              <w:top w:w="105" w:type="dxa"/>
-              <w:bottom w:w="105" w:type="dxa"/>
-              <w:left w:w="145" w:type="dxa"/>
-              <w:right w:w="145" w:type="dxa"/>
-            </w:tcMar>
-          </w:tcPr>
-          <w:p>
-            <w:pPr>
-              <w:spacing w:before="40" w:after="40" w:line="341" w:lineRule="auto"/>
-              <w:jc w:val="left"/>
-            </w:pPr>
-            <w:r/>
-            <w:r>
-              <w:rPr>
-                <w:rFonts w:ascii="Times New Roman" w:hAnsi="Times New Roman" w:eastAsia="宋体"/>
-                <w:b w:val="0"/>
-                <w:color w:val="191919"/>
-                <w:sz w:val="19"/>
-              </w:rPr>
-              <w:t>• 【7-5　外/内　漫画屋·吧台与家属楼下 — 深夜】三条鱼漫画屋吧台前，身穿棕色羽绒服的四十一岁荀未来正靠在收银台边，借着昏黄的台灯独酌绿罐哈尔滨啤酒，神情落寞。借宿在里间、身穿蓝白相间运动校服外套的十六岁陈明推门走出来，看了一眼满身酒气的荀未来。 荀未来晃了晃手里的绿罐哈尔滨啤酒，朝陈明摆了摆手。 陈明没再多劝，转身回里间休息。荀未来独自对着满桌旧书仰头灌了一口啤酒，从羽绒服口袋里摸出那张二零三三年人生有限公司的白色卡片，对着卡片苦笑着自言自语。 漫画屋门外挂着暖黄小彩灯的小巷里，成年舒图缓步走过店门前，停下脚步透过玻璃窗若有所思地抬头打量了一下门头招牌与“招聘店（核心台词：陈明：“你真的不回屋睡吗？”）</w:t>
-              <w:br/>
-              <w:t>• 【7-13　外　岁月潭 — 夜】【闪回·2033年陈明葬礼后街头】戴着黑色手套的赵左右左手握着人生有限公司名片，右手低头盯着手机屏幕上“老婆”的来电显示，狠心按下了挂断键。（核心台词：舒图：“他们跟我说，实验有危险，你拼了命也要回来改命——谁更可怕？！参加陈明的葬礼——”）</w:t>
-              <w:br/>
-              <w:t>• 【7-15　内　漫画屋·店堂与里间 — 夜】三条鱼漫画屋内，留着顺直短发、身穿棕红复古麻花毛衣的十六岁陈明正坐在堆满书册的柜台前伏案写字。十六岁的赵左右推门走进店里，双手扶在柜台书堆上向陈明打听。 坐在柜台前刷题的陈明头也没抬，握着笔淡淡地回了一句。 陈明头也不抬地整理着桌上的书册，语气淡定。（核心台词：赵左右：“陈明，荀哥在吗？” ／ 陈明：“出去好一会儿了。” ／ 陈明：“我在屋里听到荀哥跟一个女人在说话，太吵了，戴耳塞了。”）</w:t>
-            </w:r>
-          </w:p>
-        </w:tc>
-      </w:tr>
-      <w:tr>
-        <w:trPr>
-          <w:cantSplit/>
-        </w:trPr>
-        <w:tc>
-          <w:tcPr>
-            <w:tcW w:type="dxa" w:w="2376"/>
-            <w:vAlign w:val="center"/>
-            <w:tcMar>
-              <w:top w:w="105" w:type="dxa"/>
-              <w:bottom w:w="105" w:type="dxa"/>
-              <w:left w:w="145" w:type="dxa"/>
-              <w:right w:w="145" w:type="dxa"/>
-            </w:tcMar>
-            <w:shd w:fill="F7FAFC"/>
-          </w:tcPr>
-          <w:p>
-            <w:pPr>
-              <w:spacing w:before="40" w:after="40" w:line="341" w:lineRule="auto"/>
-              <w:jc w:val="center"/>
-            </w:pPr>
-            <w:r/>
-            <w:r>
-              <w:rPr>
-                <w:rFonts w:ascii="Times New Roman" w:hAnsi="Times New Roman" w:eastAsia="宋体"/>
-                <w:b/>
-                <w:color w:val="191919"/>
-                <w:sz w:val="19"/>
-              </w:rPr>
-              <w:t>EP08《时间的玩笑》</w:t>
-            </w:r>
-          </w:p>
-        </w:tc>
-        <w:tc>
-          <w:tcPr>
-            <w:tcW w:type="dxa" w:w="7992"/>
-            <w:vAlign w:val="center"/>
-            <w:tcMar>
-              <w:top w:w="105" w:type="dxa"/>
-              <w:bottom w:w="105" w:type="dxa"/>
-              <w:left w:w="145" w:type="dxa"/>
-              <w:right w:w="145" w:type="dxa"/>
-            </w:tcMar>
-            <w:shd w:fill="F7FAFC"/>
-          </w:tcPr>
-          <w:p>
-            <w:pPr>
-              <w:spacing w:before="40" w:after="40" w:line="341" w:lineRule="auto"/>
-              <w:jc w:val="left"/>
-            </w:pPr>
-            <w:r/>
-            <w:r>
-              <w:rPr>
-                <w:rFonts w:ascii="Times New Roman" w:hAnsi="Times New Roman" w:eastAsia="宋体"/>
-                <w:b w:val="0"/>
-                <w:color w:val="191919"/>
-                <w:sz w:val="19"/>
-              </w:rPr>
-              <w:t>• 【8-6　外/内　积雪街道·公用电话亭与漫画屋店堂（交叉剪辑） — 日】与此同时，春秋路三条鱼漫画屋内，座机电话铃声响起。身穿黑白灰几何提花毛衣内搭黑高领衫的十六岁陈明手里拿着一本《灌篮高手》漫画书走到吧台前，叹了口气坐下，单手拿起白色听筒接听。 漫画屋吧台后，陈明一手举着听筒贴在耳边，一手继续翻看着手里的《灌篮高手》漫画书。 陈明翻书的动作微微一顿，放下漫画书，转头望向贴着红色“見、愈見”字样的里间紧闭房门，对着听筒实话实说。 陈明把听筒从耳边移开半寸，转过身面向里间紧闭的木门高声通报。 紧闭的里间房门内立刻传出荀未来暴躁的吼声。陈明被震得微微仰头愣了一下。 陈明面不改色地将白色听筒（核心台词：陈明：“喂？” ／ 陈明：“是，你有什么事吗？” ／ 陈明：“荀哥自闭了，物理意义上的。不下床，也不出房门。”）</w:t>
-              <w:br/>
-              <w:t>• 【8-12　内　三条鱼漫画屋·吧台 — 日】三条鱼漫画屋内，结束了“物理自闭”的四十一岁荀未来身穿深棕色纽扣针织开衫内搭白色立领衬衫，双手插在裤兜里从老式立钟旁走出里间，缓步晃到前台旁，拉开椅子在正在整理旧书堆的陈明身旁坐下，重重地叹了一口气，盯着电脑屏幕明知故问。 陈明低着头继续整齐地码放着桌上的厚书堆，手上动作未停，平静地吐出两个字。 荀未来又不甘心地长叹了一口气，侧过头看向身边冷淡的陈明。 陈明翻动着书页检查折角，连眼皮都没抬一下。 陈明把整理好的一摞书推到一旁，淡然开口。 荀未来愣了一下，转过头挑眉反问陈明。 陈明面无表情地瞥了他一眼，语气清冷地吐出（核心台词：陈明：“没有。” ／ 陈明：“我对别人的私事不感兴趣。” ／ 陈明：“想去找那个女人就去吧。”）</w:t>
-            </w:r>
-          </w:p>
-        </w:tc>
-      </w:tr>
-      <w:tr>
-        <w:trPr>
-          <w:cantSplit/>
-        </w:trPr>
-        <w:tc>
-          <w:tcPr>
-            <w:tcW w:type="dxa" w:w="2376"/>
-            <w:vAlign w:val="center"/>
-            <w:tcMar>
-              <w:top w:w="105" w:type="dxa"/>
-              <w:bottom w:w="105" w:type="dxa"/>
-              <w:left w:w="145" w:type="dxa"/>
-              <w:right w:w="145" w:type="dxa"/>
-            </w:tcMar>
-          </w:tcPr>
-          <w:p>
-            <w:pPr>
-              <w:spacing w:before="40" w:after="40" w:line="341" w:lineRule="auto"/>
-              <w:jc w:val="center"/>
-            </w:pPr>
-            <w:r/>
-            <w:r>
-              <w:rPr>
-                <w:rFonts w:ascii="Times New Roman" w:hAnsi="Times New Roman" w:eastAsia="宋体"/>
-                <w:b/>
-                <w:color w:val="191919"/>
-                <w:sz w:val="19"/>
-              </w:rPr>
-              <w:t>EP09《人生失控》</w:t>
-            </w:r>
-          </w:p>
-        </w:tc>
-        <w:tc>
-          <w:tcPr>
-            <w:tcW w:type="dxa" w:w="7992"/>
-            <w:vAlign w:val="center"/>
-            <w:tcMar>
-              <w:top w:w="105" w:type="dxa"/>
-              <w:bottom w:w="105" w:type="dxa"/>
-              <w:left w:w="145" w:type="dxa"/>
-              <w:right w:w="145" w:type="dxa"/>
-            </w:tcMar>
-          </w:tcPr>
-          <w:p>
-            <w:pPr>
-              <w:spacing w:before="40" w:after="40" w:line="341" w:lineRule="auto"/>
-              <w:jc w:val="left"/>
-            </w:pPr>
-            <w:r/>
-            <w:r>
-              <w:rPr>
-                <w:rFonts w:ascii="Times New Roman" w:hAnsi="Times New Roman" w:eastAsia="宋体"/>
-                <w:b w:val="0"/>
-                <w:color w:val="191919"/>
-                <w:sz w:val="19"/>
-              </w:rPr>
-              <w:t>• 【9-2　内/外　漫画屋里间·有轨电车与雪后街道 — 晨】地铺另一侧，早已穿好深蓝白条纹校服外套的十六岁陈明正盘腿坐在毯子上，利落地拉上黑色大书包的拉链，转过头淡定地提醒他。 晨光熹微的街道上，一列有轨电车叮当驶过。车厢内，陈明坐在座位上安静地翻看课本；身穿深棕色棉服夹克的荀未来与身穿黑色连帽羽绒服的十六岁赵左右并排站在过道里拉着扶手。荀未来侧过头打量着身边神色平静沉稳的十六岁自己，试探着开口搭话。（核心台词：陈明：“哟，别赖床了。你忘了，今天开学了。”）</w:t>
-              <w:br/>
-              <w:t>• 【9-5　内　长林八中·高一十班（文科班）教室 — 日】重新分班后的高一十班（文科班）教室内，黑板正中央贴着一张写满名字的文科班新座位表。脱下羽绒服抱在胸前的荀未来与罗爱文并排站在黑板前，仰头看着讲台正前方第一排紧挨着的“荀未来”、“罗爱文”、“赵左右”三个名字，荀未来苦着脸连连叹气。 罗爱文伸手指着黑板上的座位表从左到右找了一圈，满脸疑惑地挠了挠头。（核心台词：罗爱文：“哎？我咋没看着陈明呢？”）</w:t>
-              <w:br/>
-              <w:t>• 【9-6　内　长林八中·学校食堂 — 日】荀未来顺着他的手指望去——只见餐桌旁，十六岁的赵左右左手拿着筷子往嘴里塞饭，右手竟握着笔在练习册上争分夺秒地刷题，跟坐在他对面埋头演算的理科学霸陈明简直如出一辙！荀未来先是一愣，随即喜上眉梢。 餐桌旁，身穿蓝白校服内搭棕格纹衬衫的陈明头也不抬地在笔记本上写着公式，冷静地向对面的赵左右宣布。 陈明笔尖不停，毫不留情地用客观数据给老友泼了一盆冷水。赵左右抿紧嘴唇，低头更加专注地在习题册上奋笔疾书。（核心台词：罗爱文：“左右变陈明了！” ／ 陈明：“寒假我已经尽力了，文科的东西我没办法再辅导你，你赶紧去找个新老师吧。” ／ 陈明：“别把荀未来上学期跟你说的话当真了。以你现在的成绩，不靠任何人，根本考不上前五名。”）</w:t>
-              <w:br/>
-              <w:t>• 【9-7　内　长林八中·高一十班与高一八班教室及男洗手间 — 日】与此同时，隔壁高一八班（理科重点班）教室内，下课铃声响起，八班班主任在讲台上宣布任命：“那么我们班的数学课代表，就由陈明同学担任。下课，不用起立了啊，都抓紧时间研究一下最后一道题。”座位上的陈明连续高强度刷题几个小时，只觉双眼酸胀刺痛，疲惫地闭上眼睛抬手用力按揉着鼻梁与眉心。 荀未来溜达到八班教室窗边，趴在陈明的课桌旁，心疼地压低声音劝这位在二零三三年英年早逝的挚友。陈明却神色冷淡地睁开眼继续做题，荀未来只好无奈地叹气离开。 课间男洗手间内，陈明站在小便池前。罗爱文推开隔间门走出来，整理好衣服凑到陈明身旁笑嘻嘻地搭（核心台词：陈明：“我们只是被墙隔开了，为什么会觉得孤单？” ／ 陈明：“或许没空。”）</w:t>
-              <w:br/>
-              <w:t>• 【9-8　内/外　教学楼走廊·学校食堂与赵左右家厨房（交叉剪辑） — 日/夜】教学楼走廊里，赵左右手里捧着《高考必备便携手册》穿行在课间熙熙攘攘的学生人流中，嘴里念念有词地背诵着历史考点。两名同班女同学并肩走在他身后，望着他的背影小声议论。 旁边的女同学乙目视前方，语气平淡地摇了摇头。（核心台词：女同学乙：“他如果一直考二三十分，努力几天可能会及格。但他的成绩一直都是中等，想要从中等考到前五，光是努力几天肯定是不够的。你看理科班的陈明，他现在想要提高一分，都是很难的事，这种事情是需要日积月累的。”）</w:t>
-              <w:br/>
-              <w:t>• 【9-11　内　长林八中·男生宿舍 — 夜】夜晚的长林八中男生宿舍内，搬回学校住宿的十六岁陈明身穿深棕色粗针麻花毛衣、脚穿一双不用系鞋带的魔术贴棉鞋，正坐在昏暗的台灯下拼命演算高数与奥赛习题。然而一墙之隔的隔壁寝室里，却不断传来震耳欲聋的电脑游戏《反恐精英（CS）》狙击枪声与两名室友大呼小叫的喧哗声。 被吵得无法集中精力的陈明放下笔，起身走到隔壁寝室门口推开门，面无表情地看着正围在笔记本电脑前激战的室友甲（穿灰白抓绒毛衣）和室友乙（穿米色卫衣，手里正啃着一块披萨）。 室友乙斜睨了门口的陈明一眼，阴阳怪气地放下披萨呛声。 陈明扶着门框，冷静地指出事实。 握着鼠（核心台词：陈明：“安静点。” ／ 陈明：“隔着两堵墙都听到你们声音了。” ／ 陈明：“我不会什么？”）</w:t>
-            </w:r>
-          </w:p>
-        </w:tc>
-      </w:tr>
-      <w:tr>
-        <w:trPr>
-          <w:cantSplit/>
-        </w:trPr>
-        <w:tc>
-          <w:tcPr>
-            <w:tcW w:type="dxa" w:w="2376"/>
-            <w:vAlign w:val="center"/>
-            <w:tcMar>
-              <w:top w:w="105" w:type="dxa"/>
-              <w:bottom w:w="105" w:type="dxa"/>
-              <w:left w:w="145" w:type="dxa"/>
-              <w:right w:w="145" w:type="dxa"/>
-            </w:tcMar>
-            <w:shd w:fill="F7FAFC"/>
-          </w:tcPr>
-          <w:p>
-            <w:pPr>
-              <w:spacing w:before="40" w:after="40" w:line="341" w:lineRule="auto"/>
-              <w:jc w:val="center"/>
-            </w:pPr>
-            <w:r/>
-            <w:r>
-              <w:rPr>
-                <w:rFonts w:ascii="Times New Roman" w:hAnsi="Times New Roman" w:eastAsia="宋体"/>
-                <w:b/>
-                <w:color w:val="191919"/>
-                <w:sz w:val="19"/>
-              </w:rPr>
-              <w:t>EP10《只要我想》</w:t>
-            </w:r>
-          </w:p>
-        </w:tc>
-        <w:tc>
-          <w:tcPr>
-            <w:tcW w:type="dxa" w:w="7992"/>
-            <w:vAlign w:val="center"/>
-            <w:tcMar>
-              <w:top w:w="105" w:type="dxa"/>
-              <w:bottom w:w="105" w:type="dxa"/>
-              <w:left w:w="145" w:type="dxa"/>
-              <w:right w:w="145" w:type="dxa"/>
-            </w:tcMar>
-            <w:shd w:fill="F7FAFC"/>
-          </w:tcPr>
-          <w:p>
-            <w:pPr>
-              <w:spacing w:before="40" w:after="40" w:line="341" w:lineRule="auto"/>
-              <w:jc w:val="left"/>
-            </w:pPr>
-            <w:r/>
-            <w:r>
-              <w:rPr>
-                <w:rFonts w:ascii="Times New Roman" w:hAnsi="Times New Roman" w:eastAsia="宋体"/>
-                <w:b w:val="0"/>
-                <w:color w:val="191919"/>
-                <w:sz w:val="19"/>
-              </w:rPr>
-              <w:t>• 【10-4　内　长林八中·校医室 — 日】听到“命都不要了”五个字，荀未来脑海中瞬间闪过二零三三年因过度劳累而英年早逝的挚友陈明，心头猛地一颤，低头剥开一颗王一漫送来的粉色草莓硬糖塞进自己嘴里，咯嘣咯嘣地咬碎咽下，眼神彻底凝重起来。（核心台词：荀未来（内心独白）：“改命改命，总不能改得和陈明一样，活活累死了吧？”）</w:t>
-              <w:br/>
-              <w:t>• 【10-5　外/内　教学楼外广场·高一十班门外与男洗手间 — 夜】荀未来领着罗爱文悄悄摸到高一十班教室后门外，伸手往教室里一指——只见空荡荡的教室里只亮着一排灯，十六岁的赵左右正独自埋头在高耸如山的书堆后疯狂演算着陈明留给他的那本绿色封面《数学答案略集锦（NOTES）》。罗爱文扒着门框看了一眼，恍然大悟地转头看向荀未来。 片刻之后，十六岁的赵左右手里依然捧着那本绿色封面的《陈明数学答案略集锦》，一边低头默背公式一边走出教室，快步走进走廊尽头的男洗手间。躲在走廊拐角墙后的荀未来与罗爱文探出脑袋，罗爱文紧张地转头请示。（核心台词：荀未来：“他所有科目里啊，数学是最差的。如果没有陈明的答案略集锦的话，他就废了。只要这一门分数拖了后腿，他绝无可能考进前五。你也知道，他这人总三分钟热度，一盆冷水下去，他就变回来了。”）</w:t>
-              <w:br/>
-              <w:t>• 【10-6　内/外　长林八中男生宿舍走廊·校门口与赵了路虎车内 — 夜】夜色深沉，痛失数学复习宝典的十六岁赵左右一路急匆匆地跑到男生宿舍楼走廊，一把拦住了正准备推门回寝室的陈明（身穿墨绿色拼色夹克内搭花纹毛背心），双手攥着试卷，满脸恳求地开口。 陈明双手插在夹克口袋里，神情冷淡地看着他。 聪慧绝顶的陈明一眼看穿了真相，冷冷地直视着赵左右的眼睛。 陈明眼中掠过一丝明显的心血被辜负的失落与责备，干脆地摇了摇头。 赵左右急得往前跨了一步，一把拉住陈明的袖口苦苦哀求。 正在为自身竞赛提分和昨晚CS败绩烦躁的陈明一把抽回胳膊，语气冰冷而决绝地拒绝。 陈明沉默地看了他两秒，没有松口，只是丢下一句客（核心台词：赵左右：“陈明，你今晚有时间吗？我来你宿舍补补数学啊。” ／ 陈明：“给你的答案略集锦看完了？” ／ 陈明：“你弄丢了。”）</w:t>
-              <w:br/>
-              <w:t>• 【10-7　内　三条鱼漫画屋与学校教师办公室（深夜交叉剪辑） — 深夜】深夜的三条鱼漫画屋内，身穿蓝色粗针毛衣的四十一岁荀未来正坐在前台电脑旁，得意洋洋地翻看着今晚从男洗手间抢来的那本绿色封面《陈明数学答案略集锦（NOTEBOOK）》。玻璃门被推开，六十六岁的赵了垂头丧气地走了进来，荀未来合上笔记本抬头调侃。 与此同时，凌晨三点二十分（墙上SANXIN挂钟定格），长林八中昏暗的教师办公室内，身穿墨绿色拼接棉服夹克的十六岁陈明正坐在办公电脑前。电脑屏幕上再次弹出了血红色的“你输了 / YOU LOSE / Terrorist Win”结算界面！陈明死死捏着鼠标砸在键盘上，满脸挫败与烦躁。</w:t>
-              <w:br/>
-              <w:t>• 【10-9　内/外　学校食堂·教学楼走廊·高一十班与主任办公室 — 日】就在荀未来凑近的瞬间，赵左右鼻翼微动，清晰地闻到了荀未来和罗爱文校服上那股熟悉的男士香水味——正是几天前晚上在漆黑的男洗手间里抢走他《陈明数学答案略集锦》的那个黑影身上的气味！赵左右眼神骤然冰冷如刀，猛地停下脚步一把甩开荀未来的胳膊，转过身死死盯住心虚低头的罗爱文！（核心台词：赵左右：“陈明的答案略集锦，还给我——！”）</w:t>
-              <w:br/>
-              <w:t>• 【10-10　内　长林八中·教学楼走廊·高一十班与主任办公室 — 日/夜】下午课间的教学楼走廊上，十六岁的陈明背着双肩包一边走一边翻看复习资料。赵左右手里拿着那张《全真模拟冲刺卷》从后面小跑追上来，拍了拍陈明的肩膀，指着试卷上的最后一道压轴大题急切地请教。 陈明神情冷淡，丢下一句“我有事”转身欲走；赵左右急忙跨前一步拦住他的去路，把试卷展开递到他眼前指着具体公式追问。 陈明无奈地叹了口气，低头扫了一眼赵左右的试卷，随后抬起头认真而客观地向赵左右给出了最科学的应试建议，说完合上书本径直离开。赵左右手握着试卷怔在原地，脑海里反复咀嚼着“扬长避短多去背背文综”这句话。 与此同时，走廊尽头黑灯瞎（核心台词：赵左右：“陈明，有道题我刚才去问老师了，但我记得你答案略集锦上的方法步骤更短，你给我再讲讲吧。最后一次，真就最后一次。” ／ 陈明：“其实我觉得，你与其死磕数学最后一道高难度大题，你倒不如直接放弃了。因为根本没有几个人能答完这道大题。你应该多花时间去把前面的分拿稳了，然后你再扬长避短多去背背文综，这样你的总分还能上来。这是对你来说最科学的做法了。”）</w:t>
-            </w:r>
-          </w:p>
-        </w:tc>
-      </w:tr>
-      <w:tr>
-        <w:trPr>
-          <w:cantSplit/>
-        </w:trPr>
-        <w:tc>
-          <w:tcPr>
-            <w:tcW w:type="dxa" w:w="2376"/>
-            <w:vAlign w:val="center"/>
-            <w:tcMar>
-              <w:top w:w="105" w:type="dxa"/>
-              <w:bottom w:w="105" w:type="dxa"/>
-              <w:left w:w="145" w:type="dxa"/>
-              <w:right w:w="145" w:type="dxa"/>
-            </w:tcMar>
-          </w:tcPr>
-          <w:p>
-            <w:pPr>
-              <w:spacing w:before="40" w:after="40" w:line="341" w:lineRule="auto"/>
-              <w:jc w:val="center"/>
-            </w:pPr>
-            <w:r/>
-            <w:r>
-              <w:rPr>
-                <w:rFonts w:ascii="Times New Roman" w:hAnsi="Times New Roman" w:eastAsia="宋体"/>
-                <w:b/>
-                <w:color w:val="191919"/>
-                <w:sz w:val="19"/>
-              </w:rPr>
-              <w:t>EP11《YOU WIN》</w:t>
-            </w:r>
-          </w:p>
-        </w:tc>
-        <w:tc>
-          <w:tcPr>
-            <w:tcW w:type="dxa" w:w="7992"/>
-            <w:vAlign w:val="center"/>
-            <w:tcMar>
-              <w:top w:w="105" w:type="dxa"/>
-              <w:bottom w:w="105" w:type="dxa"/>
-              <w:left w:w="145" w:type="dxa"/>
-              <w:right w:w="145" w:type="dxa"/>
-            </w:tcMar>
-          </w:tcPr>
-          <w:p>
-            <w:pPr>
-              <w:spacing w:before="40" w:after="40" w:line="341" w:lineRule="auto"/>
-              <w:jc w:val="left"/>
-            </w:pPr>
-            <w:r/>
-            <w:r>
-              <w:rPr>
-                <w:rFonts w:ascii="Times New Roman" w:hAnsi="Times New Roman" w:eastAsia="宋体"/>
-                <w:b w:val="0"/>
-                <w:color w:val="191919"/>
-                <w:sz w:val="19"/>
-              </w:rPr>
-              <w:t>• 【11-1　外/内　福慧家园五号楼下与502室赵了家（客餐厅与书房） — 夜】就在这时，手机扬声器里清晰地传出了此时此刻正在学校主任办公室里的十六岁赵左右压低声音对陈明说出的那句话！</w:t>
-              <w:br/>
-              <w:t>• 【11-3　内　长林八中·男生宿舍走廊与D203寝室 — 夜】刚刚在主任办公室电脑上练成CS狙击并目睹赵左右偷看考卷的十六岁陈明，身穿黑绿拼接翻领夹克，低着头心事重重地走回宿舍走廊。路过D203寝室敞开的房门前时，正坐在书桌前玩笔记本电脑的平头室友甲一眼瞥见了他，冲着床沿看书的室友乙努了努嘴调侃。 靠坐在床沿的室友乙抬起头，笑嘻嘻地冲门外的陈明打招呼。 陈明在D203寝室门框边停下脚步，转过头冷冷地回瞪了两人一眼，转身欲走。 室友甲停下握鼠标的手，往椅背上一靠，翘着二郎腿大声嘲笑起陈明上次中门对狙落败的事。 陈明脚步猛地定住，缓缓转过身，目光冷峻地看向室友甲发问。 室友甲与室（核心台词：八班室友甲：“哎，你看那个陈明，咋蔫蔫的呢？” ／ 陈明：“跟你没关系。” ／ 陈明：“爷们儿的定义是什么？”）</w:t>
-              <w:br/>
-              <w:t>• 【11-7　内　高一十班地理课·学校食堂与教导主任办公室 — 日】戴娟彻底失望地一摆手，合上作业本下达了叫家长的通牒。赵左右如坠冰窟，垂着头灰溜溜地退出了办公室；门外走廊上，抱着纸盒路过的陈明默默注视着赵左右失魂落魄走出来的背影。</w:t>
-              <w:br/>
-              <w:t>• 【11-8　外/内　家属院雪地长椅与501室赵左右家（客厅与卧室） — 夜】恪守对陈明承诺的赵左右毫不犹豫地点了点头，把陈明摘得干干净净。</w:t>
-              <w:br/>
-              <w:t>• 【11-9　外/内　长林八中雪地步道·主任办公室·学校食堂与广播室 — 日】次日清晨，刀子嘴豆腐心的父亲赵东来还是穿戴整齐，双手插在灰绿色连帽羽绒服兜里，阴沉着脸跟在儿子赵左右身后走进长林八中校园。迎面抱书走过的陈明看到父子俩的背影，停下脚步回头深深看了一眼。 戴娟神色冷淡而坚决地摆了摆手，而在办公室门外的走廊木墙边，赶来的陈明正贴在门边，亲耳听到了戴娟作出的严厉处分决定！门外的陈明低垂下眼眸，双手紧紧攥成了拳头。 散会后，戴娟怀里抱着《高中地理学习指导》教材、手里端着保温杯走出办公室，一路微笑着回应过往学生的问好。陈明一言不发地跟在戴娟身侧走了好几步，戴娟察觉到他，停下脚步温和地转头询问（核心台词：戴娟：“陈明啊，你找我有事啊？” ／ 陈明（广播画外音）：“戴主任，我想跟您说明一下那天晚上的情况，这件事情有误会！我亲眼看到，赵左右的确触碰了考卷，但是——” ／ 陈明：“露出第一题的时候，他就把卷子放回去了。所以他这次的考试成绩，应该扣除第一题的四分，剩下的分数，全是他自己考的！好了我说完了，您可以继续宣读处分了。”）</w:t>
-              <w:br/>
-              <w:t>• 【11-10　内/外　高一十班走廊·主任办公室重考与走廊掌掴 — 日/夜】赵左右非但没有先关心自己的处分，反而第一时间急切地追问陈明的情况。 教学楼二楼走廊中央，围满了闻讯而来的各班学生。赵左右分开人群走上前——只见身穿绿白校服的陈明正低着头站在走廊中央，而他对面身穿迷彩羊羔毛翻领棉服的陈明父亲正面色铁青地怒视着儿子！ 下一秒，暴怒的陈明父亲猛地扬起右臂，“啪”的一声脆响，一记极其响亮的耳光狠狠扇在陈明的左脸上！陈明被打得整个人偏过头去，周围响起一片倒抽冷气的惊呼声；人群中的赵左右瞳孔骤然放大，心疼而愧疚地看着咬牙隐忍、一声不吭的陈明，陈明父亲愤怒地甩手转身离去。 闪回画面里，躲在书架阴（核心台词：戴娟：“鉴于陈明说的，情况特殊，学校决定再给你一张难度系数相同的文综试卷。如果你能证明自己，留校察看就降为严重警告。” ／ 赵左右：“那陈明怎么样了？” ／ 赵左右：“如果我还能考好，能别记陈明处分吗？”）</w:t>
-              <w:br/>
-              <w:t>• 【11-11　内　502室赵了家客厅与三条鱼漫画屋（里间与洗漱镜前） — 夜/晨】夜深人静，回到三条鱼漫画屋的荀未来推开里间房门，直接倒在榻榻米地铺上。昏暗的灯光下，他侧卧在格纹枕头上，眼前仿佛又浮现出少年陈明坐在小书桌台灯下专注刷题的背影。荀未来眼神落寞，轻声唤了一声挚友的名字，随后沉沉睡去。 只见洗漱镜中，昨晚入睡前还一头利落短发、面容白净清爽的四十一岁荀未来，此刻竟在一夜之间变成了一头狂乱蓬松的及肩中长卷发，下巴与两腮布满了浓密厚重的络腮胡茬！荀未来惊骇欲绝地抬起双手疯狂抓扯着自己真实的及肩长卷发，又猛地用双手捂住下巴用力捏掐着粗糙扎手的络腮胡须——随着16岁赵左右与陈明命运节点的剧烈改写（核心台词：荀未来：“陈明退学了。” ／ 荀未来：“我记得高中有段时间，陈明的成绩急剧下滑，每天都在打瞌睡，当时所有的人都还在纳闷儿，还以为他早恋了。今天我才知道，原来他每天都偷偷地趁晚上，在戴主任的办公室打游戏。” ／ 赵了：“哦——所以那天晚上，小赵是在和陈明说话，他们两个人相互保密，所以小赵才一直没让陈明当证人！”）</w:t>
-            </w:r>
-          </w:p>
-        </w:tc>
-      </w:tr>
-      <w:tr>
-        <w:trPr>
-          <w:cantSplit/>
-        </w:trPr>
-        <w:tc>
-          <w:tcPr>
-            <w:tcW w:type="dxa" w:w="2376"/>
-            <w:vAlign w:val="center"/>
-            <w:tcMar>
-              <w:top w:w="105" w:type="dxa"/>
-              <w:bottom w:w="105" w:type="dxa"/>
-              <w:left w:w="145" w:type="dxa"/>
-              <w:right w:w="145" w:type="dxa"/>
-            </w:tcMar>
-            <w:shd w:fill="F7FAFC"/>
-          </w:tcPr>
-          <w:p>
-            <w:pPr>
-              <w:spacing w:before="40" w:after="40" w:line="341" w:lineRule="auto"/>
-              <w:jc w:val="center"/>
-            </w:pPr>
-            <w:r/>
-            <w:r>
-              <w:rPr>
-                <w:rFonts w:ascii="Times New Roman" w:hAnsi="Times New Roman" w:eastAsia="宋体"/>
-                <w:b/>
-                <w:color w:val="191919"/>
-                <w:sz w:val="19"/>
-              </w:rPr>
-              <w:t>EP12《寻未来》</w:t>
-            </w:r>
-          </w:p>
-        </w:tc>
-        <w:tc>
-          <w:tcPr>
-            <w:tcW w:type="dxa" w:w="7992"/>
-            <w:vAlign w:val="center"/>
-            <w:tcMar>
-              <w:top w:w="105" w:type="dxa"/>
-              <w:bottom w:w="105" w:type="dxa"/>
-              <w:left w:w="145" w:type="dxa"/>
-              <w:right w:w="145" w:type="dxa"/>
-            </w:tcMar>
-            <w:shd w:fill="F7FAFC"/>
-          </w:tcPr>
-          <w:p>
-            <w:pPr>
-              <w:spacing w:before="40" w:after="40" w:line="341" w:lineRule="auto"/>
-              <w:jc w:val="left"/>
-            </w:pPr>
-            <w:r/>
-            <w:r>
-              <w:rPr>
-                <w:rFonts w:ascii="Times New Roman" w:hAnsi="Times New Roman" w:eastAsia="宋体"/>
-                <w:b w:val="0"/>
-                <w:color w:val="191919"/>
-                <w:sz w:val="19"/>
-              </w:rPr>
-              <w:t>• 【12-1　内/外　手作编织店·黑色路虎车内与501室赵左右卧室 — 日】白天的手作毛线编织店内，挂满五颜六色毛线球的货架前，头戴黑色棒球帽、身穿红色连帽羽绒夹克的六十六岁赵了正站在印有“F.R.I.E.N.D.S”字样的镜子旁，精心挑选了一袋红色毛线团与两本《钩针毛线编织1000》《帽子·围巾·手套编织精品》教程书结账走出店门。 街边停靠的黑色路虎越野车内，赵了将装有毛线和编织书的塑料袋随手放在后座上。副驾驶车门被拉开，刮掉了络腮胡、但依然顶着一头蓬松及肩长卷发并戴着一顶米灰拼色“CAPRICORN”棒球帽遮掩的四十一岁荀未来钻进车里。驾驶座上的赵了转头一看他这副落魄文艺青年的滑稽尊荣（核心台词：赵左右（内心独白）：“潜意识……所以那天梦到阿姨变成徐图图，也是我的潜意识吗？欲望，欲望……像陈明这种又跳级又是三好学生的人，去戴主任办公室偷偷玩游戏，又是因为什么欲望呢？”）</w:t>
-              <w:br/>
-              <w:t>• 【12-3　外　结冰湖畔观景平台与沿岸小吃摊 — 日】冬日的阳光洒在结冰的湖畔，画面浮现本集片名：第 12 集 寻未来。 湖岸边的“烤地瓜·老玉米”铁桶炉前，摊主掀开炉盖装好两个热气腾腾的烤地瓜（及烤土豆）递过去。戴着浅棕色“CAPRICORN”棒球帽、露出一头披肩长卷发的荀未来接过纸袋，礼貌地道了声“谢谢啊”，转身快步走上湖畔的木质观景平台。（核心台词：赵左右：“对，就是弗洛伊德！徐图图送了我一本他写的《梦的解析》。其实陈明的事，我到现在还是很难过；但我发现我在看这本书的时候，内心忽然就平静了。我决定以后我就要研究这个，我要做一个内心强大的人！”）</w:t>
-            </w:r>
-          </w:p>
-        </w:tc>
-      </w:tr>
-      <w:tr>
-        <w:trPr>
-          <w:cantSplit/>
-        </w:trPr>
-        <w:tc>
-          <w:tcPr>
-            <w:tcW w:type="dxa" w:w="2376"/>
-            <w:vAlign w:val="center"/>
-            <w:tcMar>
-              <w:top w:w="105" w:type="dxa"/>
-              <w:bottom w:w="105" w:type="dxa"/>
-              <w:left w:w="145" w:type="dxa"/>
-              <w:right w:w="145" w:type="dxa"/>
-            </w:tcMar>
-          </w:tcPr>
-          <w:p>
-            <w:pPr>
-              <w:spacing w:before="40" w:after="40" w:line="341" w:lineRule="auto"/>
-              <w:jc w:val="center"/>
-            </w:pPr>
-            <w:r/>
-            <w:r>
-              <w:rPr>
-                <w:rFonts w:ascii="Times New Roman" w:hAnsi="Times New Roman" w:eastAsia="宋体"/>
-                <w:b/>
-                <w:color w:val="191919"/>
-                <w:sz w:val="19"/>
-              </w:rPr>
-              <w:t>EP13《我与我的宣战》</w:t>
-            </w:r>
-          </w:p>
-        </w:tc>
-        <w:tc>
-          <w:tcPr>
-            <w:tcW w:type="dxa" w:w="7992"/>
-            <w:vAlign w:val="center"/>
-            <w:tcMar>
-              <w:top w:w="105" w:type="dxa"/>
-              <w:bottom w:w="105" w:type="dxa"/>
-              <w:left w:w="145" w:type="dxa"/>
-              <w:right w:w="145" w:type="dxa"/>
-            </w:tcMar>
-          </w:tcPr>
-          <w:p>
-            <w:pPr>
-              <w:spacing w:before="40" w:after="40" w:line="341" w:lineRule="auto"/>
-              <w:jc w:val="left"/>
-            </w:pPr>
-            <w:r/>
-            <w:r>
-              <w:rPr>
-                <w:rFonts w:ascii="Times New Roman" w:hAnsi="Times New Roman" w:eastAsia="宋体"/>
-                <w:b w:val="0"/>
-                <w:color w:val="191919"/>
-                <w:sz w:val="19"/>
-              </w:rPr>
-              <w:t>• 【13-8　外/内　罗爱文家小区雪道与501室赵左右家餐厅 — 夜】刘美奕欣慰地笑了笑，用公筷夹了一块排骨放进赵左右碗里。赵左右乖巧地点头扒饭，心里却已经暗暗记下了母亲未竟的电影梦与陈明的下落。 晚饭后，身穿米白色粗线高领毛衣的赵左右独自站在卧室飘雪的窗前，拿起手机拨通了父亲单位同事王叔叔的电话，打听退学后的挚友陈明的下落。 电话听筒里传来王叔叔的回音。赵左右握着手机微微侧头，眼神凝重地缓缓放下手机，默默将“陈明回乡下了”的消息记在心里。（核心台词：赵左右：“王叔叔，您知道陈叔叔的儿子，陈明现在去哪个学校了吗？” ／ 王叔叔（电话音）：“啊，陈明啊，我知道，听说好像回乡下去了。——喂？”）</w:t>
-            </w:r>
-          </w:p>
-        </w:tc>
-      </w:tr>
-      <w:tr>
-        <w:trPr>
-          <w:cantSplit/>
-        </w:trPr>
-        <w:tc>
-          <w:tcPr>
-            <w:tcW w:type="dxa" w:w="2376"/>
-            <w:vAlign w:val="center"/>
-            <w:tcMar>
-              <w:top w:w="105" w:type="dxa"/>
-              <w:bottom w:w="105" w:type="dxa"/>
-              <w:left w:w="145" w:type="dxa"/>
-              <w:right w:w="145" w:type="dxa"/>
-            </w:tcMar>
-            <w:shd w:fill="F7FAFC"/>
-          </w:tcPr>
-          <w:p>
-            <w:pPr>
-              <w:spacing w:before="40" w:after="40" w:line="341" w:lineRule="auto"/>
-              <w:jc w:val="center"/>
-            </w:pPr>
-            <w:r/>
-            <w:r>
-              <w:rPr>
-                <w:rFonts w:ascii="Times New Roman" w:hAnsi="Times New Roman" w:eastAsia="宋体"/>
-                <w:b/>
-                <w:color w:val="191919"/>
-                <w:sz w:val="19"/>
-              </w:rPr>
-              <w:t>EP14《继承》</w:t>
-            </w:r>
-          </w:p>
-        </w:tc>
-        <w:tc>
-          <w:tcPr>
-            <w:tcW w:type="dxa" w:w="7992"/>
-            <w:vAlign w:val="center"/>
-            <w:tcMar>
-              <w:top w:w="105" w:type="dxa"/>
-              <w:bottom w:w="105" w:type="dxa"/>
-              <w:left w:w="145" w:type="dxa"/>
-              <w:right w:w="145" w:type="dxa"/>
-            </w:tcMar>
-            <w:shd w:fill="F7FAFC"/>
-          </w:tcPr>
-          <w:p>
-            <w:pPr>
-              <w:spacing w:before="40" w:after="40" w:line="341" w:lineRule="auto"/>
-              <w:jc w:val="left"/>
-            </w:pPr>
-            <w:r/>
-            <w:r>
-              <w:rPr>
-                <w:rFonts w:ascii="Times New Roman" w:hAnsi="Times New Roman" w:eastAsia="宋体"/>
-                <w:b w:val="0"/>
-                <w:color w:val="191919"/>
-                <w:sz w:val="19"/>
-              </w:rPr>
-              <w:t>• 【14-7　内　飞霞湾王一漫家卧室与罗爱文家豪宅客厅 — 夜】听到母亲提起被逼退学的陈明，王一漫放在膝头的手指微微蜷缩，在镜子前紧抿着嘴唇，极力压抑着内心的窒息感。（核心台词：杨敏：“你之前数学回回考不过陈明，人家现在主动退学了，还哪有什么压力给到你？”）</w:t>
-            </w:r>
-          </w:p>
-        </w:tc>
-      </w:tr>
-      <w:tr>
-        <w:trPr>
-          <w:cantSplit/>
-        </w:trPr>
-        <w:tc>
-          <w:tcPr>
-            <w:tcW w:type="dxa" w:w="2376"/>
-            <w:vAlign w:val="center"/>
-            <w:tcMar>
-              <w:top w:w="105" w:type="dxa"/>
-              <w:bottom w:w="105" w:type="dxa"/>
-              <w:left w:w="145" w:type="dxa"/>
-              <w:right w:w="145" w:type="dxa"/>
-            </w:tcMar>
-          </w:tcPr>
-          <w:p>
-            <w:pPr>
-              <w:spacing w:before="40" w:after="40" w:line="341" w:lineRule="auto"/>
-              <w:jc w:val="center"/>
-            </w:pPr>
-            <w:r/>
-            <w:r>
-              <w:rPr>
-                <w:rFonts w:ascii="Times New Roman" w:hAnsi="Times New Roman" w:eastAsia="宋体"/>
-                <w:b/>
-                <w:color w:val="191919"/>
-                <w:sz w:val="19"/>
-              </w:rPr>
-              <w:t>EP15《左或右》</w:t>
-            </w:r>
-          </w:p>
-        </w:tc>
-        <w:tc>
-          <w:tcPr>
-            <w:tcW w:type="dxa" w:w="7992"/>
-            <w:vAlign w:val="center"/>
-            <w:tcMar>
-              <w:top w:w="105" w:type="dxa"/>
-              <w:bottom w:w="105" w:type="dxa"/>
-              <w:left w:w="145" w:type="dxa"/>
-              <w:right w:w="145" w:type="dxa"/>
-            </w:tcMar>
-          </w:tcPr>
-          <w:p>
-            <w:pPr>
-              <w:spacing w:before="40" w:after="40" w:line="341" w:lineRule="auto"/>
-              <w:jc w:val="left"/>
-            </w:pPr>
-            <w:r/>
-            <w:r>
-              <w:rPr>
-                <w:rFonts w:ascii="Times New Roman" w:hAnsi="Times New Roman" w:eastAsia="宋体"/>
-                <w:b w:val="0"/>
-                <w:color w:val="191919"/>
-                <w:sz w:val="19"/>
-              </w:rPr>
-              <w:t>• 【15-7　外/内　爱荣机械厂组装车间窗外与车间内部 — 夜】此时，站在车间窗外夜色中的四十一岁荀未来静静凝望着车间里的十六岁自己，脑海中翻涌起高中时代与罗爱文、陈明一起打闹欢笑的温暖记忆（伴随着插曲《时间的玩笑》旋律：“有些事现在看荒唐，那时我们却不假思量……”）。车间内，十六岁的赵左右抬起头，替四十一岁的自己给出了那个从未改变的赤子答案—— 窗外的四十一岁荀未来听着十六岁自己的回答，眼角终于滑下一滴释怀的热泪，他仰起头望向夜空中飘落的雪花，在心底对身旁的罗爱文和远方的陈明轻轻说道：（核心台词：荀未来（内心独白）：“你知道我一生当中最幸运的事是什么吗？就是在高中的时候啊，认识了你和陈明。”）</w:t>
-            </w:r>
-          </w:p>
-        </w:tc>
-      </w:tr>
-      <w:tr>
-        <w:trPr>
-          <w:cantSplit/>
-        </w:trPr>
-        <w:tc>
-          <w:tcPr>
-            <w:tcW w:type="dxa" w:w="2376"/>
-            <w:vAlign w:val="center"/>
-            <w:tcMar>
-              <w:top w:w="105" w:type="dxa"/>
-              <w:bottom w:w="105" w:type="dxa"/>
-              <w:left w:w="145" w:type="dxa"/>
-              <w:right w:w="145" w:type="dxa"/>
-            </w:tcMar>
-            <w:shd w:fill="F7FAFC"/>
-          </w:tcPr>
-          <w:p>
-            <w:pPr>
-              <w:spacing w:before="40" w:after="40" w:line="341" w:lineRule="auto"/>
-              <w:jc w:val="center"/>
-            </w:pPr>
-            <w:r/>
-            <w:r>
-              <w:rPr>
-                <w:rFonts w:ascii="Times New Roman" w:hAnsi="Times New Roman" w:eastAsia="宋体"/>
-                <w:b/>
-                <w:color w:val="191919"/>
-                <w:sz w:val="19"/>
-              </w:rPr>
-              <w:t>EP16《再见，老同学》</w:t>
-            </w:r>
-          </w:p>
-        </w:tc>
-        <w:tc>
-          <w:tcPr>
-            <w:tcW w:type="dxa" w:w="7992"/>
-            <w:vAlign w:val="center"/>
-            <w:tcMar>
-              <w:top w:w="105" w:type="dxa"/>
-              <w:bottom w:w="105" w:type="dxa"/>
-              <w:left w:w="145" w:type="dxa"/>
-              <w:right w:w="145" w:type="dxa"/>
-            </w:tcMar>
-            <w:shd w:fill="F7FAFC"/>
-          </w:tcPr>
-          <w:p>
-            <w:pPr>
-              <w:spacing w:before="40" w:after="40" w:line="341" w:lineRule="auto"/>
-              <w:jc w:val="left"/>
-            </w:pPr>
-            <w:r/>
-            <w:r>
-              <w:rPr>
-                <w:rFonts w:ascii="Times New Roman" w:hAnsi="Times New Roman" w:eastAsia="宋体"/>
-                <w:b w:val="0"/>
-                <w:color w:val="191919"/>
-                <w:sz w:val="19"/>
-              </w:rPr>
-              <w:t>• 【16-4　外/内　长林八中校门口林荫道·502室赵了家与雪夜路虎车内 — 日/夜】赵左右笑着搂住罗爱文的肩膀，提起了远方的陈明。（核心台词：赵左右：“还有陈明啊！等我联系上他，我们四个一起过！”）</w:t>
-            </w:r>
-          </w:p>
-        </w:tc>
-      </w:tr>
-      <w:tr>
-        <w:trPr>
-          <w:cantSplit/>
-        </w:trPr>
-        <w:tc>
-          <w:tcPr>
-            <w:tcW w:type="dxa" w:w="2376"/>
-            <w:vAlign w:val="center"/>
-            <w:tcMar>
-              <w:top w:w="105" w:type="dxa"/>
-              <w:bottom w:w="105" w:type="dxa"/>
-              <w:left w:w="145" w:type="dxa"/>
-              <w:right w:w="145" w:type="dxa"/>
-            </w:tcMar>
-          </w:tcPr>
-          <w:p>
-            <w:pPr>
-              <w:spacing w:before="40" w:after="40" w:line="341" w:lineRule="auto"/>
-              <w:jc w:val="center"/>
-            </w:pPr>
-            <w:r/>
-            <w:r>
-              <w:rPr>
-                <w:rFonts w:ascii="Times New Roman" w:hAnsi="Times New Roman" w:eastAsia="宋体"/>
-                <w:b/>
-                <w:color w:val="191919"/>
-                <w:sz w:val="19"/>
-              </w:rPr>
-              <w:t>EP17《不速之客》</w:t>
-            </w:r>
-          </w:p>
-        </w:tc>
-        <w:tc>
-          <w:tcPr>
-            <w:tcW w:type="dxa" w:w="7992"/>
-            <w:vAlign w:val="center"/>
-            <w:tcMar>
-              <w:top w:w="105" w:type="dxa"/>
-              <w:bottom w:w="105" w:type="dxa"/>
-              <w:left w:w="145" w:type="dxa"/>
-              <w:right w:w="145" w:type="dxa"/>
-            </w:tcMar>
-          </w:tcPr>
-          <w:p>
-            <w:pPr>
-              <w:spacing w:before="40" w:after="40" w:line="341" w:lineRule="auto"/>
-              <w:jc w:val="left"/>
-            </w:pPr>
-            <w:r/>
-            <w:r>
-              <w:rPr>
-                <w:rFonts w:ascii="Times New Roman" w:hAnsi="Times New Roman" w:eastAsia="宋体"/>
-                <w:b w:val="0"/>
-                <w:color w:val="191919"/>
-                <w:sz w:val="19"/>
-              </w:rPr>
-              <w:t>• 【17-3　内　2058年高尚副总裁访谈室与2008年雪原古堡余博士实验室 — 日/夜】荀未来连忙回答：“我叫荀未来。”余博士点点头夸了句好名字，随即话锋一转，开始连珠炮般地抽查他的求学背景；门外车内的赵了连忙对着麦克风飞快编造答案（把罗爱文、陈明、王一漫、徐图图的名字拆开组合），荀未来则像复读机一样对答如流！</w:t>
-            </w:r>
-          </w:p>
-        </w:tc>
-      </w:tr>
-      <w:tr>
-        <w:trPr>
-          <w:cantSplit/>
-        </w:trPr>
-        <w:tc>
-          <w:tcPr>
-            <w:tcW w:type="dxa" w:w="2376"/>
-            <w:vAlign w:val="center"/>
-            <w:tcMar>
-              <w:top w:w="105" w:type="dxa"/>
-              <w:bottom w:w="105" w:type="dxa"/>
-              <w:left w:w="145" w:type="dxa"/>
-              <w:right w:w="145" w:type="dxa"/>
-            </w:tcMar>
-            <w:shd w:fill="F7FAFC"/>
-          </w:tcPr>
-          <w:p>
-            <w:pPr>
-              <w:spacing w:before="40" w:after="40" w:line="341" w:lineRule="auto"/>
-              <w:jc w:val="center"/>
-            </w:pPr>
-            <w:r/>
-            <w:r>
-              <w:rPr>
-                <w:rFonts w:ascii="Times New Roman" w:hAnsi="Times New Roman" w:eastAsia="宋体"/>
-                <w:b/>
-                <w:color w:val="191919"/>
-                <w:sz w:val="19"/>
-              </w:rPr>
-              <w:t>EP20《涉过夏天》</w:t>
-            </w:r>
-          </w:p>
-        </w:tc>
-        <w:tc>
-          <w:tcPr>
-            <w:tcW w:type="dxa" w:w="7992"/>
-            <w:vAlign w:val="center"/>
-            <w:tcMar>
-              <w:top w:w="105" w:type="dxa"/>
-              <w:bottom w:w="105" w:type="dxa"/>
-              <w:left w:w="145" w:type="dxa"/>
-              <w:right w:w="145" w:type="dxa"/>
-            </w:tcMar>
-            <w:shd w:fill="F7FAFC"/>
-          </w:tcPr>
-          <w:p>
-            <w:pPr>
-              <w:spacing w:before="40" w:after="40" w:line="341" w:lineRule="auto"/>
-              <w:jc w:val="left"/>
-            </w:pPr>
-            <w:r/>
-            <w:r>
-              <w:rPr>
-                <w:rFonts w:ascii="Times New Roman" w:hAnsi="Times New Roman" w:eastAsia="宋体"/>
-                <w:b w:val="0"/>
-                <w:color w:val="191919"/>
-                <w:sz w:val="19"/>
-              </w:rPr>
-              <w:t>• 【20-6　内/外　5元自助快餐店·飞霞湾王一漫家餐厅与卧室阳台 — 日/夜】草帽少年抬起头匆匆离开餐馆——赵左右、徐图图和王一漫同时认出了那张清瘦的脸！三人快步追到快餐店临街的大玻璃窗前，只见烈日炎炎下，戴着草帽的理科学霸陈明，正吃力地蹬着一辆装满沉重蔬菜纸箱的三轮车消失在街角！ 徐图图眼眶泛红地低语：“可他刚刚好像还在看数学……他会回来的，对吧？”站在一旁的王一漫静静望着陈明蹬三轮车远去的背影，积压在心底多年的委屈与窒息化作滚烫的泪水滑落脸颊。 杨敏非但没有反思，反而搬出陈明退学的事继续对女儿进行道德绑架！（核心台词：赵左右：“他是陈明！原来陈明退学之后，一直在家里帮着卖菜。” ／ 王一漫：“考完试之后，我妈每次都会骂我很久。她骂我，为什么考不过比我小两岁的陈明。所以我告诉我自己，一定要超越他，要超越他……可是他退学之后，我依然害怕回家。我却不知道，我还要超越谁，才能够换来心中一点安宁。” ／ 杨敏：“我把你逼疯了？家里给你创造那么好的条件，你怎么就不知道感恩？！你看看你们班的那个陈明，回回考试得第一，可他爹连学习的资格都不给他，直接让他退学了！那是他的命，你命这么好，别身在福中不知福！”）</w:t>
-              <w:br/>
-              <w:t>• 【20-7　内/外　501室客厅与卧室·荒村老屋·5元快餐店·旧物仓库与2058办公区 — 夜】几天后的傍晚，五零一室客厅内，赵左右、徐图图与王一漫围坐在茶几前，将暑假拍探店视频攒下的钱凑在一起准备帮陈明妈妈治病。当徐图图提议找赵爷爷帮忙时，赵左右连忙竖起食指比了个“嘘”的手势。 夜晚，“5元自助快餐”店内，陈明的父亲正含泪劝一边吃饭一边写题的儿子陈明回学校读书（“那天在学校，是爸对不起你，你是爸妈的希望”），懂事的陈明安慰父亲说自己一定能追上进度；这时店员在打菜台旁发现了一个贴着“答案箱”字样的铁罐——陈明走过去打开一看，只见铁罐里塞满了厚厚一沓钞票，以及一张写着【一切都会好起来的，我们等你回来。——赵左右</w:t>
-            </w:r>
-          </w:p>
-        </w:tc>
-      </w:tr>
-      <w:tr>
-        <w:trPr>
-          <w:cantSplit/>
-        </w:trPr>
-        <w:tc>
-          <w:tcPr>
-            <w:tcW w:type="dxa" w:w="2376"/>
-            <w:vAlign w:val="center"/>
-            <w:tcMar>
-              <w:top w:w="105" w:type="dxa"/>
-              <w:bottom w:w="105" w:type="dxa"/>
-              <w:left w:w="145" w:type="dxa"/>
-              <w:right w:w="145" w:type="dxa"/>
-            </w:tcMar>
-          </w:tcPr>
-          <w:p>
-            <w:pPr>
-              <w:spacing w:before="40" w:after="40" w:line="341" w:lineRule="auto"/>
-              <w:jc w:val="left"/>
-            </w:pPr>
-            <w:r/>
-            <w:r>
-              <w:rPr>
-                <w:rFonts w:ascii="Times New Roman" w:hAnsi="Times New Roman" w:eastAsia="宋体"/>
-                <w:b/>
-                <w:color w:val="191919"/>
-                <w:sz w:val="19"/>
-              </w:rPr>
-              <w:t>EP24《独自面对》（大结局）</w:t>
-            </w:r>
-          </w:p>
-        </w:tc>
-        <w:tc>
-          <w:tcPr>
-            <w:tcW w:type="dxa" w:w="7992"/>
-            <w:vAlign w:val="center"/>
-            <w:tcMar>
-              <w:top w:w="105" w:type="dxa"/>
-              <w:bottom w:w="105" w:type="dxa"/>
-              <w:left w:w="145" w:type="dxa"/>
-              <w:right w:w="145" w:type="dxa"/>
-            </w:tcMar>
-          </w:tcPr>
-          <w:p>
-            <w:pPr>
-              <w:spacing w:before="40" w:after="40" w:line="341" w:lineRule="auto"/>
-              <w:jc w:val="left"/>
-            </w:pPr>
-            <w:r/>
-            <w:r>
-              <w:rPr>
-                <w:rFonts w:ascii="Times New Roman" w:hAnsi="Times New Roman" w:eastAsia="宋体"/>
-                <w:b w:val="0"/>
-                <w:color w:val="191919"/>
-                <w:sz w:val="19"/>
-              </w:rPr>
-              <w:t>• 【24-1　内/外　501室赵左右家·长林八中孔子雕像广场与高三（2）班教室 — 日】两人正说着，赵左右一抬头，猛然看见孔子雕像前站着一个熟悉的清瘦身影——正是身穿军绿色毛领夹克、背着棕色书包重返校园的理科学霸陈明！在第十四集收到三代赵左右塞进门缝的真相纸条后，陈明走出了阴霾，阳光健康地复学归来了！赵左右与罗爱文惊喜万分地冲上去将陈明团团抱住！ 向来内敛冷峻的陈明嘴角扬起一抹浅浅的笑意，看着赵左右，指了指当年那张塞进他家门缝的纸条。 一旁的罗爱文感动得直抹眼角，拍着胸脯当场认陈明做大哥！ 陈明认真地望向赵左右，补上了那句迟来的感谢。 赵左右潇洒地一摆手，引用了陈明当年在医务室对他说过的话。 陈明会心（核心台词：赵左右：“陈明？！你回来了！好久不见！真是你啊！你可终于回来了！” ／ 陈明：“谢谢你的字条，字丑了点，以后别写了。” ／ 罗爱文：“好久没人跟我这么说话了。陈明啊，你以后就是我大哥，明哥！”）</w:t>
-              <w:br/>
-              <w:t>• 【24-3　内/外　长林八中高三教学楼走廊与冬日飘雪连廊（2009秋—2009冬） — 日】画面浮现时间字标：2009 秋。高三教学楼走廊里，“决战高考 为梦想而战”的红色签名墙格外醒目。班主任戴娟走过走廊叮嘱学生们：“现在都是高三人了啊，学习环境要干净，心也要静下来。”身穿黑白运动外套的罗爱文礼貌地向戴主任打过招呼，转身走到赵左右面前郑重辞行。 赵左右一怔，不舍地拉住他。（核心台词：罗爱文：“嗯。那我先去八班找明哥打个招呼，说不定我俩以后一块儿合作能研究什么自动驾驶呢。走了，赵导！”）</w:t>
-              <w:br/>
-              <w:t>• 【24-6　内　火锅店高考毕业聚餐与501室卧室高考查分（2010夏） — 日】徐图图开心答应：“好，到时候咱们就把这些稀奇古怪的东西都尝个遍！”这时，身穿白色海军领短袖的王一漫与身穿湖蓝色T恤的陈明一边争论着考题一边走进店里入座。 理科学霸陈明推了推眼镜，冷静地给出了降维打击般的标准解析——（核心台词：陈明：“这道题确实很狡猾。如果看出了是陷阱，就会选C，但其实踏入了另一个陷阱。正确答案是B。选A的我只能说是连陷阱都没看出来。”）</w:t>
-            </w:r>
-          </w:p>
-        </w:tc>
-      </w:tr>
-    </w:tbl>
     <w:p>
       <w:pPr>
         <w:spacing w:before="240" w:after="80" w:line="384" w:lineRule="auto"/>

--- a/01_《三人行》全24集全流程标杆成品库/05_核心人物一人一档/人物08_陈明（长林八中理科学霸 ＆ 铁三角挚友）.docx
+++ b/01_《三人行》全24集全流程标杆成品库/05_核心人物一人一档/人物08_陈明（长林八中理科学霸 ＆ 铁三角挚友）.docx
@@ -366,7 +366,7 @@
                 <w:color w:val="191919"/>
                 <w:sz w:val="19"/>
               </w:rPr>
-              <w:t>长林八中年级第一理科学霸 ➔ 三条鱼漫画屋寒假借宿生 ➔ 退学后在家帮父母蹬三轮车卖菜仍坚持看数学书的寒门学子 ➔ 2009年秋复学高三应届生 ➔ 顶尖大学计算机系高材生（未来与罗爱文合作研发自动驾驶）</w:t>
+              <w:t>长林八中年级第一理科学霸 ➔ 三条鱼漫画屋寒假借宿生 ➔ 退学后在家帮父母蹬三轮车卖菜仍坚持看数学书的寒门学子（EP11–EP20） ➔ 2009年秋复学高三应届生 ➔ 顶尖大学计算机系高材生（未来与罗爱文合作研发自动驾驶）</w:t>
             </w:r>
           </w:p>
         </w:tc>
@@ -614,7 +614,7 @@
                 <w:color w:val="191919"/>
                 <w:sz w:val="19"/>
               </w:rPr>
-              <w:t>出身贫寒且幼弟重病，父亲将全部翻身希望死死压在他一个人肩上，稍有闪失便非打即骂，使他长期处于精神崩溃的临界点（只能靠深夜偷偷打《CS 1.3》和2秒盲系鞋带宣泄压力）。在EP10–11考前夜躲在主任办公室书架后偷打CS时，他亲眼目睹赵左右抽出文综卷只看第一题便塞回袋中；当赵左右面临留校察看与全校通报批评时，陈明毅然冲进广播室向全校自曝自己每晚在主任电脑D盘偷打CS游戏的秘密，以此作为目击证人向全校澄清赵左右只看了第一题就放回考卷，随后遭陈父当众掌掴并被强办退学！在濒临轻生绝望的至暗时刻，三代赵左右塞进他家门缝的真相纸条与伙伴们筹集的4000元“答案箱”救命款将他拉回人间，使他在EP24彻底走出阴霾、阳光复学，改写了39岁早逝的悲剧</w:t>
+              <w:t>出身贫寒且幼弟重病，父亲将全部翻身希望死死压在他一个人肩上，稍有闪失便非打即骂，使他长期处于精神崩溃的临界点（只能靠深夜偷偷打《CS 1.3》和2秒盲系鞋带宣泄压力）。在EP10–11考前夜躲在主任办公室书架后偷打CS时，他亲眼目睹赵左右抽出文综卷只看第一题便塞回袋中；当赵左右面临留校察看与全校通报批评时，陈明毅然冲进广播室向全校自曝自己每晚在主任电脑D盘偷打CS游戏的秘密，以此作为目击证人向全校澄清赵左右只看了第一题就放回考卷，随后遭陈父当众掌掴并被强办退学！在濒临轻生绝望的至暗时刻，三代赵左右塞进他家门缝的真相纸条与伙伴们筹集的探店攒下的助学款“答案箱”救命款将他拉回人间，使他在EP24彻底走出阴霾、阳光复学，改写了39岁早逝的悲剧</w:t>
             </w:r>
           </w:p>
         </w:tc>
@@ -879,7 +879,7 @@
           <w:color w:val="141414"/>
           <w:sz w:val="21"/>
         </w:rPr>
-        <w:t>陈明的日常肢体动作克制而精准：在教室或漫画屋刷题时，坐姿端正得像一棵松树，右手持笔演算速度极快，左手习惯性地轻轻推一下鼻梁上的黑框方眼镜；走路时步伐安静沉稳，背着塞满竞赛题集的双肩书包。他全剧最具视觉冲击力的标志性动作有二：① 【2秒盲系白色帆布鞋鞋带神技】：在理科八班男生宿舍里，面对室友的故意挑衅与嘲讽，陈明一脚踩在铁架床横档上，头也不低、眼睛直视前方，双手十指如穿花蝴蝶般在白色高帮帆布鞋鞋带上急速翻飞，仅用不到2秒钟便盲系出一个完美紧实的鞋带结；② 【深夜办公室/网吧盲狙操作（EP09–10）】：握住鼠标与键盘时手指修长灵活，在《CS 1.3》中精准操控狙击镜。</w:t>
+        <w:t>陈明的日常肢体动作克制而精准：在教室或漫画屋刷题时，坐姿端正得像一棵松树，右手持笔演算速度极快，左手习惯性地轻轻推一下鼻梁上的黑框方眼镜；走路时步伐安静沉稳，背着塞满竞赛题集的双肩书包。他全剧最具视觉冲击力的标志性动作有二：① 【2秒盲系白色帆布鞋鞋带神技（EP09）】：在理科八班男生宿舍里，面对室友的故意挑衅与嘲讽，陈明一脚踩在铁架床横档上，头也不低、眼睛直视前方，双手十指如穿花蝴蝶般在白色高帮帆布鞋鞋带上急速翻飞，仅用不到2秒钟便盲系出一个完美紧实的鞋带结；② 【深夜办公室/网吧盲狙操作（EP09–10）】：握住鼠标与键盘时手指修长灵活，在《CS 1.3》中精准操控狙击镜。</w:t>
       </w:r>
     </w:p>
     <w:p>
@@ -910,7 +910,7 @@
           <w:color w:val="141414"/>
           <w:sz w:val="21"/>
         </w:rPr>
-        <w:t>1. 【2008年冬·高一白昼篇寒门学霸与漫画屋借宿造型】：戴黑色方框眼镜，顺直黑短发；在学校穿长林八中深蓝配白宽条纹运动校服套装，为了御寒，他在校服外套里面或外面常叠穿一件深藏青色/黑色立领羽绒马甲背心，内搭洗得发白的浅灰色或深蓝色高领毛衣；户外风雪中穿一件朴素的深黑色/深灰色连帽防寒棉服，下穿蓝白校裤，脚上常年穿着那双干净却有些磨损的【纯白色高帮帆布球鞋】，肩背深色旧双肩书包。</w:t>
+        <w:t>1. 【2008年冬·高一白昼篇寒门学霸与漫画屋借宿造型（EP01–EP08）】：戴黑色方框眼镜，顺直黑短发；在学校穿长林八中深蓝配白宽条纹运动校服套装，为了御寒，他在校服外套里面或外面常叠穿一件深藏青色/黑色立领羽绒马甲背心，内搭洗得发白的浅灰色或深蓝色高领毛衣；户外风雪中穿一件朴素的深黑色/深灰色连帽防寒棉服，下穿蓝白校裤，脚上常年穿着那双干净却有些磨损的【纯白色高帮帆布球鞋】，肩背深色旧双肩书包。</w:t>
       </w:r>
     </w:p>
     <w:p>
@@ -926,7 +926,7 @@
           <w:color w:val="141414"/>
           <w:sz w:val="21"/>
         </w:rPr>
-        <w:t>2. 【2008年春·理科八班住校与全校广播自曝偷打CS为友作证退学造型】：春季穿八中深蓝白条纹校服外套内搭浅色衬衫或圆领T恤，脚穿白色高帮帆布鞋；在男生宿舍就寝时穿浅灰色纯棉长袖T恤；在EP11走进广播站向全校自曝偷打CS为赵左右作证澄清、并在教学楼走廊被暴怒的父亲当众扇耳光强办退学时，他身穿整洁的八中蓝白校服，哪怕被打得嘴角渗血、眼镜险些滑落，依然笔直地站在走廊里一动不动。</w:t>
+        <w:t>2. 【2008年春·理科八班住校与全校广播自曝偷打CS为友作证退学造型（EP09–EP11）】：春季穿八中深蓝白条纹校服外套内搭浅色衬衫或圆领T恤，脚穿白色高帮帆布鞋；在男生宿舍就寝时穿浅灰色纯棉长袖T恤；在EP11走进广播站向全校自曝偷打CS为赵左右作证澄清、并在教学楼走廊被暴怒的父亲当众扇耳光强办退学时，他身穿整洁的八中蓝白校服，哪怕被打得嘴角渗血、眼镜险些滑落，依然笔直地站在走廊里一动不动。</w:t>
       </w:r>
     </w:p>
     <w:p>
@@ -942,7 +942,7 @@
           <w:color w:val="141414"/>
           <w:sz w:val="21"/>
         </w:rPr>
-        <w:t>3. 【2008年夏·退学后5元自助快餐店看数学书与蹬三轮车卖菜造型】：头戴一顶遮阳草帽、鼻梁上架着黑框方眼镜，身穿洗得发白的朴素短袖T恤与旧长裤，在5元自助快餐店角落一边吃快餐一边低头研读数学书，随后在烈日下吃力地蹬着装满沉重蔬菜纸箱的三轮车帮家里卖菜，令隔窗看到的赵左右、徐图图与王一漫心酸落泪。</w:t>
+        <w:t>3. 【2008年夏·退学后5元自助快餐店看数学书与蹬三轮车卖菜造型（EP20）】：头戴一顶遮阳草帽、鼻梁上架着黑框方眼镜，身穿洗得发白的朴素短袖T恤与旧长裤，在5元自助快餐店角落一边吃快餐一边低头研读数学书，随后在烈日下吃力地蹬着装满沉重蔬菜纸箱的三轮车帮家里卖菜，令隔窗看到的赵左右、徐图图与王一漫心酸落泪。</w:t>
       </w:r>
     </w:p>
     <w:p>
@@ -1018,7 +1018,7 @@
                 <w:color w:val="FFFFFF"/>
                 <w:sz w:val="19"/>
               </w:rPr>
-              <w:t>所处时期与阶段状态</w:t>
+              <w:t>所处时期与代表集数</w:t>
             </w:r>
           </w:p>
         </w:tc>
@@ -1070,7 +1070,7 @@
           <w:p>
             <w:pPr>
               <w:spacing w:before="40" w:after="40" w:line="341" w:lineRule="auto"/>
-              <w:jc w:val="center"/>
+              <w:jc w:val="left"/>
             </w:pPr>
             <w:r/>
             <w:r>
@@ -1081,6 +1081,8 @@
                 <w:sz w:val="19"/>
               </w:rPr>
               <w:t>2033原初·数字公墓遗照态</w:t>
+              <w:br/>
+              <w:t>（EP01/EP03）</w:t>
             </w:r>
           </w:p>
         </w:tc>
@@ -1145,6 +1147,8 @@
                 <w:sz w:val="19"/>
               </w:rPr>
               <w:t>2008冬–春·八中理科学霸态</w:t>
+              <w:br/>
+              <w:t>（EP01–EP11）</w:t>
             </w:r>
           </w:p>
         </w:tc>
@@ -1211,6 +1215,8 @@
                 <w:sz w:val="19"/>
               </w:rPr>
               <w:t>2008夏·退学蹬三轮车卖菜态</w:t>
+              <w:br/>
+              <w:t>（EP20）</w:t>
             </w:r>
           </w:p>
         </w:tc>
@@ -1360,7 +1366,7 @@
           <w:color w:val="141414"/>
           <w:sz w:val="21"/>
         </w:rPr>
-        <w:t>陈明是全剧最令人心疼的寒门学子代表。家里重病的弟弟陈亮和脾气暴戾的父亲，像两座大山一样压在他16岁的脊梁上。父亲不允许他有任何娱乐、任何失误，甚至连他考第二名都会招来毒打。这种窒息的原生家庭环境，让陈明活成了一根被压缩到极限的弹簧——表面上他是滴水不漏、寒假借宿在漫画屋刷题的年级第一，背地里他却只能在深夜用戴主任办公室的电脑或网吧电脑偷偷打《CS 1.3》，在虚拟的枪林弹雨中宣泄无处安放的绝望。</w:t>
+        <w:t>陈明是全剧最令人心疼的寒门学子代表。家里重病的弟弟陈明母亲和脾气暴戾的父亲，像两座大山一样压在他16岁的脊梁上。父亲不允许他有任何娱乐、任何失误，甚至连他考第二名都会招来毒打。这种窒息的原生家庭环境，让陈明活成了一根被压缩到极限的弹簧——表面上他是滴水不漏、寒假借宿在漫画屋刷题的年级第一，背地里他却只能在深夜用戴主任办公室的电脑或网吧电脑偷偷打《CS 1.3》，在虚拟的枪林弹雨中宣泄无处安放的绝望。</w:t>
       </w:r>
     </w:p>
     <w:p>
@@ -1391,7 +1397,7 @@
           <w:color w:val="141414"/>
           <w:sz w:val="21"/>
         </w:rPr>
-        <w:t>在随后的日子里，为什么陈明在亲眼看到赵左右潜入办公室偷看文综试卷后，会做出“冲进广播站向全校自曝每晚在主任电脑D盘偷打CS游戏、以此作证赵左右露出第一题就把卷子放回去了”这样惊世骇俗的举动？这背后有着极其深刻的双重心理逻辑：第一层是“士为知己者死”的少年义气——当全世界都把陈明当成做题机器、当宿舍室友孤立嘲讽他时，只有赵左右苦练CS帮他在网吧赢回尊严，只有赵左右和罗爱文真心把他当兄弟，他绝不忍心看着刚刚在文科班找回自信的赵左右身败名裂；第二层则是他对专制父亲的“自毁式反抗”——他潜意识里渴望用“作弊退学”这颗炸弹，一次性炸毁父亲强加在他身上的“清北状元梦”，哪怕代价是坠入深渊。而三代赵左右在EP14塞进他家门缝的那张真相纸条，让他知道自己并非孤身一人，从而将他从原时间线早逝的宿命轨道上彻底拯救了出来。</w:t>
+        <w:t>在EP11《YOU WIN》中，为什么陈明在亲眼看到赵左右潜入办公室偷看文综试卷后，会做出“冲进广播站向全校自曝每晚在主任电脑D盘偷打CS游戏、以此作证赵左右露出第一题就把卷子放回去了”这样惊世骇俗的举动？这背后有着极其深刻的双重心理逻辑：第一层是“士为知己者死”的少年义气——当全世界都把陈明当成做题机器、当宿舍室友孤立嘲讽他时，只有赵左右苦练CS帮他在网吧赢回尊严，只有赵左右和罗爱文真心把他当兄弟，他绝不忍心看着刚刚在文科班找回自信的赵左右身败名裂；第二层则是他对专制父亲的“自毁式反抗”——他潜意识里渴望用“作弊退学”这颗炸弹，一次性炸毁父亲强加在他身上的“清北状元梦”，哪怕代价是坠入深渊。而三代赵左右在EP14塞进他家门缝的那张真相纸条，让他知道自己并非孤身一人，从而将他从原时间线早逝的宿命轨道上彻底拯救了出来。</w:t>
       </w:r>
     </w:p>
     <w:p>
@@ -1422,7 +1428,7 @@
           <w:color w:val="192D55"/>
           <w:sz w:val="25"/>
         </w:rPr>
-        <w:t>第四章　全剧人物命运轨迹与完整生平故事传记</w:t>
+        <w:t>第四章　全剧人物命运轨迹与逐集完整故事传记（EP01—EP24）</w:t>
       </w:r>
     </w:p>
     <w:p>
@@ -1437,7 +1443,7 @@
           <w:color w:val="141414"/>
           <w:sz w:val="22"/>
         </w:rPr>
-        <w:t>（一）第一卷·白昼篇：《答案略集锦》、漫画屋借宿与畅想未来软件</w:t>
+        <w:t>（一）第一卷·白昼篇（EP01–EP08）：《答案略集锦》、漫画屋借宿与畅想未来软件</w:t>
       </w:r>
     </w:p>
     <w:p>
@@ -1453,7 +1459,7 @@
           <w:color w:val="141414"/>
           <w:sz w:val="21"/>
         </w:rPr>
-        <w:t>在2033年原初时间线开篇，陈明已于43岁（1990—2033）英年早逝，墓碑成了赵左右心中永远的痛。回到2008年1月21日，16岁的陈明在数学考场上沉着应考，并在赵左右生日当晚，将自己亲手整理手写的厚厚一本《答案略集锦》悄悄塞进赵左右书包作为生日礼物。陈明主动在教室给数学只考6分的荀未来讲题，寒假期间因家里环境嘈杂而借宿在三条鱼漫画屋里间挑灯苦读，每天清晨给赵左右、荀未来、罗爱文补习数学，并在课堂上畅想未来发明一款“集聊天、搜索、支付与AI端口于一体的超级软件”（与他2033年早逝闪回形成催泪互文）。除夕夜，陈明留在漫画屋配合电话占线计策，助力伙伴们运出造雪机。</w:t>
+        <w:t>在2033年原初时间线开篇（EP01），陈明已于43岁（1990—2033）英年早逝，墓碑成了赵左右心中永远的痛。回到2008年1月21日，16岁的陈明在数学考场上沉着应考，并在赵左右生日当晚，将自己亲手整理手写的厚厚一本《答案略集锦》悄悄塞进赵左右书包作为生日礼物。在EP02–04中，陈明主动在教室给数学只考6分的荀未来讲题，寒假期间因家里环境嘈杂而借宿在三条鱼漫画屋里间挑灯苦读，每天清晨给赵左右、荀未来、罗爱文补习数学，并在课堂上畅想未来发明一款“集聊天、搜索、支付与AI端口于一体的超级软件”（与他2033年早逝闪回形成催泪互文）。除夕夜（EP06），陈明留在漫画屋配合电话占线计策，助力伙伴们运出造雪机。</w:t>
       </w:r>
     </w:p>
     <w:p>
@@ -1468,7 +1474,7 @@
           <w:color w:val="141414"/>
           <w:sz w:val="22"/>
         </w:rPr>
-        <w:t>（二）第二卷·黄昏篇：2秒盲系鞋带与全校广播自曝偷打CS为友作证退学</w:t>
+        <w:t>（二）第二卷·黄昏篇（EP09–EP14）：2秒盲系鞋带与全校广播自曝偷打CS为友作证退学</w:t>
       </w:r>
     </w:p>
     <w:p>
@@ -1484,7 +1490,7 @@
           <w:color w:val="141414"/>
           <w:sz w:val="21"/>
         </w:rPr>
-        <w:t>高一下学期文理分科后（EP09–10），陈明进入理科（8）班并住进男生宿舍。面对室友因他家境贫寒和性格孤僻而发起的挑衅，陈明用一记帅气的“2秒盲系白色帆布鞋带”反击，并在深夜偷偷去教导主任办公室电脑安装《CS 1.3》解压。赵左右得知后苦练CS中门对狙，在网吧帮陈明赢回了面子。然而在月考前夜，当陈明像往常一样躲在教导主任办公室书架后偷偷用电脑打CS游戏时，竟亲眼目睹了潜入办公室的赵左右打开牛皮纸袋抽出文综试卷、却在刚刚露出第一题时便良知复苏将试卷原封不动放回袋中的全过程！</w:t>
+        <w:t>高一下学期文理分科后（EP09–10），陈明进入理科（8）班并住进男生宿舍。面对室友因他家境贫寒和性格孤僻而发起的挑衅，陈明用一记帅气的“2秒盲系白色帆布鞋带”反击，并在深夜偷偷去教导主任办公室电脑安装《CS 1.3》解压。陈明为了赢回尊严，连续几晚潜入教导主任办公室用办公电脑苦练CS中门对狙，终于在考前夜成功练成盲狙击败对手。然而在月考前夜，当陈明像往常一样躲在教导主任办公室书架后偷偷用电脑打CS游戏时，竟亲眼目睹了潜入办公室的赵左右打开牛皮纸袋抽出文综试卷、却在刚刚露出第一题时便良知复苏将试卷原封不动放回袋中的全过程！</w:t>
       </w:r>
     </w:p>
     <w:p>
@@ -1500,7 +1506,7 @@
           <w:color w:val="141414"/>
           <w:sz w:val="21"/>
         </w:rPr>
-        <w:t>在随后的日子里，陈明先在D203寝室盲狙穿烟秒杀挑衅室友弹出“你赢了 YOU WIN”；当戴娟查出赵左右考前夜进过办公室、即将全校广播宣读留校察看处分时，陈明毅然冲进广播室，对着全校麦克风自曝每晚在戴主任电脑D盘下载打CS游戏的秘密（让戴主任检查D盘往年资料文件夹修改时间），以此作为目击证人向全校澄清“我亲眼看到赵左右的确触碰了考卷，但露出第一题的时候他就把卷子放回去了”！随后在二楼走廊，赶来的陈父当着全校师生的面狠狠扇了陈明一记耳光，强行替他办理了退学手续！</w:t>
+        <w:t>在EP11《YOU WIN》中，陈明先在D203寝室盲狙穿烟秒杀挑衅室友弹出“你赢了 YOU WIN”；当戴娟查出赵左右考前夜进过办公室、即将全校广播宣读留校察看处分时，陈明毅然冲进广播室，对着全校麦克风自曝每晚在戴主任电脑D盘下载打CS游戏的秘密（让戴主任检查D盘往年资料文件夹修改时间），以此作为目击证人向全校澄清“我亲眼看到赵左右的确触碰了考卷，但露出第一题的时候他就把卷子放回去了”！随后在二楼走廊，赶来的陈父当着全校师生的面狠狠扇了陈明一记耳光，强行替他办理了退学手续！</w:t>
       </w:r>
     </w:p>
     <w:p>
@@ -1531,7 +1537,7 @@
           <w:color w:val="141414"/>
           <w:sz w:val="21"/>
         </w:rPr>
-        <w:t>在广播室自曝每晚潜入主任办公室电脑打CS游戏、拼着被父亲当众掌掴退学也要洗清赵左右偷题冤屈后，十六岁的陈明陷入了人生的至暗寒冬。被迫离开校园的他没有自暴自弃，而是戴着宽檐草帽，在烈日炎炎的盛夏蹬着沉重的三轮车走街串巷送菜卖菜，晚上则在一家“5元自助快餐店”里一边吃最便宜的饭菜、一边借着灯光继续刷题自学。赵左右、徐图图与王一漫在快餐店偶遇满头大汗的陈明后心如刀割，三个伙伴通过拍摄咖啡馆探店视频辛苦攒下助学款，连同一张赵左右亲手写的字条（“一切都会好起来的，我们等你回来”），塞进一个贴着“答案箱”标签的铁罐里留在快餐店打菜台旁。当晚，悔恨的陈父含泪向儿子道歉（“那天在学校，是爸对不起你，你是爸妈的希望”），而陈明打开那只装满伙伴心意的“答案箱”铁罐，看着字条上歪歪扭扭却滚烫的字迹，心中的阴霾终于被彻底照亮。</w:t>
+        <w:t>到了EP20《涉过夏天》，在此前广播室自曝每晚潜入主任办公室电脑打CS游戏、拼着被父亲当众掌掴退学也要洗清赵左右偷题冤屈后，十六岁的陈明走过了人生的至暗寒冬。被迫离开校园的他没有自暴自弃，而是戴着宽檐草帽，在烈日炎炎的盛夏蹬着沉重的三轮车走街串巷送菜卖菜，晚上则在一家“5元自助快餐店”里一边吃最便宜的饭菜、一边借着灯光继续刷题自学。赵左右、徐图图与王一漫在快餐店偶遇满头大汗的陈明后心如刀割，三个伙伴通过拍摄咖啡馆探店视频辛苦攒下助学款，连同一张赵左右亲手写的字条（“一切都会好起来的，我们等你回来”），塞进一个贴着“答案箱”标签的铁罐里留在快餐店打菜台旁。当晚，悔恨的陈父含泪向儿子道歉（“那天在学校，是爸对不起你，你是爸妈的希望”），而陈明打开那只装满伙伴心意的“答案箱”铁罐，看着字条上歪歪扭扭却滚烫的字迹，心中的阴霾终于被彻底照亮。</w:t>
       </w:r>
     </w:p>
     <w:p>
@@ -1547,7 +1553,7 @@
           <w:color w:val="141414"/>
           <w:sz w:val="21"/>
         </w:rPr>
-        <w:t>2009年秋高三开学季的清晨，阳光洒在长林八中孔子雕像前。身穿军绿色毛领夹克、背着棕色双肩书包的陈明挺直脊梁，面带温暖浅笑重返校园！面对惊喜冲上来将他团团抱住的赵左右与罗爱文，向来内敛冷峻的陈明指了指当年那张字条，傲娇而又温柔地对赵左右说出了肺腑之言：“谢谢你的字条，字丑了点，以后别写了……一直没来得及和你说谢谢，那次……谢了。”</w:t>
+        <w:t>到了EP24《独自面对》（大结局）2009年秋高三开学季的清晨，阳光洒在长林八中孔子雕像前。身穿军绿色毛领夹克、背着棕色双肩书包的陈明挺直脊梁，面带温暖浅笑重返校园！面对惊喜冲上来将他团团抱住的赵左右与罗爱文，向来内敛冷峻的陈明指了指当年那张字条，傲娇而又温柔地对赵左右说出了肺腑之言：“谢谢你的字条，字丑了点，以后别写了……一直没来得及和你说谢谢，那次……谢了。”</w:t>
       </w:r>
     </w:p>
     <w:p>
@@ -1809,7 +1815,7 @@
                 <w:color w:val="191919"/>
                 <w:sz w:val="19"/>
               </w:rPr>
-              <w:t>与 陈父 ＆ 陈亮</w:t>
+              <w:t>与 陈父 ＆ 陈明母亲</w:t>
             </w:r>
           </w:p>
         </w:tc>
@@ -1870,7 +1876,7 @@
           <w:color w:val="141414"/>
           <w:sz w:val="21"/>
         </w:rPr>
-        <w:t>• “我以后想学计算机专业，做一个程序员，写很多优秀的代码……人活着，总要留下点痕迹吧。”（EP03第3-3场，16岁陈明在教室里畅想未来，与2033数字公墓电子墓碑形成强烈宿命互文）</w:t>
+        <w:t>• “我以后想学计算机专业，做一个程序员，写很多优秀的代码……人活着，总要留下点痕迹吧。”（EP0316岁陈明在教室里畅想未来，与2033数字公墓电子墓碑形成强烈宿命互文）</w:t>
       </w:r>
     </w:p>
     <w:p>
@@ -1885,7 +1891,7 @@
           <w:color w:val="141414"/>
           <w:sz w:val="21"/>
         </w:rPr>
-        <w:t>• “露出第一题的时候，他就把卷子放回去了。所以他这次的考试成绩，应该扣除第一题的四分，剩下的分数，全是他自己考的！好了我说完了，您可以继续宣读处分了。”（EP11第11-11场，陈明冲进广播室对着全校麦克风为挚友赵左右作证澄清）</w:t>
+        <w:t>• “露出第一题的时候，他就把卷子放回去了。所以他这次的考试成绩，应该扣除第一题的四分，剩下的分数，全是他自己考的！好了我说完了，您可以继续宣读处分了。”（EP11陈明冲进广播室对着全校麦克风为挚友赵左右作证澄清）</w:t>
       </w:r>
     </w:p>
     <w:p>
@@ -1900,7 +1906,7 @@
           <w:color w:val="141414"/>
           <w:sz w:val="21"/>
         </w:rPr>
-        <w:t>• “主任，如果您不相信的话，可以检查一下您办公室电脑D盘，“往年资料”文件夹的修改时间，是不是那天晚上。因为我每天晚上都会在那台电脑里下载游戏，玩好之后再删掉，所以那天晚上，我真的看见了。”（EP11第11-11场，陈明宁可自曝每晚潜入办公室偷打CS游戏的秘密、断送自己前途也要护住赵左右清白的高光时刻）</w:t>
+        <w:t>• “主任，如果您不相信的话，可以检查一下您办公室电脑D盘，“往年资料”文件夹的修改时间，是不是那天晚上。因为我每天晚上都会在那台电脑里下载游戏，玩好之后再删掉，所以那天晚上，我真的看见了。”（EP11陈明宁可自曝每晚潜入办公室偷打CS游戏的秘密、断送自己前途也要护住赵左右清白的高光时刻）</w:t>
       </w:r>
     </w:p>
     <w:p>
@@ -1915,7 +1921,7 @@
           <w:color w:val="141414"/>
           <w:sz w:val="21"/>
         </w:rPr>
-        <w:t>• “谢谢你的字条，字丑了点，以后别写了……一直没来得及和你说谢谢，那次……谢了。”（EP24第24-1场大结局，2009年秋陈明在孔子像前阳光复学归来时对赵左右的真情告白）</w:t>
+        <w:t>• “谢谢你的字条，字丑了点，以后别写了……一直没来得及和你说谢谢，那次……谢了。”（EP24大结局，2009年秋陈明在孔子像前阳光复学归来时对赵左右的真情告白）</w:t>
       </w:r>
     </w:p>
     <w:p>
@@ -1930,7 +1936,7 @@
           <w:color w:val="141414"/>
           <w:sz w:val="21"/>
         </w:rPr>
-        <w:t>• “这道题确实很狡猾。如果看出了是陷阱，就会选C，但其实踏入了另一个陷阱。正确答案是B。选A的我只能说是连陷阱都没看出来。”（EP24第24-6场大结局，2010高考毕业火锅宴上陈明神级拆解数学压轴题）</w:t>
+        <w:t>• “这道题确实很狡猾。如果看出了是陷阱，就会选C，但其实踏入了另一个陷阱。正确答案是B。选A的我只能说是连陷阱都没看出来。”（EP24大结局，2010高考毕业火锅宴上陈明神级拆解数学压轴题）</w:t>
       </w:r>
     </w:p>
     <w:sectPr>

--- a/01_《三人行》全24集全流程标杆成品库/05_核心人物一人一档/人物08_陈明（长林八中理科学霸 ＆ 铁三角挚友）.docx
+++ b/01_《三人行》全24集全流程标杆成品库/05_核心人物一人一档/人物08_陈明（长林八中理科学霸 ＆ 铁三角挚友）.docx
@@ -614,7 +614,7 @@
                 <w:color w:val="191919"/>
                 <w:sz w:val="19"/>
               </w:rPr>
-              <w:t>出身贫寒且幼弟重病，父亲将全部翻身希望死死压在他一个人肩上，稍有闪失便非打即骂，使他长期处于精神崩溃的临界点（只能靠深夜偷偷打《CS 1.3》和2秒盲系鞋带宣泄压力）。在EP10–11考前夜躲在主任办公室书架后偷打CS时，他亲眼目睹赵左右抽出文综卷只看第一题便塞回袋中；当赵左右面临留校察看与全校通报批评时，陈明毅然冲进广播室向全校自曝自己每晚在主任电脑D盘偷打CS游戏的秘密，以此作为目击证人向全校澄清赵左右只看了第一题就放回考卷，随后遭陈父当众掌掴并被强办退学！在濒临轻生绝望的至暗时刻，三代赵左右塞进他家门缝的真相纸条与伙伴们筹集的探店攒下的助学款“答案箱”救命款将他拉回人间，使他在EP24彻底走出阴霾、阳光复学，改写了39岁早逝的悲剧</w:t>
+              <w:t>出身贫寒且幼弟重病，父亲将全部翻身希望死死压在他一个人肩上，稍有闪失便非打即骂，使他长期处于精神崩溃的临界点（只能靠深夜偷偷打《CS 1.3》和2秒盲系鞋带宣泄压力）。在EP10–11考前夜躲在主任办公室书架后偷打CS时，他亲眼目睹赵左右抽出文综卷只看第一题便塞回袋中；当赵左右面临留校察看与全校通报批评时，陈明毅然冲进广播室向全校自曝自己每晚在主任电脑D盘偷打CS游戏的秘密，以此作为目击证人向全校澄清赵左右只看了第一题就放回考卷，随后遭陈父当众掌掴并被强办退学！在濒临轻生绝望的至暗时刻，三代赵左右塞进他家门缝的真相纸条与伙伴们筹集的助学款“答案箱”救命款将他拉回人间，使他在EP24彻底走出阴霾、阳光复学，改写了39岁早逝的悲剧</w:t>
             </w:r>
           </w:p>
         </w:tc>
@@ -1366,7 +1366,7 @@
           <w:color w:val="141414"/>
           <w:sz w:val="21"/>
         </w:rPr>
-        <w:t>陈明是全剧最令人心疼的寒门学子代表。家里重病的弟弟陈明母亲和脾气暴戾的父亲，像两座大山一样压在他16岁的脊梁上。父亲不允许他有任何娱乐、任何失误，甚至连他考第二名都会招来毒打。这种窒息的原生家庭环境，让陈明活成了一根被压缩到极限的弹簧——表面上他是滴水不漏、寒假借宿在漫画屋刷题的年级第一，背地里他却只能在深夜用戴主任办公室的电脑或网吧电脑偷偷打《CS 1.3》，在虚拟的枪林弹雨中宣泄无处安放的绝望。</w:t>
+        <w:t>陈明是全剧最令人心疼的寒门学子代表。家里重病的患病的母亲和脾气暴戾的父亲，像两座大山一样压在他16岁的脊梁上。父亲不允许他有任何娱乐、任何失误，甚至连他考第二名都会招来毒打。这种窒息的原生家庭环境，让陈明活成了一根被压缩到极限的弹簧——表面上他是滴水不漏、寒假借宿在漫画屋刷题的年级第一，背地里他却只能在深夜用戴主任办公室的电脑或网吧电脑偷偷打《CS 1.3》，在虚拟的枪林弹雨中宣泄无处安放的绝望。</w:t>
       </w:r>
     </w:p>
     <w:p>
@@ -1443,7 +1443,7 @@
           <w:color w:val="141414"/>
           <w:sz w:val="22"/>
         </w:rPr>
-        <w:t>（一）第一卷·白昼篇（EP01–EP08）：《答案略集锦》、漫画屋借宿与畅想未来软件</w:t>
+        <w:t>（一）第一卷·白昼篇（EP01—EP08）：2033数字墓碑的痛悔、手写《答案略集锦》、漫画屋借宿苦读与畅想超级软件</w:t>
       </w:r>
     </w:p>
     <w:p>
@@ -1459,22 +1459,7 @@
           <w:color w:val="141414"/>
           <w:sz w:val="21"/>
         </w:rPr>
-        <w:t>在2033年原初时间线开篇（EP01），陈明已于43岁（1990—2033）英年早逝，墓碑成了赵左右心中永远的痛。回到2008年1月21日，16岁的陈明在数学考场上沉着应考，并在赵左右生日当晚，将自己亲手整理手写的厚厚一本《答案略集锦》悄悄塞进赵左右书包作为生日礼物。在EP02–04中，陈明主动在教室给数学只考6分的荀未来讲题，寒假期间因家里环境嘈杂而借宿在三条鱼漫画屋里间挑灯苦读，每天清晨给赵左右、荀未来、罗爱文补习数学，并在课堂上畅想未来发明一款“集聊天、搜索、支付与AI端口于一体的超级软件”（与他2033年早逝闪回形成催泪互文）。除夕夜（EP06），陈明留在漫画屋配合电话占线计策，助力伙伴们运出造雪机。</w:t>
-      </w:r>
-    </w:p>
-    <w:p>
-      <w:pPr>
-        <w:spacing w:before="120" w:after="60" w:line="384" w:lineRule="auto"/>
-        <w:jc w:val="left"/>
-      </w:pPr>
-      <w:r>
-        <w:rPr>
-          <w:rFonts w:ascii="Arial" w:hAnsi="Arial" w:eastAsia="黑体"/>
-          <w:b/>
-          <w:color w:val="141414"/>
-          <w:sz w:val="22"/>
-        </w:rPr>
-        <w:t>（二）第二卷·黄昏篇（EP09–EP14）：2秒盲系鞋带与全校广播自曝偷打CS为友作证退学</w:t>
+        <w:t>到了EP01《夺回人生》，在2033年原初时间线开篇，长林八中曾经的理科状元陈明已于43岁盛年（1990—2033）因常年996高强度写代码过劳早逝，长林数字公墓里那块冰冷的电子墓碑成了41岁赵左右心中永远的痛。当时间回到2008年1月21日，16岁的陈明身穿洗得发白的蓝白校服、戴着黑框近视眼镜，在数学考场上沉稳应考；当晚赵左右16岁生日回到卧室拉开书包时，发现了陈明利用无数个夜晚亲手整理、字迹工整如印刷体的厚厚一本《陈明数学答案略集锦》，扉页上写着他对挚友最质朴的鼓励。</w:t>
       </w:r>
     </w:p>
     <w:p>
@@ -1490,7 +1475,7 @@
           <w:color w:val="141414"/>
           <w:sz w:val="21"/>
         </w:rPr>
-        <w:t>高一下学期文理分科后（EP09–10），陈明进入理科（8）班并住进男生宿舍。面对室友因他家境贫寒和性格孤僻而发起的挑衅，陈明用一记帅气的“2秒盲系白色帆布鞋带”反击，并在深夜偷偷去教导主任办公室电脑安装《CS 1.3》解压。陈明为了赢回尊严，连续几晚潜入教导主任办公室用办公电脑苦练CS中门对狙，终于在考前夜成功练成盲狙击败对手。然而在月考前夜，当陈明像往常一样躲在教导主任办公室书架后偷偷用电脑打CS游戏时，竟亲眼目睹了潜入办公室的赵左右打开牛皮纸袋抽出文综试卷、却在刚刚露出第一题时便良知复苏将试卷原封不动放回袋中的全过程！</w:t>
+        <w:t>到了EP02《第三个雪人》、EP03《少年的决定》与EP04《避风港争夺战》，身为学习委员的陈明在收交《文理分科意向表》时被荀未来一把抢走表格引发走廊拉扯；面对数学补考拿过满分、随后却只考6分的怪异转校生荀未来，善良认真的陈明非但没有嘲笑，反而在教室主动给荀未来讲题。进入寒假后，由于家里弟弟妹妹吵闹、居住环境狭窄嘈杂，陈明获房东爷爷奶奶准许借宿在三条鱼漫画屋里间通铺挑灯苦读，每天清晨在漫画屋长桌前义务为赵左右、荀未来、罗爱文补习数学，并在课堂上双眼发亮地畅想自己未来的理想——“我想写出一款集即时聊天、信息搜索、移动支付与人工智能端口于一体的超级软件，让所有人生活得更便利”（这一幕与EP02闪回中2033年陈明追悼会大厅外花圈挽联形成震撼人心的催泪互文）。</w:t>
       </w:r>
     </w:p>
     <w:p>
@@ -1506,7 +1491,7 @@
           <w:color w:val="141414"/>
           <w:sz w:val="21"/>
         </w:rPr>
-        <w:t>在EP11《YOU WIN》中，陈明先在D203寝室盲狙穿烟秒杀挑衅室友弹出“你赢了 YOU WIN”；当戴娟查出赵左右考前夜进过办公室、即将全校广播宣读留校察看处分时，陈明毅然冲进广播室，对着全校麦克风自曝每晚在戴主任电脑D盘下载打CS游戏的秘密（让戴主任检查D盘往年资料文件夹修改时间），以此作为目击证人向全校澄清“我亲眼看到赵左右的确触碰了考卷，但露出第一题的时候他就把卷子放回去了”！随后在二楼走廊，赶来的陈父当着全校师生的面狠狠扇了陈明一记耳光，强行替他办理了退学手续！</w:t>
+        <w:t>到了EP06《暖雪》至EP08《时间的玩笑》，除夕夜陈明留在漫画屋配合电话占线行动助力伙伴们运出造雪机；大年初一傍晚，当16岁的赵左右在自家楼下被41岁舒图抢走手机后跑来漫画屋询问时，戴着防噪耳塞在吧台刷题的陈明冷静帮他分析来龙去脉。</w:t>
       </w:r>
     </w:p>
     <w:p>
@@ -1521,7 +1506,7 @@
           <w:color w:val="141414"/>
           <w:sz w:val="22"/>
         </w:rPr>
-        <w:t>（三）五元快餐店的“答案箱”铁罐与孔子像前阳光复学的逆命学神</w:t>
+        <w:t>（二）第二卷·黄昏篇（EP09—EP14）：2秒盲系帆布鞋带、深夜主任室D盘苦练CS盲狙与全校广播室拍案作证遭掌掴退学</w:t>
       </w:r>
     </w:p>
     <w:p>
@@ -1537,7 +1522,7 @@
           <w:color w:val="141414"/>
           <w:sz w:val="21"/>
         </w:rPr>
-        <w:t>到了EP20《涉过夏天》，在此前广播室自曝每晚潜入主任办公室电脑打CS游戏、拼着被父亲当众掌掴退学也要洗清赵左右偷题冤屈后，十六岁的陈明走过了人生的至暗寒冬。被迫离开校园的他没有自暴自弃，而是戴着宽檐草帽，在烈日炎炎的盛夏蹬着沉重的三轮车走街串巷送菜卖菜，晚上则在一家“5元自助快餐店”里一边吃最便宜的饭菜、一边借着灯光继续刷题自学。赵左右、徐图图与王一漫在快餐店偶遇满头大汗的陈明后心如刀割，三个伙伴通过拍摄咖啡馆探店视频辛苦攒下助学款，连同一张赵左右亲手写的字条（“一切都会好起来的，我们等你回来”），塞进一个贴着“答案箱”标签的铁罐里留在快餐店打菜台旁。当晚，悔恨的陈父含泪向儿子道歉（“那天在学校，是爸对不起你，你是爸妈的希望”），而陈明打开那只装满伙伴心意的“答案箱”铁罐，看着字条上歪歪扭扭却滚烫的字迹，心中的阴霾终于被彻底照亮。</w:t>
+        <w:t>到了EP09《人生失控》与EP10《只要我想》高一下学期文理分科后，坚持理科理想的陈明进入高一理科（8）班并住进男生宿舍D203室。由于家境贫寒、穿着洗得泛黄的旧帆布鞋且性格内向孤僻，陈明在宿舍里遭到了以富家子弟为首的室友们的排挤与挑衅——室友故意踩脏他的白帆布鞋带并嘲笑他只会死读书不会打游戏，陈明不卑不亢地弯下腰，用一记干净利落的“2秒盲系白色帆布鞋带”绝技震住全场！然而在随后的寝室局域网《CS 1.3》中门对狙比拼中，从未玩过游戏的陈明惨败给挑衅室友，屏幕上刺目的“YOU LOSE”深深刺痛了学神的自尊。为了赢回尊严，不服输的陈明利用每晚熄灯后的时间，悄悄潜入教导主任戴娟的办公室，在办公电脑D盘隐蔽的“往年资料”文件夹里安装《CS 1.3》苦练沙漠二中门盲狙（玩完后再将游戏文件删除伪装现场）。在EP10中，当赵左右的《答案略集锦》被荀未来和罗爱文拉闸抢走后，不知情的赵左右跑去男生宿舍走廊拦住陈明求借笔记引发误会；模拟考前日下午，赵左右拿着全真模拟卷向陈明请教最后一道数学压轴大题（如何推导出n的绝对值等于二分之根号三），讲了一遍见赵左右仍一头雾水的陈明出于好意劝他：“要不你直接放弃最后一道数学大题吧，扬长避短，把时间省下来多去背背文综。”当晚九点，陈明像往常一样潜入教导主任办公室在电脑前苦练CS，终于练成瞬镜盲狙一枪爆头弹出“YOU WIN”！就在这时门外传来钥匙开门声，慌忙躲进办公室书架阴影后的陈明，亲眼目睹了拿着戴娟所给钥匙进来送作业的赵左右打开铁皮柜抽出《文科综合》试卷、却在刚刚露出第一道选择题（4分）时便良知复苏将试卷原封不动塞回牛皮纸袋、并在离开前顺手拔掉发烫电脑插头的全过程！</w:t>
       </w:r>
     </w:p>
     <w:p>
@@ -1553,7 +1538,22 @@
           <w:color w:val="141414"/>
           <w:sz w:val="21"/>
         </w:rPr>
-        <w:t>到了EP24《独自面对》（大结局）2009年秋高三开学季的清晨，阳光洒在长林八中孔子雕像前。身穿军绿色毛领夹克、背着棕色双肩书包的陈明挺直脊梁，面带温暖浅笑重返校园！面对惊喜冲上来将他团团抱住的赵左右与罗爱文，向来内敛冷峻的陈明指了指当年那张字条，傲娇而又温柔地对赵左右说出了肺腑之言：“谢谢你的字条，字丑了点，以后别写了……一直没来得及和你说谢谢，那次……谢了。”</w:t>
+        <w:t>到了EP11《YOU WIN》，陈明先在男生宿舍D203寝室的CS复仇战中，隔着浓浓烟雾弹一记神级穿烟盲狙秒杀挑衅室友，电脑屏幕弹出硕大的金色【你赢了 YOU WIN】！次日白天，当落选班长的尚雪举报赵左右考前夜潜入办公室偷题、戴娟凭监控与圆珠笔字迹拆穿赵左右借口并准备通过全校广播宣读“留校察看”处分决定时，站在走廊里的陈明经历了激烈的内心挣扎——如果出面作证，自己每晚潜入主任办公室偷打游戏的秘密就会彻底败露，甚至面临开除；可如果不作证，挚友赵左右就会背上一辈子的作弊污点！千钧一发之际，16岁的陈明毅然冲进一楼广播室反锁房门，推开播音员抓起全校广播麦克风，向全校师生朗声作证：“主任！那天晚上我也在办公室！我亲眼看到赵左右的确触碰了考卷，但露出第一题的时候，他就把卷子放回去了！所以他这次的考试成绩，应该扣除第一题的四分，剩下的分数，全是他自己考的！……主任，如果您不相信的话，可以检查一下您办公室电脑D盘，‘往年资料’文件夹的修改时间，是不是那天晚上。因为我每天晚上都会在那台电脑里下载游戏，玩好之后再删掉，所以那天晚上，我真的看见了！”全场哗然！然而紧接着在二楼红砖连廊上，闻讯赶来、觉得儿子偷打游戏丢尽脸面的陈父，当着全校师生的面狠狠甩了陈明一记响亮的耳光，不顾戴娟拼死阻拦与赵左右撕心裂肺的哭喊追赶，强行拽走陈明办理了退学手续！在EP12《寻未来》中，当赵左右、荀未来与罗爱文追到长林金淮汽配厂门口找到正在搬货的陈明时，陈明为了不连累朋友，忍痛冷脸将三人拒之门外。</w:t>
+      </w:r>
+    </w:p>
+    <w:p>
+      <w:pPr>
+        <w:spacing w:before="120" w:after="60" w:line="384" w:lineRule="auto"/>
+        <w:jc w:val="left"/>
+      </w:pPr>
+      <w:r>
+        <w:rPr>
+          <w:rFonts w:ascii="Arial" w:hAnsi="Arial" w:eastAsia="黑体"/>
+          <w:b/>
+          <w:color w:val="141414"/>
+          <w:sz w:val="22"/>
+        </w:rPr>
+        <w:t>（三）第三卷·黑夜篇至终局（EP20—EP24）：五元快餐店的“答案箱”铁罐、孔子像前阳光复学与毕业火锅宴神解压轴题</w:t>
       </w:r>
     </w:p>
     <w:p>
@@ -1569,7 +1569,39 @@
           <w:color w:val="141414"/>
           <w:sz w:val="21"/>
         </w:rPr>
-        <w:t>2010年6月高考结束当晚，陈明与王一漫并肩走进火锅店，与赵左右、徐图图齐聚毕业晚宴。席间，当众人对完最后一道分值五分的高考数学压轴选择题答案时，陈明推了推黑框眼镜，气定神闲地给出了神级拆解：“这道题确实很狡猾。如果看出了是陷阱，就会选C，但其实踏入了另一个陷阱。正确答案是B。选A的我只能说是连陷阱都没看出来。”这一世，在挚友们的守护与双向救赎下，陈明彻底摆脱了原初时间线里四十三岁（1990—2033）过劳早逝的悲剧宿命，以优异成绩考入理想大学计算机系，迈向“写很多优秀代码、在世上留下美好痕迹”的广阔未来。</w:t>
+        <w:t>到了EP20《涉过夏天》（2008年8月盛夏），被迫退学离开校园的陈明没有向命运低头：为了帮家里攒钱给患病的妈妈治病，16岁的他头戴一顶破旧的宽檐草帽，在烈日炎炎的街头蹬着沉重的三轮车走街串巷送菜卖菜；到了傍晚，满身汗水的他走进一家“5元自助快餐店”，打上一份最便宜的饭菜坐在角落里，一边大口吃饭一边借着快餐店的灯光继续刷高考模拟题。来快餐店拍探店素材的赵左右、徐图图与王一漫无意间从镜头里看见这一幕，心如刀割却不敢上前伤他的自尊；当晚三个伙伴在501室凑出暑假拍探店视频攒下的全部报酬，连同赵左右亲手写下的一张字条（“一切都会好起来的，我们等你回来。——赵左右 徐图图 一漫”），塞进一只贴着【答案箱】标签的铁罐里，悄悄留在5元自助快餐店打菜台旁送给陈明。当晚回到家中的陈明，听着悔恨的父亲陈父含泪向自己道歉（“小明，那天在学校，是爸对不起你。妈的病咱家想办法，你回去读书吧，你是爸妈的希望”），再打开那只装满伙伴滚烫心意的“答案箱”铁罐，看着字条上歪歪扭扭的字迹，少年眼角的泪水终于夺眶而出。</w:t>
+      </w:r>
+    </w:p>
+    <w:p>
+      <w:pPr>
+        <w:spacing w:before="40" w:after="100" w:line="384" w:lineRule="auto"/>
+        <w:ind w:firstLine="420"/>
+        <w:jc w:val="left"/>
+      </w:pPr>
+      <w:r>
+        <w:rPr>
+          <w:rFonts w:ascii="Times New Roman" w:hAnsi="Times New Roman" w:eastAsia="宋体"/>
+          <w:b w:val="0"/>
+          <w:color w:val="141414"/>
+          <w:sz w:val="21"/>
+        </w:rPr>
+        <w:t>到了EP24《独自面对》（大结局），经历EP23时空修正后，陈明迎来了逆天改命的璀璨终章。2009年秋高三开学季的清晨，金色的晨光洒在长林八中孔子雕像前，身穿军绿色毛领夹克、背着棕色双肩书包的陈明挺直脊梁，面带温暖浅笑一步步走进校门重返高三课堂！面对惊喜冲上来将他团团抱住的赵左右与罗爱文（罗爱文当场拜他为“明哥”），向来内敛傲娇的陈明从兜里掏出当年那张保存完好的字条指了指，温柔地对赵左右说出了肺腑之言：“谢谢你的字条，字丑了点，以后别写了……一直没来得及和你说谢谢，那次……谢了。”</w:t>
+      </w:r>
+    </w:p>
+    <w:p>
+      <w:pPr>
+        <w:spacing w:before="40" w:after="100" w:line="384" w:lineRule="auto"/>
+        <w:ind w:firstLine="420"/>
+        <w:jc w:val="left"/>
+      </w:pPr>
+      <w:r>
+        <w:rPr>
+          <w:rFonts w:ascii="Times New Roman" w:hAnsi="Times New Roman" w:eastAsia="宋体"/>
+          <w:b w:val="0"/>
+          <w:color w:val="141414"/>
+          <w:sz w:val="21"/>
+        </w:rPr>
+        <w:t>2010年6月高考结束当晚，陈明与王一漫并肩走进火锅店，与赵左右、徐图图齐聚毕业晚宴。席间，当众人对完最后一道分值5分的高考数学压轴选择题答案时，陈明推了推鼻梁上的黑框眼镜，气定神闲地给出了神级拆解：“这道题确实很狡猾。如果看出了是陷阱，就会选C，但其实踏入了另一个陷阱。正确答案是B。选A的我只能说是连陷阱都没看出来。”这一世，在挚友们的双向救赎与守护下，陈明彻底改写了原初时间线里43岁（1990—2033）过劳早逝的悲剧宿命，以优异成绩考入理想大学计算机系，迈向“写很多优秀代码、在世上留下美好痕迹”的广阔未来。</w:t>
       </w:r>
     </w:p>
     <w:p>
@@ -1815,7 +1847,7 @@
                 <w:color w:val="191919"/>
                 <w:sz w:val="19"/>
               </w:rPr>
-              <w:t>与 陈父 ＆ 陈明母亲</w:t>
+              <w:t>与 陈父 ＆ 母亲</w:t>
             </w:r>
           </w:p>
         </w:tc>
@@ -1876,7 +1908,7 @@
           <w:color w:val="141414"/>
           <w:sz w:val="21"/>
         </w:rPr>
-        <w:t>• “我以后想学计算机专业，做一个程序员，写很多优秀的代码……人活着，总要留下点痕迹吧。”（EP0316岁陈明在教室里畅想未来，与2033数字公墓电子墓碑形成强烈宿命互文）</w:t>
+        <w:t>• “我以后想学计算机专业，做一个程序员，写很多优秀的代码……人活着，总要留下点痕迹吧。”（EP03，16岁陈明在教室里畅想未来，与2033数字公墓电子墓碑形成强烈宿命互文）</w:t>
       </w:r>
     </w:p>
     <w:p>
@@ -1891,7 +1923,7 @@
           <w:color w:val="141414"/>
           <w:sz w:val="21"/>
         </w:rPr>
-        <w:t>• “露出第一题的时候，他就把卷子放回去了。所以他这次的考试成绩，应该扣除第一题的四分，剩下的分数，全是他自己考的！好了我说完了，您可以继续宣读处分了。”（EP11陈明冲进广播室对着全校麦克风为挚友赵左右作证澄清）</w:t>
+        <w:t>• “露出第一题的时候，他就把卷子放回去了。所以他这次的考试成绩，应该扣除第一题的四分，剩下的分数，全是他自己考的！好了我说完了，您可以继续宣读处分了。”（EP11，陈明冲进广播室对着全校麦克风为挚友赵左右作证澄清）</w:t>
       </w:r>
     </w:p>
     <w:p>
@@ -1906,7 +1938,7 @@
           <w:color w:val="141414"/>
           <w:sz w:val="21"/>
         </w:rPr>
-        <w:t>• “主任，如果您不相信的话，可以检查一下您办公室电脑D盘，“往年资料”文件夹的修改时间，是不是那天晚上。因为我每天晚上都会在那台电脑里下载游戏，玩好之后再删掉，所以那天晚上，我真的看见了。”（EP11陈明宁可自曝每晚潜入办公室偷打CS游戏的秘密、断送自己前途也要护住赵左右清白的高光时刻）</w:t>
+        <w:t>• “主任，如果您不相信的话，可以检查一下您办公室电脑D盘，“往年资料”文件夹的修改时间，是不是那天晚上。因为我每天晚上都会在那台电脑里下载游戏，玩好之后再删掉，所以那天晚上，我真的看见了。”（EP11，陈明宁可自曝每晚潜入办公室偷打CS游戏的秘密、断送自己前途也要护住赵左右清白的高光时刻）</w:t>
       </w:r>
     </w:p>
     <w:p>

--- a/01_《三人行》全24集全流程标杆成品库/05_核心人物一人一档/人物08_陈明（长林八中理科学霸 ＆ 铁三角挚友）.docx
+++ b/01_《三人行》全24集全流程标杆成品库/05_核心人物一人一档/人物08_陈明（长林八中理科学霸 ＆ 铁三角挚友）.docx
@@ -81,7 +81,9 @@
               <w:spacing w:before="40" w:after="40" w:line="312" w:lineRule="auto"/>
               <w:jc w:val="center"/>
             </w:pPr>
-            <w:r/>
+            <w:r>
+              <w:t>角色设定维度</w:t>
+            </w:r>
             <w:r>
               <w:rPr>
                 <w:rFonts w:ascii="Arial" w:hAnsi="Arial" w:eastAsia="黑体"/>
@@ -89,7 +91,6 @@
                 <w:color w:val="FFFFFF"/>
                 <w:sz w:val="19"/>
               </w:rPr>
-              <w:t>角色设定维度</w:t>
             </w:r>
           </w:p>
         </w:tc>
@@ -110,7 +111,9 @@
               <w:spacing w:before="40" w:after="40" w:line="312" w:lineRule="auto"/>
               <w:jc w:val="center"/>
             </w:pPr>
-            <w:r/>
+            <w:r>
+              <w:t>全剧标准定稿设定内容</w:t>
+            </w:r>
             <w:r>
               <w:rPr>
                 <w:rFonts w:ascii="Arial" w:hAnsi="Arial" w:eastAsia="黑体"/>
@@ -118,15 +121,12 @@
                 <w:color w:val="FFFFFF"/>
                 <w:sz w:val="19"/>
               </w:rPr>
-              <w:t>全剧标准定稿设定内容</w:t>
             </w:r>
           </w:p>
         </w:tc>
       </w:tr>
       <w:tr>
-        <w:trPr>
-          <w:cantSplit/>
-        </w:trPr>
+        <w:trPr/>
         <w:tc>
           <w:tcPr>
             <w:tcW w:type="dxa" w:w="2520"/>
@@ -143,7 +143,9 @@
               <w:spacing w:before="40" w:after="40" w:line="341" w:lineRule="auto"/>
               <w:jc w:val="center"/>
             </w:pPr>
-            <w:r/>
+            <w:r>
+              <w:t>角色标准姓名与校园定位</w:t>
+            </w:r>
             <w:r>
               <w:rPr>
                 <w:rFonts w:ascii="Times New Roman" w:hAnsi="Times New Roman" w:eastAsia="宋体"/>
@@ -151,7 +153,6 @@
                 <w:color w:val="191919"/>
                 <w:sz w:val="19"/>
               </w:rPr>
-              <w:t>角色标准姓名与校园定位</w:t>
             </w:r>
           </w:p>
         </w:tc>
@@ -171,7 +172,9 @@
               <w:spacing w:before="40" w:after="40" w:line="341" w:lineRule="auto"/>
               <w:jc w:val="left"/>
             </w:pPr>
-            <w:r/>
+            <w:r>
+              <w:t>陈明（长林市第八中学高一［2］班/高一理科［8］班/高三［2］班年级第一理科学霸，“八中铁三角”核心成员，罗爱文尊称“明哥”）</w:t>
+            </w:r>
             <w:r>
               <w:rPr>
                 <w:rFonts w:ascii="Times New Roman" w:hAnsi="Times New Roman" w:eastAsia="宋体"/>
@@ -179,15 +182,12 @@
                 <w:color w:val="191919"/>
                 <w:sz w:val="19"/>
               </w:rPr>
-              <w:t>陈明（长林市第八中学高一［2］班/高一理科［8］班/高三［2］班年级第一理科学霸，“八中铁三角”核心成员，罗爱文尊称“明哥”）</w:t>
             </w:r>
           </w:p>
         </w:tc>
       </w:tr>
       <w:tr>
-        <w:trPr>
-          <w:cantSplit/>
-        </w:trPr>
+        <w:trPr/>
         <w:tc>
           <w:tcPr>
             <w:tcW w:type="dxa" w:w="2520"/>
@@ -205,7 +205,9 @@
               <w:spacing w:before="40" w:after="40" w:line="341" w:lineRule="auto"/>
               <w:jc w:val="center"/>
             </w:pPr>
-            <w:r/>
+            <w:r>
+              <w:t>生理年龄与跨时间线生卒</w:t>
+            </w:r>
             <w:r>
               <w:rPr>
                 <w:rFonts w:ascii="Times New Roman" w:hAnsi="Times New Roman" w:eastAsia="宋体"/>
@@ -213,7 +215,6 @@
                 <w:color w:val="191919"/>
                 <w:sz w:val="19"/>
               </w:rPr>
-              <w:t>生理年龄与跨时间线生卒</w:t>
             </w:r>
           </w:p>
         </w:tc>
@@ -234,7 +235,9 @@
               <w:spacing w:before="40" w:after="40" w:line="341" w:lineRule="auto"/>
               <w:jc w:val="left"/>
             </w:pPr>
-            <w:r/>
+            <w:r>
+              <w:t>1990/1992年生；2008—2010年为16—18岁高中生；在第一重（2033）与第二重（2035）时间线中均因长期高压过劳于2033年英年早逝（电子墓碑镌刻：1990—2033）；在第四重终极时间线中彻底改写宿命、健康长寿</w:t>
+            </w:r>
             <w:r>
               <w:rPr>
                 <w:rFonts w:ascii="Times New Roman" w:hAnsi="Times New Roman" w:eastAsia="宋体"/>
@@ -242,15 +245,12 @@
                 <w:color w:val="191919"/>
                 <w:sz w:val="19"/>
               </w:rPr>
-              <w:t>1990/1992年生；2008—2010年为16—18岁高中生；在第一重（2033）与第二重（2035）时间线中均因长期高压过劳于2033年英年早逝（电子墓碑镌刻：1990—2033）；在第四重终极时间线中彻底改写宿命、健康长寿</w:t>
             </w:r>
           </w:p>
         </w:tc>
       </w:tr>
       <w:tr>
-        <w:trPr>
-          <w:cantSplit/>
-        </w:trPr>
+        <w:trPr/>
         <w:tc>
           <w:tcPr>
             <w:tcW w:type="dxa" w:w="2520"/>
@@ -267,7 +267,9 @@
               <w:spacing w:before="40" w:after="40" w:line="341" w:lineRule="auto"/>
               <w:jc w:val="center"/>
             </w:pPr>
-            <w:r/>
+            <w:r>
+              <w:t>所处时空纪元</w:t>
+            </w:r>
             <w:r>
               <w:rPr>
                 <w:rFonts w:ascii="Times New Roman" w:hAnsi="Times New Roman" w:eastAsia="宋体"/>
@@ -275,7 +277,6 @@
                 <w:color w:val="191919"/>
                 <w:sz w:val="19"/>
               </w:rPr>
-              <w:t>所处时空纪元</w:t>
             </w:r>
           </w:p>
         </w:tc>
@@ -295,7 +296,9 @@
               <w:spacing w:before="40" w:after="40" w:line="341" w:lineRule="auto"/>
               <w:jc w:val="left"/>
             </w:pPr>
-            <w:r/>
+            <w:r>
+              <w:t>2033年1月（数字公墓电子墓碑遗照） ➔ 2008年1月—2008年春（长林八中高一与金淮汽配厂打工） ➔ 2009年秋—2010年夏（阳光复学归来与高考毕业聚餐）</w:t>
+            </w:r>
             <w:r>
               <w:rPr>
                 <w:rFonts w:ascii="Times New Roman" w:hAnsi="Times New Roman" w:eastAsia="宋体"/>
@@ -303,15 +306,12 @@
                 <w:color w:val="191919"/>
                 <w:sz w:val="19"/>
               </w:rPr>
-              <w:t>2033年1月（数字公墓电子墓碑遗照） ➔ 2008年1月—2008年春（长林八中高一与金淮汽配厂打工） ➔ 2009年秋—2010年夏（阳光复学归来与高考毕业聚餐）</w:t>
             </w:r>
           </w:p>
         </w:tc>
       </w:tr>
       <w:tr>
-        <w:trPr>
-          <w:cantSplit/>
-        </w:trPr>
+        <w:trPr/>
         <w:tc>
           <w:tcPr>
             <w:tcW w:type="dxa" w:w="2520"/>
@@ -329,7 +329,9 @@
               <w:spacing w:before="40" w:after="40" w:line="341" w:lineRule="auto"/>
               <w:jc w:val="center"/>
             </w:pPr>
-            <w:r/>
+            <w:r>
+              <w:t>社会身份与职务演进</w:t>
+            </w:r>
             <w:r>
               <w:rPr>
                 <w:rFonts w:ascii="Times New Roman" w:hAnsi="Times New Roman" w:eastAsia="宋体"/>
@@ -337,7 +339,6 @@
                 <w:color w:val="191919"/>
                 <w:sz w:val="19"/>
               </w:rPr>
-              <w:t>社会身份与职务演进</w:t>
             </w:r>
           </w:p>
         </w:tc>
@@ -358,7 +359,9 @@
               <w:spacing w:before="40" w:after="40" w:line="341" w:lineRule="auto"/>
               <w:jc w:val="left"/>
             </w:pPr>
-            <w:r/>
+            <w:r>
+              <w:t>长林八中年级第一理科学霸 ➔ 三条鱼漫画屋寒假借宿生 ➔ 退学后在家帮父母蹬三轮车卖菜仍坚持看数学书的寒门学子（EP11–EP20） ➔ 2009年秋复学高三应届生 ➔ 顶尖大学计算机系高材生（未来与罗爱文合作研发自动驾驶）</w:t>
+            </w:r>
             <w:r>
               <w:rPr>
                 <w:rFonts w:ascii="Times New Roman" w:hAnsi="Times New Roman" w:eastAsia="宋体"/>
@@ -366,15 +369,12 @@
                 <w:color w:val="191919"/>
                 <w:sz w:val="19"/>
               </w:rPr>
-              <w:t>长林八中年级第一理科学霸 ➔ 三条鱼漫画屋寒假借宿生 ➔ 退学后在家帮父母蹬三轮车卖菜仍坚持看数学书的寒门学子（EP11–EP20） ➔ 2009年秋复学高三应届生 ➔ 顶尖大学计算机系高材生（未来与罗爱文合作研发自动驾驶）</w:t>
             </w:r>
           </w:p>
         </w:tc>
       </w:tr>
       <w:tr>
-        <w:trPr>
-          <w:cantSplit/>
-        </w:trPr>
+        <w:trPr/>
         <w:tc>
           <w:tcPr>
             <w:tcW w:type="dxa" w:w="2520"/>
@@ -391,7 +391,9 @@
               <w:spacing w:before="40" w:after="40" w:line="341" w:lineRule="auto"/>
               <w:jc w:val="center"/>
             </w:pPr>
-            <w:r/>
+            <w:r>
+              <w:t>常住地址与生活空间</w:t>
+            </w:r>
             <w:r>
               <w:rPr>
                 <w:rFonts w:ascii="Times New Roman" w:hAnsi="Times New Roman" w:eastAsia="宋体"/>
@@ -399,7 +401,6 @@
                 <w:color w:val="191919"/>
                 <w:sz w:val="19"/>
               </w:rPr>
-              <w:t>常住地址与生活空间</w:t>
             </w:r>
           </w:p>
         </w:tc>
@@ -419,7 +420,9 @@
               <w:spacing w:before="40" w:after="40" w:line="341" w:lineRule="auto"/>
               <w:jc w:val="left"/>
             </w:pPr>
-            <w:r/>
+            <w:r>
+              <w:t>长林市老旧平房区陈明家、长林八中男生宿舍（八班寝室）、三条鱼漫画屋里间（寒假借宿）、5元自助快餐店门外街角</w:t>
+            </w:r>
             <w:r>
               <w:rPr>
                 <w:rFonts w:ascii="Times New Roman" w:hAnsi="Times New Roman" w:eastAsia="宋体"/>
@@ -427,15 +430,12 @@
                 <w:color w:val="191919"/>
                 <w:sz w:val="19"/>
               </w:rPr>
-              <w:t>长林市老旧平房区陈明家、长林八中男生宿舍（八班寝室）、三条鱼漫画屋里间（寒假借宿）、5元自助快餐店门外街角</w:t>
             </w:r>
           </w:p>
         </w:tc>
       </w:tr>
       <w:tr>
-        <w:trPr>
-          <w:cantSplit/>
-        </w:trPr>
+        <w:trPr/>
         <w:tc>
           <w:tcPr>
             <w:tcW w:type="dxa" w:w="2520"/>
@@ -453,7 +453,9 @@
               <w:spacing w:before="40" w:after="40" w:line="341" w:lineRule="auto"/>
               <w:jc w:val="center"/>
             </w:pPr>
-            <w:r/>
+            <w:r>
+              <w:t>原生家庭与核心关系网</w:t>
+            </w:r>
             <w:r>
               <w:rPr>
                 <w:rFonts w:ascii="Times New Roman" w:hAnsi="Times New Roman" w:eastAsia="宋体"/>
@@ -461,7 +463,6 @@
                 <w:color w:val="191919"/>
                 <w:sz w:val="19"/>
               </w:rPr>
-              <w:t>原生家庭与核心关系网</w:t>
             </w:r>
           </w:p>
         </w:tc>
@@ -482,7 +483,9 @@
               <w:spacing w:before="40" w:after="40" w:line="341" w:lineRule="auto"/>
               <w:jc w:val="left"/>
             </w:pPr>
-            <w:r/>
+            <w:r>
+              <w:t>父亲：陈父（脾气暴躁、奉行棍棒高压教育的底层父亲）；母亲：陈母（体弱患病需医药费）；父亲：陈父（脾气暴躁、后愧疚劝儿子复学的底层父亲）；生死挚友：赵左右、罗爱文、荀未来；同窗好友：徐图图、王一漫；恩师：戴娟</w:t>
+            </w:r>
             <w:r>
               <w:rPr>
                 <w:rFonts w:ascii="Times New Roman" w:hAnsi="Times New Roman" w:eastAsia="宋体"/>
@@ -490,15 +493,12 @@
                 <w:color w:val="191919"/>
                 <w:sz w:val="19"/>
               </w:rPr>
-              <w:t>父亲：陈父（脾气暴躁、奉行棍棒高压教育的底层父亲）；母亲：陈母（体弱患病需医药费）；父亲：陈父（脾气暴躁、后愧疚劝儿子复学的底层父亲）；生死挚友：赵左右、罗爱文、荀未来；同窗好友：徐图图、王一漫；恩师：戴娟</w:t>
             </w:r>
           </w:p>
         </w:tc>
       </w:tr>
       <w:tr>
-        <w:trPr>
-          <w:cantSplit/>
-        </w:trPr>
+        <w:trPr/>
         <w:tc>
           <w:tcPr>
             <w:tcW w:type="dxa" w:w="2520"/>
@@ -515,7 +515,9 @@
               <w:spacing w:before="40" w:after="40" w:line="341" w:lineRule="auto"/>
               <w:jc w:val="center"/>
             </w:pPr>
-            <w:r/>
+            <w:r>
+              <w:t>表层性格特征</w:t>
+            </w:r>
             <w:r>
               <w:rPr>
                 <w:rFonts w:ascii="Times New Roman" w:hAnsi="Times New Roman" w:eastAsia="宋体"/>
@@ -523,7 +525,6 @@
                 <w:color w:val="191919"/>
                 <w:sz w:val="19"/>
               </w:rPr>
-              <w:t>表层性格特征</w:t>
             </w:r>
           </w:p>
         </w:tc>
@@ -543,7 +544,9 @@
               <w:spacing w:before="40" w:after="40" w:line="341" w:lineRule="auto"/>
               <w:jc w:val="left"/>
             </w:pPr>
-            <w:r/>
+            <w:r>
+              <w:t>斯文内敛、沉默寡言、逻辑缜密、自尊心极强，平时总是安静地低头刷题或推黑框眼镜，偶尔冒出一两句冷幽默精准吐槽</w:t>
+            </w:r>
             <w:r>
               <w:rPr>
                 <w:rFonts w:ascii="Times New Roman" w:hAnsi="Times New Roman" w:eastAsia="宋体"/>
@@ -551,15 +554,12 @@
                 <w:color w:val="191919"/>
                 <w:sz w:val="19"/>
               </w:rPr>
-              <w:t>斯文内敛、沉默寡言、逻辑缜密、自尊心极强，平时总是安静地低头刷题或推黑框眼镜，偶尔冒出一两句冷幽默精准吐槽</w:t>
             </w:r>
           </w:p>
         </w:tc>
       </w:tr>
       <w:tr>
-        <w:trPr>
-          <w:cantSplit/>
-        </w:trPr>
+        <w:trPr/>
         <w:tc>
           <w:tcPr>
             <w:tcW w:type="dxa" w:w="2520"/>
@@ -577,7 +577,9 @@
               <w:spacing w:before="40" w:after="40" w:line="341" w:lineRule="auto"/>
               <w:jc w:val="center"/>
             </w:pPr>
-            <w:r/>
+            <w:r>
+              <w:t>深层心理动机与成长弧光</w:t>
+            </w:r>
             <w:r>
               <w:rPr>
                 <w:rFonts w:ascii="Times New Roman" w:hAnsi="Times New Roman" w:eastAsia="宋体"/>
@@ -585,7 +587,6 @@
                 <w:color w:val="191919"/>
                 <w:sz w:val="19"/>
               </w:rPr>
-              <w:t>深层心理动机与成长弧光</w:t>
             </w:r>
           </w:p>
         </w:tc>
@@ -606,7 +607,9 @@
               <w:spacing w:before="40" w:after="40" w:line="341" w:lineRule="auto"/>
               <w:jc w:val="left"/>
             </w:pPr>
-            <w:r/>
+            <w:r>
+              <w:t>出身贫寒且幼弟重病，父亲将全部翻身希望死死压在他一个人肩上，稍有闪失便非打即骂，使他长期处于精神崩溃的临界点（只能靠深夜偷偷打《CS 1.3》和2秒盲系鞋带宣泄压力）。在EP10–11考前夜躲在主任办公室书架后偷打CS时，他亲眼目睹赵左右抽出文综卷只看第一题便塞回袋中；当赵左右面临留校察看与全校通报批评时，陈明毅然冲进广播室向全校自曝自己每晚在主任电脑D盘偷打CS游戏的秘密，以此作为目击证人向全校澄清赵左右只看了第一题就放回考卷，随后遭陈父当众掌掴并被强办退学！在濒临轻生绝望的至暗时刻，赵左右、徐图图、王一漫拍探店视频攒下并装进5元快餐店“答案箱”铁罐里的助学款与亲笔鼓励字条将他拉回人间，使他在EP24彻底走出阴霾、阳光复学，改写了39岁早逝的悲剧</w:t>
+            </w:r>
             <w:r>
               <w:rPr>
                 <w:rFonts w:ascii="Times New Roman" w:hAnsi="Times New Roman" w:eastAsia="宋体"/>
@@ -614,15 +617,12 @@
                 <w:color w:val="191919"/>
                 <w:sz w:val="19"/>
               </w:rPr>
-              <w:t>出身贫寒且幼弟重病，父亲将全部翻身希望死死压在他一个人肩上，稍有闪失便非打即骂，使他长期处于精神崩溃的临界点（只能靠深夜偷偷打《CS 1.3》和2秒盲系鞋带宣泄压力）。在EP10–11考前夜躲在主任办公室书架后偷打CS时，他亲眼目睹赵左右抽出文综卷只看第一题便塞回袋中；当赵左右面临留校察看与全校通报批评时，陈明毅然冲进广播室向全校自曝自己每晚在主任电脑D盘偷打CS游戏的秘密，以此作为目击证人向全校澄清赵左右只看了第一题就放回考卷，随后遭陈父当众掌掴并被强办退学！在濒临轻生绝望的至暗时刻，三代赵左右塞进他家门缝的真相纸条与伙伴们筹集的助学款“答案箱”救命款将他拉回人间，使他在EP24彻底走出阴霾、阳光复学，改写了39岁早逝的悲剧</w:t>
             </w:r>
           </w:p>
         </w:tc>
       </w:tr>
       <w:tr>
-        <w:trPr>
-          <w:cantSplit/>
-        </w:trPr>
+        <w:trPr/>
         <w:tc>
           <w:tcPr>
             <w:tcW w:type="dxa" w:w="2520"/>
@@ -639,7 +639,9 @@
               <w:spacing w:before="40" w:after="40" w:line="341" w:lineRule="auto"/>
               <w:jc w:val="center"/>
             </w:pPr>
-            <w:r/>
+            <w:r>
+              <w:t>声音特质与台词风格</w:t>
+            </w:r>
             <w:r>
               <w:rPr>
                 <w:rFonts w:ascii="Times New Roman" w:hAnsi="Times New Roman" w:eastAsia="宋体"/>
@@ -647,7 +649,6 @@
                 <w:color w:val="191919"/>
                 <w:sz w:val="19"/>
               </w:rPr>
-              <w:t>声音特质与台词风格</w:t>
             </w:r>
           </w:p>
         </w:tc>
@@ -667,7 +668,9 @@
               <w:spacing w:before="40" w:after="40" w:line="341" w:lineRule="auto"/>
               <w:jc w:val="left"/>
             </w:pPr>
-            <w:r/>
+            <w:r>
+              <w:t>嗓音干净沉稳、语速偏慢、条理清晰，广播自首时平静得令人心碎，复学重逢时温和中带着傲娇的暖意</w:t>
+            </w:r>
             <w:r>
               <w:rPr>
                 <w:rFonts w:ascii="Times New Roman" w:hAnsi="Times New Roman" w:eastAsia="宋体"/>
@@ -675,15 +678,12 @@
                 <w:color w:val="191919"/>
                 <w:sz w:val="19"/>
               </w:rPr>
-              <w:t>嗓音干净沉稳、语速偏慢、条理清晰，广播自首时平静得令人心碎，复学重逢时温和中带着傲娇的暖意</w:t>
             </w:r>
           </w:p>
         </w:tc>
       </w:tr>
       <w:tr>
-        <w:trPr>
-          <w:cantSplit/>
-        </w:trPr>
+        <w:trPr/>
         <w:tc>
           <w:tcPr>
             <w:tcW w:type="dxa" w:w="2520"/>
@@ -701,7 +701,9 @@
               <w:spacing w:before="40" w:after="40" w:line="341" w:lineRule="auto"/>
               <w:jc w:val="center"/>
             </w:pPr>
-            <w:r/>
+            <w:r>
+              <w:t>标志性专属道具与视觉符号</w:t>
+            </w:r>
             <w:r>
               <w:rPr>
                 <w:rFonts w:ascii="Times New Roman" w:hAnsi="Times New Roman" w:eastAsia="宋体"/>
@@ -709,7 +711,6 @@
                 <w:color w:val="191919"/>
                 <w:sz w:val="19"/>
               </w:rPr>
-              <w:t>标志性专属道具与视觉符号</w:t>
             </w:r>
           </w:p>
         </w:tc>
@@ -730,7 +731,9 @@
               <w:spacing w:before="40" w:after="40" w:line="341" w:lineRule="auto"/>
               <w:jc w:val="left"/>
             </w:pPr>
-            <w:r/>
+            <w:r>
+              <w:t>黑色方框近视眼镜、白色高帮帆布鞋（绝技“2秒盲系鞋带”）、手写《答案略集锦》笔记本、《CS 1.3》沙漠二地图与鼠标、办公室电脑D盘“往年资料”CS文件夹、5元快餐店“答案箱”助学铁罐与手写字条（“一切都会好起来的，我们等你回来”）、2033数字公墓电子墓碑</w:t>
+            </w:r>
             <w:r>
               <w:rPr>
                 <w:rFonts w:ascii="Times New Roman" w:hAnsi="Times New Roman" w:eastAsia="宋体"/>
@@ -738,15 +741,12 @@
                 <w:color w:val="191919"/>
                 <w:sz w:val="19"/>
               </w:rPr>
-              <w:t>黑色方框近视眼镜、白色高帮帆布鞋（绝技“2秒盲系鞋带”）、手写《答案略集锦》笔记本、《CS 1.3》沙漠二地图与鼠标、办公室电脑D盘“往年资料”CS文件夹、5元快餐店“答案箱”助学铁罐与手写字条（“一切都会好起来的，我们等你回来”）、2033数字公墓电子墓碑</w:t>
             </w:r>
           </w:p>
         </w:tc>
       </w:tr>
       <w:tr>
-        <w:trPr>
-          <w:cantSplit/>
-        </w:trPr>
+        <w:trPr/>
         <w:tc>
           <w:tcPr>
             <w:tcW w:type="dxa" w:w="2520"/>
@@ -763,7 +763,9 @@
               <w:spacing w:before="40" w:after="40" w:line="341" w:lineRule="auto"/>
               <w:jc w:val="center"/>
             </w:pPr>
-            <w:r/>
+            <w:r>
+              <w:t>全剧终局命运归宿</w:t>
+            </w:r>
             <w:r>
               <w:rPr>
                 <w:rFonts w:ascii="Times New Roman" w:hAnsi="Times New Roman" w:eastAsia="宋体"/>
@@ -771,7 +773,6 @@
                 <w:color w:val="191919"/>
                 <w:sz w:val="19"/>
               </w:rPr>
-              <w:t>全剧终局命运归宿</w:t>
             </w:r>
           </w:p>
         </w:tc>
@@ -791,7 +792,9 @@
               <w:spacing w:before="40" w:after="40" w:line="341" w:lineRule="auto"/>
               <w:jc w:val="left"/>
             </w:pPr>
-            <w:r/>
+            <w:r>
+              <w:t>在EP20收到赵左右、徐图图、王一漫拍探店视频攒下的“答案箱”铁罐助学款与手写字条（“一切都会好起来的，我们等你回来”）；于EP24大结局2009年秋清晨背着书包阳光重返长林八中，在2010年高考后与赵左右、徐图图、王一漫共赴毕业火锅宴（神级拆解数学最后一题双重陷阱），迈向健康光明的计算机科研人生</w:t>
+            </w:r>
             <w:r>
               <w:rPr>
                 <w:rFonts w:ascii="Times New Roman" w:hAnsi="Times New Roman" w:eastAsia="宋体"/>
@@ -799,7 +802,6 @@
                 <w:color w:val="191919"/>
                 <w:sz w:val="19"/>
               </w:rPr>
-              <w:t>在EP20收到赵左右、徐图图、王一漫拍探店视频攒下的“答案箱”铁罐助学款与手写字条（“一切都会好起来的，我们等你回来”）；于EP24大结局2009年秋清晨背着书包阳光重返长林八中，在2010年高考后与赵左右、徐图图、王一漫共赴毕业火锅宴（神级拆解数学最后一题双重陷阱），迈向健康光明的计算机科研人生</w:t>
             </w:r>
           </w:p>
         </w:tc>
@@ -1010,7 +1012,9 @@
               <w:spacing w:before="40" w:after="40" w:line="312" w:lineRule="auto"/>
               <w:jc w:val="center"/>
             </w:pPr>
-            <w:r/>
+            <w:r>
+              <w:t>所处时期与代表集数</w:t>
+            </w:r>
             <w:r>
               <w:rPr>
                 <w:rFonts w:ascii="Arial" w:hAnsi="Arial" w:eastAsia="黑体"/>
@@ -1018,7 +1022,6 @@
                 <w:color w:val="FFFFFF"/>
                 <w:sz w:val="19"/>
               </w:rPr>
-              <w:t>所处时期与代表集数</w:t>
             </w:r>
           </w:p>
         </w:tc>
@@ -1039,7 +1042,9 @@
               <w:spacing w:before="40" w:after="40" w:line="312" w:lineRule="auto"/>
               <w:jc w:val="center"/>
             </w:pPr>
-            <w:r/>
+            <w:r>
+              <w:t>全身从头到脚造型穿搭、面部骨相神态与随身道具完整设定</w:t>
+            </w:r>
             <w:r>
               <w:rPr>
                 <w:rFonts w:ascii="Arial" w:hAnsi="Arial" w:eastAsia="黑体"/>
@@ -1047,15 +1052,12 @@
                 <w:color w:val="FFFFFF"/>
                 <w:sz w:val="19"/>
               </w:rPr>
-              <w:t>全身从头到脚造型穿搭、面部骨相神态与随身道具完整设定</w:t>
             </w:r>
           </w:p>
         </w:tc>
       </w:tr>
       <w:tr>
-        <w:trPr>
-          <w:cantSplit/>
-        </w:trPr>
+        <w:trPr/>
         <w:tc>
           <w:tcPr>
             <w:tcW w:type="dxa" w:w="2520"/>
@@ -1072,7 +1074,11 @@
               <w:spacing w:before="40" w:after="40" w:line="341" w:lineRule="auto"/>
               <w:jc w:val="left"/>
             </w:pPr>
-            <w:r/>
+            <w:r>
+              <w:t>2033原初·数字公墓遗照态</w:t>
+              <w:br/>
+              <w:t>（EP01/EP03）</w:t>
+            </w:r>
             <w:r>
               <w:rPr>
                 <w:rFonts w:ascii="Times New Roman" w:hAnsi="Times New Roman" w:eastAsia="宋体"/>
@@ -1080,9 +1086,6 @@
                 <w:color w:val="191919"/>
                 <w:sz w:val="19"/>
               </w:rPr>
-              <w:t>2033原初·数字公墓遗照态</w:t>
-              <w:br/>
-              <w:t>（EP01/EP03）</w:t>
             </w:r>
           </w:p>
         </w:tc>
@@ -1102,7 +1105,11 @@
               <w:spacing w:before="40" w:after="40" w:line="341" w:lineRule="auto"/>
               <w:jc w:val="left"/>
             </w:pPr>
-            <w:r/>
+            <w:r>
+              <w:t>【面部与神态】青年斯文白净正脸黑白遗照（生卒年：1990—2033），眼神定格在温和沉静</w:t>
+              <w:br/>
+              <w:t>【全身与呈现载体】镶嵌于2033年长林数字公墓全息二维码电子墓碑之上，是刺痛荀未来改命的第一催泪锚点</w:t>
+            </w:r>
             <w:r>
               <w:rPr>
                 <w:rFonts w:ascii="Times New Roman" w:hAnsi="Times New Roman" w:eastAsia="宋体"/>
@@ -1110,17 +1117,12 @@
                 <w:color w:val="191919"/>
                 <w:sz w:val="19"/>
               </w:rPr>
-              <w:t>【面部与神态】青年斯文白净正脸黑白遗照（生卒年：1990—2033），眼神定格在温和沉静</w:t>
-              <w:br/>
-              <w:t>【全身与呈现载体】镶嵌于2033年长林数字公墓全息二维码电子墓碑之上，是刺痛荀未来改命的第一催泪锚点</w:t>
             </w:r>
           </w:p>
         </w:tc>
       </w:tr>
       <w:tr>
-        <w:trPr>
-          <w:cantSplit/>
-        </w:trPr>
+        <w:trPr/>
         <w:tc>
           <w:tcPr>
             <w:tcW w:type="dxa" w:w="2520"/>
@@ -1138,7 +1140,11 @@
               <w:spacing w:before="40" w:after="40" w:line="341" w:lineRule="auto"/>
               <w:jc w:val="left"/>
             </w:pPr>
-            <w:r/>
+            <w:r>
+              <w:t>2008冬–春·八中理科学霸态</w:t>
+              <w:br/>
+              <w:t>（EP01–EP11）</w:t>
+            </w:r>
             <w:r>
               <w:rPr>
                 <w:rFonts w:ascii="Times New Roman" w:hAnsi="Times New Roman" w:eastAsia="宋体"/>
@@ -1146,9 +1152,6 @@
                 <w:color w:val="191919"/>
                 <w:sz w:val="19"/>
               </w:rPr>
-              <w:t>2008冬–春·八中理科学霸态</w:t>
-              <w:br/>
-              <w:t>（EP01–EP11）</w:t>
             </w:r>
           </w:p>
         </w:tc>
@@ -1169,7 +1172,13 @@
               <w:spacing w:before="40" w:after="40" w:line="341" w:lineRule="auto"/>
               <w:jc w:val="left"/>
             </w:pPr>
-            <w:r/>
+            <w:r>
+              <w:t>【面部与神态】16岁白净窄长脸、顺直齐刘海、戴黑色方框眼镜，沉稳内敛，为友作证被打时倔强隐忍</w:t>
+              <w:br/>
+              <w:t>【全身从头到脚穿搭】深色防寒棉服/羽绒马甲 ＋ 八中深蓝白条纹运动校服套装 ＋ 浅灰高领毛衣 ＋ 标志性纯白色高帮帆布球鞋</w:t>
+              <w:br/>
+              <w:t>【随身道具】手写《答案略集锦》、《CS 1.3》安装盘、全校广播顶包检讨书</w:t>
+            </w:r>
             <w:r>
               <w:rPr>
                 <w:rFonts w:ascii="Times New Roman" w:hAnsi="Times New Roman" w:eastAsia="宋体"/>
@@ -1177,19 +1186,12 @@
                 <w:color w:val="191919"/>
                 <w:sz w:val="19"/>
               </w:rPr>
-              <w:t>【面部与神态】16岁白净窄长脸、顺直齐刘海、戴黑色方框眼镜，沉稳内敛，为友作证被打时倔强隐忍</w:t>
-              <w:br/>
-              <w:t>【全身从头到脚穿搭】深色防寒棉服/羽绒马甲 ＋ 八中深蓝白条纹运动校服套装 ＋ 浅灰高领毛衣 ＋ 标志性纯白色高帮帆布球鞋</w:t>
-              <w:br/>
-              <w:t>【随身道具】手写《答案略集锦》、《CS 1.3》安装盘、全校广播顶包检讨书</w:t>
             </w:r>
           </w:p>
         </w:tc>
       </w:tr>
       <w:tr>
-        <w:trPr>
-          <w:cantSplit/>
-        </w:trPr>
+        <w:trPr/>
         <w:tc>
           <w:tcPr>
             <w:tcW w:type="dxa" w:w="2520"/>
@@ -1206,7 +1208,11 @@
               <w:spacing w:before="40" w:after="40" w:line="341" w:lineRule="auto"/>
               <w:jc w:val="left"/>
             </w:pPr>
-            <w:r/>
+            <w:r>
+              <w:t>2008夏·退学蹬三轮车卖菜态</w:t>
+              <w:br/>
+              <w:t>（EP20）</w:t>
+            </w:r>
             <w:r>
               <w:rPr>
                 <w:rFonts w:ascii="Times New Roman" w:hAnsi="Times New Roman" w:eastAsia="宋体"/>
@@ -1214,9 +1220,6 @@
                 <w:color w:val="191919"/>
                 <w:sz w:val="19"/>
               </w:rPr>
-              <w:t>2008夏·退学蹬三轮车卖菜态</w:t>
-              <w:br/>
-              <w:t>（EP20）</w:t>
             </w:r>
           </w:p>
         </w:tc>
@@ -1236,7 +1239,13 @@
               <w:spacing w:before="40" w:after="40" w:line="341" w:lineRule="auto"/>
               <w:jc w:val="left"/>
             </w:pPr>
-            <w:r/>
+            <w:r>
+              <w:t>【面部与神态】头戴草帽、清瘦黝黑，蹬三轮车卖菜之余仍低头专注看数学书，收到答案箱铁罐与信时感动落泪</w:t>
+              <w:br/>
+              <w:t>【全身从头到脚穿搭】遮阳草帽 ＋ 黑色方框眼镜 ＋ 洗白朴素短袖T恤与旧长裤 ＋ 白帆布鞋</w:t>
+              <w:br/>
+              <w:t>【随身道具】数学书、装满蔬菜纸箱的三轮车、装满捐款与亲笔信的“答案箱”铁罐</w:t>
+            </w:r>
             <w:r>
               <w:rPr>
                 <w:rFonts w:ascii="Times New Roman" w:hAnsi="Times New Roman" w:eastAsia="宋体"/>
@@ -1244,19 +1253,12 @@
                 <w:color w:val="191919"/>
                 <w:sz w:val="19"/>
               </w:rPr>
-              <w:t>【面部与神态】头戴草帽、清瘦黝黑，蹬三轮车卖菜之余仍低头专注看数学书，收到答案箱铁罐与信时感动落泪</w:t>
-              <w:br/>
-              <w:t>【全身从头到脚穿搭】遮阳草帽 ＋ 黑色方框眼镜 ＋ 洗白朴素短袖T恤与旧长裤 ＋ 白帆布鞋</w:t>
-              <w:br/>
-              <w:t>【随身道具】数学书、装满蔬菜纸箱的三轮车、装满捐款与亲笔信的“答案箱”铁罐</w:t>
             </w:r>
           </w:p>
         </w:tc>
       </w:tr>
       <w:tr>
-        <w:trPr>
-          <w:cantSplit/>
-        </w:trPr>
+        <w:trPr/>
         <w:tc>
           <w:tcPr>
             <w:tcW w:type="dxa" w:w="2520"/>
@@ -1274,7 +1276,11 @@
               <w:spacing w:before="40" w:after="40" w:line="341" w:lineRule="auto"/>
               <w:jc w:val="left"/>
             </w:pPr>
-            <w:r/>
+            <w:r>
+              <w:t>2009秋–2010夏·阳光复学与毕业态</w:t>
+              <w:br/>
+              <w:t>（EP24大结局）</w:t>
+            </w:r>
             <w:r>
               <w:rPr>
                 <w:rFonts w:ascii="Times New Roman" w:hAnsi="Times New Roman" w:eastAsia="宋体"/>
@@ -1282,9 +1288,6 @@
                 <w:color w:val="191919"/>
                 <w:sz w:val="19"/>
               </w:rPr>
-              <w:t>2009秋–2010夏·阳光复学与毕业态</w:t>
-              <w:br/>
-              <w:t>（EP24大结局）</w:t>
             </w:r>
           </w:p>
         </w:tc>
@@ -1305,7 +1308,13 @@
               <w:spacing w:before="40" w:after="40" w:line="341" w:lineRule="auto"/>
               <w:jc w:val="left"/>
             </w:pPr>
-            <w:r/>
+            <w:r>
+              <w:t>【面部与神态】彻底走出跳楼阴霾，眼神清澈明亮、嘴角带温暖傲娇笑意</w:t>
+              <w:br/>
+              <w:t>【全身从头到脚穿搭】2009秋复学穿军绿色毛领夹克内搭蓝白校服背棕色书包；2010夏高考火锅店穿湖蓝色短袖T恤配深色长裤</w:t>
+              <w:br/>
+              <w:t>【随身道具】复学课本、“答案箱”助学铁罐、高考数学标准答案解析</w:t>
+            </w:r>
             <w:r>
               <w:rPr>
                 <w:rFonts w:ascii="Times New Roman" w:hAnsi="Times New Roman" w:eastAsia="宋体"/>
@@ -1313,11 +1322,6 @@
                 <w:color w:val="191919"/>
                 <w:sz w:val="19"/>
               </w:rPr>
-              <w:t>【面部与神态】彻底走出跳楼阴霾，眼神清澈明亮、嘴角带温暖傲娇笑意</w:t>
-              <w:br/>
-              <w:t>【全身从头到脚穿搭】2009秋复学穿军绿色毛领夹克内搭蓝白校服背棕色书包；2010夏高考火锅店穿湖蓝色短袖T恤配深色长裤</w:t>
-              <w:br/>
-              <w:t>【随身道具】复学课本、“答案箱”助学铁罐、高考数学标准答案解析</w:t>
             </w:r>
           </w:p>
         </w:tc>
@@ -1397,7 +1401,7 @@
           <w:color w:val="141414"/>
           <w:sz w:val="21"/>
         </w:rPr>
-        <w:t>在EP11《YOU WIN》中，为什么陈明在亲眼看到赵左右潜入办公室偷看文综试卷后，会做出“冲进广播站向全校自曝每晚在主任电脑D盘偷打CS游戏、以此作证赵左右露出第一题就把卷子放回去了”这样惊世骇俗的举动？这背后有着极其深刻的双重心理逻辑：第一层是“士为知己者死”的少年义气——当全世界都把陈明当成做题机器、当宿舍室友孤立嘲讽他时，只有赵左右苦练CS帮他在网吧赢回尊严，只有赵左右和罗爱文真心把他当兄弟，他绝不忍心看着刚刚在文科班找回自信的赵左右身败名裂；第二层则是他对专制父亲的“自毁式反抗”——他潜意识里渴望用“作弊退学”这颗炸弹，一次性炸毁父亲强加在他身上的“清北状元梦”，哪怕代价是坠入深渊。而三代赵左右在EP14塞进他家门缝的那张真相纸条，让他知道自己并非孤身一人，从而将他从原时间线早逝的宿命轨道上彻底拯救了出来。</w:t>
+        <w:t>在EP11《YOU WIN》中，为什么陈明在亲眼看到赵左右潜入办公室偷看文综试卷后，会做出“冲进广播站向全校自曝每晚在主任电脑D盘偷打CS游戏、以此作证赵左右露出第一题就把卷子放回去了”这样惊世骇俗的举动？这背后有着极其深刻的双重心理逻辑：第一层是“士为知己者死”的少年义气——当全世界都把陈明当成做题机器、当宿舍室友孤立嘲讽他时，只有赵左右苦练CS帮他在网吧赢回尊严，只有赵左右和罗爱文真心把他当兄弟，他绝不忍心看着刚刚在文科班找回自信的赵左右身败名裂；第二层则是他对专制父亲的“自毁式反抗”——他潜意识里渴望用“作弊退学”这颗炸弹，一次性炸毁父亲强加在他身上的“清北状元梦”，哪怕代价是坠入深渊。而赵左右、徐图图、王一漫在EP20留在5元快餐店“答案箱”铁罐里的助学款与那张亲笔字条，让他知道自己并非孤身一人，从而将他从原时间线早逝的宿命轨道上彻底拯救了出来。</w:t>
       </w:r>
     </w:p>
     <w:p>
@@ -1653,7 +1657,9 @@
               <w:spacing w:before="40" w:after="40" w:line="312" w:lineRule="auto"/>
               <w:jc w:val="center"/>
             </w:pPr>
-            <w:r/>
+            <w:r>
+              <w:t>关联角色与关系定位</w:t>
+            </w:r>
             <w:r>
               <w:rPr>
                 <w:rFonts w:ascii="Arial" w:hAnsi="Arial" w:eastAsia="黑体"/>
@@ -1661,7 +1667,6 @@
                 <w:color w:val="FFFFFF"/>
                 <w:sz w:val="19"/>
               </w:rPr>
-              <w:t>关联角色与关系定位</w:t>
             </w:r>
           </w:p>
         </w:tc>
@@ -1682,7 +1687,9 @@
               <w:spacing w:before="40" w:after="40" w:line="312" w:lineRule="auto"/>
               <w:jc w:val="center"/>
             </w:pPr>
-            <w:r/>
+            <w:r>
+              <w:t>情感纽带、戏剧冲突与跨时空因果张力解析</w:t>
+            </w:r>
             <w:r>
               <w:rPr>
                 <w:rFonts w:ascii="Arial" w:hAnsi="Arial" w:eastAsia="黑体"/>
@@ -1690,15 +1697,12 @@
                 <w:color w:val="FFFFFF"/>
                 <w:sz w:val="19"/>
               </w:rPr>
-              <w:t>情感纽带、戏剧冲突与跨时空因果张力解析</w:t>
             </w:r>
           </w:p>
         </w:tc>
       </w:tr>
       <w:tr>
-        <w:trPr>
-          <w:cantSplit/>
-        </w:trPr>
+        <w:trPr/>
         <w:tc>
           <w:tcPr>
             <w:tcW w:type="dxa" w:w="2664"/>
@@ -1715,7 +1719,9 @@
               <w:spacing w:before="40" w:after="40" w:line="341" w:lineRule="auto"/>
               <w:jc w:val="center"/>
             </w:pPr>
-            <w:r/>
+            <w:r>
+              <w:t>与 赵左右 ＆ 荀未来</w:t>
+            </w:r>
             <w:r>
               <w:rPr>
                 <w:rFonts w:ascii="Times New Roman" w:hAnsi="Times New Roman" w:eastAsia="宋体"/>
@@ -1723,7 +1729,6 @@
                 <w:color w:val="191919"/>
                 <w:sz w:val="19"/>
               </w:rPr>
-              <w:t>与 赵左右 ＆ 荀未来</w:t>
             </w:r>
           </w:p>
         </w:tc>
@@ -1743,7 +1748,9 @@
               <w:spacing w:before="40" w:after="40" w:line="341" w:lineRule="auto"/>
               <w:jc w:val="left"/>
             </w:pPr>
-            <w:r/>
+            <w:r>
+              <w:t>过命的生死挚友：陈明的早逝是荀未来在2033年心中最深的刺；而在2008年，陈明用广播自曝偷打CS作为在场铁证洗清了赵左右的冤屈，赵左右与伙伴们则用“答案箱”铁罐助学款与手写字条温暖救赎了陈明。</w:t>
+            </w:r>
             <w:r>
               <w:rPr>
                 <w:rFonts w:ascii="Times New Roman" w:hAnsi="Times New Roman" w:eastAsia="宋体"/>
@@ -1751,15 +1758,12 @@
                 <w:color w:val="191919"/>
                 <w:sz w:val="19"/>
               </w:rPr>
-              <w:t>过命的生死挚友：陈明的早逝是荀未来在2033年心中最深的刺；而在2008年，陈明用广播自曝偷打CS作为在场铁证洗清了赵左右的冤屈，赵左右与伙伴们则用“答案箱”铁罐助学款与手写字条温暖救赎了陈明。</w:t>
             </w:r>
           </w:p>
         </w:tc>
       </w:tr>
       <w:tr>
-        <w:trPr>
-          <w:cantSplit/>
-        </w:trPr>
+        <w:trPr/>
         <w:tc>
           <w:tcPr>
             <w:tcW w:type="dxa" w:w="2664"/>
@@ -1777,7 +1781,9 @@
               <w:spacing w:before="40" w:after="40" w:line="341" w:lineRule="auto"/>
               <w:jc w:val="center"/>
             </w:pPr>
-            <w:r/>
+            <w:r>
+              <w:t>与 罗爱文</w:t>
+            </w:r>
             <w:r>
               <w:rPr>
                 <w:rFonts w:ascii="Times New Roman" w:hAnsi="Times New Roman" w:eastAsia="宋体"/>
@@ -1785,7 +1791,6 @@
                 <w:color w:val="191919"/>
                 <w:sz w:val="19"/>
               </w:rPr>
-              <w:t>与 罗爱文</w:t>
             </w:r>
           </w:p>
         </w:tc>
@@ -1806,7 +1811,9 @@
               <w:spacing w:before="40" w:after="40" w:line="341" w:lineRule="auto"/>
               <w:jc w:val="left"/>
             </w:pPr>
-            <w:r/>
+            <w:r>
+              <w:t>“明哥与爱文”的黄金搭档：罗爱文倾佩陈明的智商与骨气，陈明欣赏罗爱文的真诚与动手能力，两人共同指向未来新能源汽车与自动驾驶的科研合作。</w:t>
+            </w:r>
             <w:r>
               <w:rPr>
                 <w:rFonts w:ascii="Times New Roman" w:hAnsi="Times New Roman" w:eastAsia="宋体"/>
@@ -1814,15 +1821,12 @@
                 <w:color w:val="191919"/>
                 <w:sz w:val="19"/>
               </w:rPr>
-              <w:t>“明哥与爱文”的黄金搭档：罗爱文倾佩陈明的智商与骨气，陈明欣赏罗爱文的真诚与动手能力，两人共同指向未来新能源汽车与自动驾驶的科研合作。</w:t>
             </w:r>
           </w:p>
         </w:tc>
       </w:tr>
       <w:tr>
-        <w:trPr>
-          <w:cantSplit/>
-        </w:trPr>
+        <w:trPr/>
         <w:tc>
           <w:tcPr>
             <w:tcW w:type="dxa" w:w="2664"/>
@@ -1839,7 +1843,9 @@
               <w:spacing w:before="40" w:after="40" w:line="341" w:lineRule="auto"/>
               <w:jc w:val="center"/>
             </w:pPr>
-            <w:r/>
+            <w:r>
+              <w:t>与 陈父 ＆ 母亲</w:t>
+            </w:r>
             <w:r>
               <w:rPr>
                 <w:rFonts w:ascii="Times New Roman" w:hAnsi="Times New Roman" w:eastAsia="宋体"/>
@@ -1847,7 +1853,6 @@
                 <w:color w:val="191919"/>
                 <w:sz w:val="19"/>
               </w:rPr>
-              <w:t>与 陈父 ＆ 母亲</w:t>
             </w:r>
           </w:p>
         </w:tc>
@@ -1867,7 +1872,9 @@
               <w:spacing w:before="40" w:after="40" w:line="341" w:lineRule="auto"/>
               <w:jc w:val="left"/>
             </w:pPr>
-            <w:r/>
+            <w:r>
+              <w:t>沉重的寒门亲情羁绊：经过退学风波与真相纸条的洗礼，陈父终于放下了棍棒专制，学会了理解儿子的苦衷。</w:t>
+            </w:r>
             <w:r>
               <w:rPr>
                 <w:rFonts w:ascii="Times New Roman" w:hAnsi="Times New Roman" w:eastAsia="宋体"/>
@@ -1875,7 +1882,6 @@
                 <w:color w:val="191919"/>
                 <w:sz w:val="19"/>
               </w:rPr>
-              <w:t>沉重的寒门亲情羁绊：经过退学风波与真相纸条的洗礼，陈父终于放下了棍棒专制，学会了理解儿子的苦衷。</w:t>
             </w:r>
           </w:p>
         </w:tc>

--- a/01_《三人行》全24集全流程标杆成品库/05_核心人物一人一档/人物08_陈明（长林八中理科学霸 ＆ 铁三角挚友）.docx
+++ b/01_《三人行》全24集全流程标杆成品库/05_核心人物一人一档/人物08_陈明（长林八中理科学霸 ＆ 铁三角挚友）.docx
@@ -1177,7 +1177,7 @@
               <w:br/>
               <w:t>【全身从头到脚穿搭】深色防寒棉服/羽绒马甲 ＋ 八中深蓝白条纹运动校服套装 ＋ 浅灰高领毛衣 ＋ 标志性纯白色高帮帆布球鞋</w:t>
               <w:br/>
-              <w:t>【随身道具】手写《答案略集锦》、《CS 1.3》安装盘、全校广播顶包检讨书</w:t>
+              <w:t>【随身道具】手写《答案略集锦》、《CS 1.3》安装盘、全校广播室自曝偷打CS秘密为友作证检讨书</w:t>
             </w:r>
             <w:r>
               <w:rPr>
